--- a/Guia de Utilização do Sistema de Gestão Financeira - V. 1.3.1.docx
+++ b/Guia de Utilização do Sistema de Gestão Financeira - V. 1.3.1.docx
@@ -4110,6 +4110,766 @@
     </w:sdt>
     <w:p>
       <w:pPr>
+        <w:pStyle w:val="Ttulo2"/>
+        <w:rPr>
+          <w:rFonts w:asciiTheme="minorHAnsi" w:hAnsiTheme="minorHAnsi" w:cstheme="minorHAnsi"/>
+        </w:rPr>
+      </w:pPr>
+      <w:r>
+        <w:rPr>
+          <w:rStyle w:val="Forte"/>
+          <w:rFonts w:asciiTheme="minorHAnsi" w:hAnsiTheme="minorHAnsi" w:cstheme="minorHAnsi"/>
+          <w:b/>
+          <w:bCs/>
+        </w:rPr>
+        <w:lastRenderedPageBreak/>
+        <w:t>Apresentação e Propósito do Sistema</w:t>
+      </w:r>
+    </w:p>
+    <w:p>
+      <w:pPr>
+        <w:pStyle w:val="whitespace-normal"/>
+        <w:numPr>
+          <w:ilvl w:val="0"/>
+          <w:numId w:val="20"/>
+        </w:numPr>
+        <w:rPr>
+          <w:rFonts w:asciiTheme="minorHAnsi" w:hAnsiTheme="minorHAnsi" w:cstheme="minorHAnsi"/>
+        </w:rPr>
+      </w:pPr>
+      <w:r>
+        <w:rPr>
+          <w:rStyle w:val="Forte"/>
+          <w:rFonts w:asciiTheme="minorHAnsi" w:hAnsiTheme="minorHAnsi" w:cstheme="minorHAnsi"/>
+        </w:rPr>
+        <w:t>O que é</w:t>
+      </w:r>
+      <w:r>
+        <w:rPr>
+          <w:rFonts w:asciiTheme="minorHAnsi" w:hAnsiTheme="minorHAnsi" w:cstheme="minorHAnsi"/>
+        </w:rPr>
+        <w:t>: Sistema de Gestão Financeira desenvolvido especificamente para a RVR Engenharia</w:t>
+      </w:r>
+    </w:p>
+    <w:p>
+      <w:pPr>
+        <w:pStyle w:val="whitespace-normal"/>
+        <w:numPr>
+          <w:ilvl w:val="0"/>
+          <w:numId w:val="20"/>
+        </w:numPr>
+        <w:rPr>
+          <w:rFonts w:asciiTheme="minorHAnsi" w:hAnsiTheme="minorHAnsi" w:cstheme="minorHAnsi"/>
+        </w:rPr>
+      </w:pPr>
+      <w:r>
+        <w:rPr>
+          <w:rStyle w:val="Forte"/>
+          <w:rFonts w:asciiTheme="minorHAnsi" w:hAnsiTheme="minorHAnsi" w:cstheme="minorHAnsi"/>
+        </w:rPr>
+        <w:t>Para que serve</w:t>
+      </w:r>
+      <w:r>
+        <w:rPr>
+          <w:rFonts w:asciiTheme="minorHAnsi" w:hAnsiTheme="minorHAnsi" w:cstheme="minorHAnsi"/>
+        </w:rPr>
+        <w:t>: Controle centralizado de gastos e despesas dos clientes de construção de casas de alto padrão</w:t>
+      </w:r>
+    </w:p>
+    <w:p>
+      <w:pPr>
+        <w:pStyle w:val="whitespace-normal"/>
+        <w:numPr>
+          <w:ilvl w:val="0"/>
+          <w:numId w:val="20"/>
+        </w:numPr>
+        <w:rPr>
+          <w:rFonts w:asciiTheme="minorHAnsi" w:hAnsiTheme="minorHAnsi" w:cstheme="minorHAnsi"/>
+        </w:rPr>
+      </w:pPr>
+      <w:r>
+        <w:rPr>
+          <w:rStyle w:val="Forte"/>
+          <w:rFonts w:asciiTheme="minorHAnsi" w:hAnsiTheme="minorHAnsi" w:cstheme="minorHAnsi"/>
+        </w:rPr>
+        <w:t>Objetivo principal</w:t>
+      </w:r>
+      <w:r>
+        <w:rPr>
+          <w:rFonts w:asciiTheme="minorHAnsi" w:hAnsiTheme="minorHAnsi" w:cstheme="minorHAnsi"/>
+        </w:rPr>
+        <w:t>: Gerar relatórios quinzenais precisos e facilitar a gestão financeira de múltiplos projetos</w:t>
+      </w:r>
+    </w:p>
+    <w:p>
+      <w:pPr>
+        <w:pStyle w:val="Ttulo2"/>
+        <w:rPr>
+          <w:rFonts w:asciiTheme="minorHAnsi" w:hAnsiTheme="minorHAnsi" w:cstheme="minorHAnsi"/>
+        </w:rPr>
+      </w:pPr>
+      <w:r>
+        <w:rPr>
+          <w:rStyle w:val="Forte"/>
+          <w:rFonts w:asciiTheme="minorHAnsi" w:hAnsiTheme="minorHAnsi" w:cstheme="minorHAnsi"/>
+          <w:b/>
+          <w:bCs/>
+        </w:rPr>
+        <w:t>Visão Geral das Funcionalidades</w:t>
+      </w:r>
+    </w:p>
+    <w:p>
+      <w:pPr>
+        <w:pStyle w:val="whitespace-normal"/>
+        <w:numPr>
+          <w:ilvl w:val="0"/>
+          <w:numId w:val="21"/>
+        </w:numPr>
+        <w:rPr>
+          <w:rFonts w:asciiTheme="minorHAnsi" w:hAnsiTheme="minorHAnsi" w:cstheme="minorHAnsi"/>
+        </w:rPr>
+      </w:pPr>
+      <w:r>
+        <w:rPr>
+          <w:rFonts w:asciiTheme="minorHAnsi" w:hAnsiTheme="minorHAnsi" w:cstheme="minorHAnsi"/>
+          <w:b/>
+          <w:bCs/>
+        </w:rPr>
+        <w:t>Entrada de Dados</w:t>
+      </w:r>
+      <w:r>
+        <w:rPr>
+          <w:rFonts w:asciiTheme="minorHAnsi" w:hAnsiTheme="minorHAnsi" w:cstheme="minorHAnsi"/>
+          <w:b/>
+          <w:bCs/>
+        </w:rPr>
+        <w:t>:</w:t>
+      </w:r>
+      <w:r>
+        <w:rPr>
+          <w:rFonts w:asciiTheme="minorHAnsi" w:hAnsiTheme="minorHAnsi" w:cstheme="minorHAnsi"/>
+        </w:rPr>
+        <w:t xml:space="preserve"> cadastros e lançamentos</w:t>
+      </w:r>
+      <w:r>
+        <w:rPr>
+          <w:rFonts w:asciiTheme="minorHAnsi" w:hAnsiTheme="minorHAnsi" w:cstheme="minorHAnsi"/>
+        </w:rPr>
+        <w:t xml:space="preserve"> de clientes, fornecedores, faturas, boletos, reembolsos, parcelamentos, </w:t>
+      </w:r>
+      <w:r>
+        <w:rPr>
+          <w:rFonts w:asciiTheme="minorHAnsi" w:hAnsiTheme="minorHAnsi" w:cstheme="minorHAnsi"/>
+        </w:rPr>
+        <w:t xml:space="preserve">importação de </w:t>
+      </w:r>
+      <w:r>
+        <w:rPr>
+          <w:rFonts w:asciiTheme="minorHAnsi" w:hAnsiTheme="minorHAnsi" w:cstheme="minorHAnsi"/>
+        </w:rPr>
+        <w:t>folha de pagamentos, diárias de colaboradores, etc.</w:t>
+      </w:r>
+    </w:p>
+    <w:p>
+      <w:pPr>
+        <w:pStyle w:val="whitespace-normal"/>
+        <w:numPr>
+          <w:ilvl w:val="0"/>
+          <w:numId w:val="21"/>
+        </w:numPr>
+        <w:rPr>
+          <w:rFonts w:asciiTheme="minorHAnsi" w:hAnsiTheme="minorHAnsi" w:cstheme="minorHAnsi"/>
+        </w:rPr>
+      </w:pPr>
+      <w:r>
+        <w:rPr>
+          <w:rFonts w:asciiTheme="minorHAnsi" w:hAnsiTheme="minorHAnsi" w:cstheme="minorHAnsi"/>
+          <w:b/>
+          <w:bCs/>
+        </w:rPr>
+        <w:t>Taxas de Administração</w:t>
+      </w:r>
+      <w:r>
+        <w:rPr>
+          <w:rFonts w:asciiTheme="minorHAnsi" w:hAnsiTheme="minorHAnsi" w:cstheme="minorHAnsi"/>
+        </w:rPr>
+        <w:t>:</w:t>
+      </w:r>
+      <w:r>
+        <w:rPr>
+          <w:rFonts w:asciiTheme="minorHAnsi" w:hAnsiTheme="minorHAnsi" w:cstheme="minorHAnsi"/>
+        </w:rPr>
+        <w:t xml:space="preserve"> </w:t>
+      </w:r>
+      <w:r>
+        <w:rPr>
+          <w:rFonts w:asciiTheme="minorHAnsi" w:hAnsiTheme="minorHAnsi" w:cstheme="minorHAnsi"/>
+        </w:rPr>
+        <w:t xml:space="preserve">cadastro de contrato de administração de obra, com descrição dos eventos/fases e </w:t>
+      </w:r>
+      <w:r>
+        <w:rPr>
+          <w:rFonts w:asciiTheme="minorHAnsi" w:hAnsiTheme="minorHAnsi" w:cstheme="minorHAnsi"/>
+        </w:rPr>
+        <w:t>controle de pagamentos</w:t>
+      </w:r>
+      <w:r>
+        <w:rPr>
+          <w:rFonts w:asciiTheme="minorHAnsi" w:hAnsiTheme="minorHAnsi" w:cstheme="minorHAnsi"/>
+        </w:rPr>
+        <w:t xml:space="preserve"> por percentual de gastos ou parcelas</w:t>
+      </w:r>
+    </w:p>
+    <w:p>
+      <w:pPr>
+        <w:pStyle w:val="whitespace-normal"/>
+        <w:numPr>
+          <w:ilvl w:val="0"/>
+          <w:numId w:val="21"/>
+        </w:numPr>
+        <w:rPr>
+          <w:rFonts w:asciiTheme="minorHAnsi" w:hAnsiTheme="minorHAnsi" w:cstheme="minorHAnsi"/>
+        </w:rPr>
+      </w:pPr>
+      <w:r>
+        <w:rPr>
+          <w:rFonts w:asciiTheme="minorHAnsi" w:hAnsiTheme="minorHAnsi" w:cstheme="minorHAnsi"/>
+          <w:b/>
+          <w:bCs/>
+        </w:rPr>
+        <w:t>Despesas Rateadas</w:t>
+      </w:r>
+      <w:r>
+        <w:rPr>
+          <w:rFonts w:asciiTheme="minorHAnsi" w:hAnsiTheme="minorHAnsi" w:cstheme="minorHAnsi"/>
+        </w:rPr>
+        <w:t>:</w:t>
+      </w:r>
+      <w:r>
+        <w:rPr>
+          <w:rFonts w:asciiTheme="minorHAnsi" w:hAnsiTheme="minorHAnsi" w:cstheme="minorHAnsi"/>
+        </w:rPr>
+        <w:t xml:space="preserve"> </w:t>
+      </w:r>
+      <w:r>
+        <w:rPr>
+          <w:rFonts w:asciiTheme="minorHAnsi" w:hAnsiTheme="minorHAnsi" w:cstheme="minorHAnsi"/>
+        </w:rPr>
+        <w:t xml:space="preserve">lançamentos de </w:t>
+      </w:r>
+      <w:r>
+        <w:rPr>
+          <w:rFonts w:asciiTheme="minorHAnsi" w:hAnsiTheme="minorHAnsi" w:cstheme="minorHAnsi"/>
+        </w:rPr>
+        <w:t>custos compartilhados</w:t>
+      </w:r>
+      <w:r>
+        <w:rPr>
+          <w:rFonts w:asciiTheme="minorHAnsi" w:hAnsiTheme="minorHAnsi" w:cstheme="minorHAnsi"/>
+        </w:rPr>
+        <w:t xml:space="preserve"> em uma única tela, agilizando a rotina</w:t>
+      </w:r>
+    </w:p>
+    <w:p>
+      <w:pPr>
+        <w:pStyle w:val="whitespace-normal"/>
+        <w:numPr>
+          <w:ilvl w:val="0"/>
+          <w:numId w:val="21"/>
+        </w:numPr>
+        <w:rPr>
+          <w:rFonts w:asciiTheme="minorHAnsi" w:hAnsiTheme="minorHAnsi" w:cstheme="minorHAnsi"/>
+        </w:rPr>
+      </w:pPr>
+      <w:r>
+        <w:rPr>
+          <w:rFonts w:asciiTheme="minorHAnsi" w:hAnsiTheme="minorHAnsi" w:cstheme="minorHAnsi"/>
+          <w:b/>
+          <w:bCs/>
+        </w:rPr>
+        <w:t>Geração de Relatórios</w:t>
+      </w:r>
+      <w:r>
+        <w:rPr>
+          <w:rFonts w:asciiTheme="minorHAnsi" w:hAnsiTheme="minorHAnsi" w:cstheme="minorHAnsi"/>
+        </w:rPr>
+        <w:t>:</w:t>
+      </w:r>
+      <w:r>
+        <w:rPr>
+          <w:rFonts w:asciiTheme="minorHAnsi" w:hAnsiTheme="minorHAnsi" w:cstheme="minorHAnsi"/>
+        </w:rPr>
+        <w:t xml:space="preserve"> análises quinzenais</w:t>
+      </w:r>
+      <w:r>
+        <w:rPr>
+          <w:rFonts w:asciiTheme="minorHAnsi" w:hAnsiTheme="minorHAnsi" w:cstheme="minorHAnsi"/>
+        </w:rPr>
+        <w:t>, maiores fornecedores, por tipo de despesa, por categoria, acompanhamento de medições de empreiteiros</w:t>
+      </w:r>
+    </w:p>
+    <w:p>
+      <w:pPr>
+        <w:pStyle w:val="whitespace-normal"/>
+        <w:numPr>
+          <w:ilvl w:val="0"/>
+          <w:numId w:val="21"/>
+        </w:numPr>
+        <w:rPr>
+          <w:rFonts w:asciiTheme="minorHAnsi" w:hAnsiTheme="minorHAnsi" w:cstheme="minorHAnsi"/>
+        </w:rPr>
+      </w:pPr>
+      <w:r>
+        <w:rPr>
+          <w:rFonts w:asciiTheme="minorHAnsi" w:hAnsiTheme="minorHAnsi" w:cstheme="minorHAnsi"/>
+          <w:b/>
+          <w:bCs/>
+        </w:rPr>
+        <w:t>Gestão de Medições</w:t>
+      </w:r>
+      <w:r>
+        <w:rPr>
+          <w:rFonts w:asciiTheme="minorHAnsi" w:hAnsiTheme="minorHAnsi" w:cstheme="minorHAnsi"/>
+        </w:rPr>
+        <w:t>:</w:t>
+      </w:r>
+      <w:r>
+        <w:rPr>
+          <w:rFonts w:asciiTheme="minorHAnsi" w:hAnsiTheme="minorHAnsi" w:cstheme="minorHAnsi"/>
+        </w:rPr>
+        <w:t xml:space="preserve"> c</w:t>
+      </w:r>
+      <w:r>
+        <w:rPr>
+          <w:rFonts w:asciiTheme="minorHAnsi" w:hAnsiTheme="minorHAnsi" w:cstheme="minorHAnsi"/>
+        </w:rPr>
+        <w:t>adastro de c</w:t>
+      </w:r>
+      <w:r>
+        <w:rPr>
+          <w:rFonts w:asciiTheme="minorHAnsi" w:hAnsiTheme="minorHAnsi" w:cstheme="minorHAnsi"/>
+        </w:rPr>
+        <w:t>ontratos</w:t>
+      </w:r>
+      <w:r>
+        <w:rPr>
+          <w:rFonts w:asciiTheme="minorHAnsi" w:hAnsiTheme="minorHAnsi" w:cstheme="minorHAnsi"/>
+        </w:rPr>
+        <w:t>, a</w:t>
+      </w:r>
+      <w:r>
+        <w:rPr>
+          <w:rFonts w:asciiTheme="minorHAnsi" w:hAnsiTheme="minorHAnsi" w:cstheme="minorHAnsi"/>
+        </w:rPr>
+        <w:t>com</w:t>
+      </w:r>
+      <w:r>
+        <w:rPr>
+          <w:rFonts w:asciiTheme="minorHAnsi" w:hAnsiTheme="minorHAnsi" w:cstheme="minorHAnsi"/>
+        </w:rPr>
+        <w:t>panhamento e lançamentos de medições de</w:t>
+      </w:r>
+      <w:r>
+        <w:rPr>
+          <w:rFonts w:asciiTheme="minorHAnsi" w:hAnsiTheme="minorHAnsi" w:cstheme="minorHAnsi"/>
+        </w:rPr>
+        <w:t xml:space="preserve"> empreiteiros</w:t>
+      </w:r>
+    </w:p>
+    <w:p>
+      <w:pPr>
+        <w:pStyle w:val="whitespace-normal"/>
+        <w:numPr>
+          <w:ilvl w:val="0"/>
+          <w:numId w:val="21"/>
+        </w:numPr>
+        <w:rPr>
+          <w:rFonts w:asciiTheme="minorHAnsi" w:hAnsiTheme="minorHAnsi" w:cstheme="minorHAnsi"/>
+        </w:rPr>
+      </w:pPr>
+      <w:r>
+        <w:rPr>
+          <w:rFonts w:asciiTheme="minorHAnsi" w:hAnsiTheme="minorHAnsi" w:cstheme="minorHAnsi"/>
+          <w:b/>
+          <w:bCs/>
+        </w:rPr>
+        <w:t>Configurações do Sistema</w:t>
+      </w:r>
+      <w:r>
+        <w:rPr>
+          <w:rFonts w:asciiTheme="minorHAnsi" w:hAnsiTheme="minorHAnsi" w:cstheme="minorHAnsi"/>
+        </w:rPr>
+        <w:t>:</w:t>
+      </w:r>
+      <w:r>
+        <w:rPr>
+          <w:rFonts w:asciiTheme="minorHAnsi" w:hAnsiTheme="minorHAnsi" w:cstheme="minorHAnsi"/>
+        </w:rPr>
+        <w:t xml:space="preserve"> parâmetros básicos</w:t>
+      </w:r>
+      <w:r>
+        <w:rPr>
+          <w:rFonts w:asciiTheme="minorHAnsi" w:hAnsiTheme="minorHAnsi" w:cstheme="minorHAnsi"/>
+        </w:rPr>
+        <w:t xml:space="preserve"> (valor de CAFÉ, bancos, categorias</w:t>
+      </w:r>
+      <w:r>
+        <w:rPr>
+          <w:rFonts w:asciiTheme="minorHAnsi" w:hAnsiTheme="minorHAnsi" w:cstheme="minorHAnsi"/>
+        </w:rPr>
+        <w:t>)</w:t>
+      </w:r>
+    </w:p>
+    <w:p>
+      <w:pPr>
+        <w:pStyle w:val="Ttulo2"/>
+        <w:rPr>
+          <w:rFonts w:asciiTheme="minorHAnsi" w:hAnsiTheme="minorHAnsi" w:cstheme="minorHAnsi"/>
+        </w:rPr>
+      </w:pPr>
+      <w:r>
+        <w:rPr>
+          <w:rStyle w:val="Forte"/>
+          <w:rFonts w:asciiTheme="minorHAnsi" w:hAnsiTheme="minorHAnsi" w:cstheme="minorHAnsi"/>
+          <w:b/>
+          <w:bCs/>
+        </w:rPr>
+        <w:t>Benefícios e Vantagens</w:t>
+      </w:r>
+    </w:p>
+    <w:p>
+      <w:pPr>
+        <w:pStyle w:val="whitespace-normal"/>
+        <w:numPr>
+          <w:ilvl w:val="0"/>
+          <w:numId w:val="22"/>
+        </w:numPr>
+        <w:rPr>
+          <w:rFonts w:asciiTheme="minorHAnsi" w:hAnsiTheme="minorHAnsi" w:cstheme="minorHAnsi"/>
+        </w:rPr>
+      </w:pPr>
+      <w:r>
+        <w:rPr>
+          <w:rStyle w:val="Forte"/>
+          <w:rFonts w:asciiTheme="minorHAnsi" w:hAnsiTheme="minorHAnsi" w:cstheme="minorHAnsi"/>
+        </w:rPr>
+        <w:t>Automatização</w:t>
+      </w:r>
+      <w:r>
+        <w:rPr>
+          <w:rFonts w:asciiTheme="minorHAnsi" w:hAnsiTheme="minorHAnsi" w:cstheme="minorHAnsi"/>
+        </w:rPr>
+        <w:t>: Redução de erros manuais e agilidade nos processos</w:t>
+      </w:r>
+    </w:p>
+    <w:p>
+      <w:pPr>
+        <w:pStyle w:val="whitespace-normal"/>
+        <w:numPr>
+          <w:ilvl w:val="0"/>
+          <w:numId w:val="22"/>
+        </w:numPr>
+        <w:rPr>
+          <w:rFonts w:asciiTheme="minorHAnsi" w:hAnsiTheme="minorHAnsi" w:cstheme="minorHAnsi"/>
+        </w:rPr>
+      </w:pPr>
+      <w:r>
+        <w:rPr>
+          <w:rStyle w:val="Forte"/>
+          <w:rFonts w:asciiTheme="minorHAnsi" w:hAnsiTheme="minorHAnsi" w:cstheme="minorHAnsi"/>
+        </w:rPr>
+        <w:t>Controle</w:t>
+      </w:r>
+      <w:r>
+        <w:rPr>
+          <w:rFonts w:asciiTheme="minorHAnsi" w:hAnsiTheme="minorHAnsi" w:cstheme="minorHAnsi"/>
+        </w:rPr>
+        <w:t>: Visibilidade completa dos gastos por cliente e projeto</w:t>
+      </w:r>
+    </w:p>
+    <w:p>
+      <w:pPr>
+        <w:pStyle w:val="whitespace-normal"/>
+        <w:numPr>
+          <w:ilvl w:val="0"/>
+          <w:numId w:val="22"/>
+        </w:numPr>
+        <w:rPr>
+          <w:rFonts w:asciiTheme="minorHAnsi" w:hAnsiTheme="minorHAnsi" w:cstheme="minorHAnsi"/>
+        </w:rPr>
+      </w:pPr>
+      <w:r>
+        <w:rPr>
+          <w:rStyle w:val="Forte"/>
+          <w:rFonts w:asciiTheme="minorHAnsi" w:hAnsiTheme="minorHAnsi" w:cstheme="minorHAnsi"/>
+        </w:rPr>
+        <w:t>Relatórios</w:t>
+      </w:r>
+      <w:r>
+        <w:rPr>
+          <w:rFonts w:asciiTheme="minorHAnsi" w:hAnsiTheme="minorHAnsi" w:cstheme="minorHAnsi"/>
+        </w:rPr>
+        <w:t>: Informações precisas para tomada de decisão</w:t>
+      </w:r>
+    </w:p>
+    <w:p>
+      <w:pPr>
+        <w:pStyle w:val="whitespace-normal"/>
+        <w:numPr>
+          <w:ilvl w:val="0"/>
+          <w:numId w:val="22"/>
+        </w:numPr>
+        <w:rPr>
+          <w:rFonts w:asciiTheme="minorHAnsi" w:hAnsiTheme="minorHAnsi" w:cstheme="minorHAnsi"/>
+        </w:rPr>
+      </w:pPr>
+      <w:r>
+        <w:rPr>
+          <w:rStyle w:val="Forte"/>
+          <w:rFonts w:asciiTheme="minorHAnsi" w:hAnsiTheme="minorHAnsi" w:cstheme="minorHAnsi"/>
+        </w:rPr>
+        <w:t>Backup automático</w:t>
+      </w:r>
+      <w:r>
+        <w:rPr>
+          <w:rFonts w:asciiTheme="minorHAnsi" w:hAnsiTheme="minorHAnsi" w:cstheme="minorHAnsi"/>
+        </w:rPr>
+        <w:t>: Proteção contra perda de dados</w:t>
+      </w:r>
+    </w:p>
+    <w:p>
+      <w:pPr>
+        <w:pStyle w:val="whitespace-normal"/>
+        <w:numPr>
+          <w:ilvl w:val="0"/>
+          <w:numId w:val="22"/>
+        </w:numPr>
+        <w:rPr>
+          <w:rFonts w:asciiTheme="minorHAnsi" w:hAnsiTheme="minorHAnsi" w:cstheme="minorHAnsi"/>
+        </w:rPr>
+      </w:pPr>
+      <w:r>
+        <w:rPr>
+          <w:rStyle w:val="Forte"/>
+          <w:rFonts w:asciiTheme="minorHAnsi" w:hAnsiTheme="minorHAnsi" w:cstheme="minorHAnsi"/>
+        </w:rPr>
+        <w:t>Integração</w:t>
+      </w:r>
+      <w:r>
+        <w:rPr>
+          <w:rFonts w:asciiTheme="minorHAnsi" w:hAnsiTheme="minorHAnsi" w:cstheme="minorHAnsi"/>
+        </w:rPr>
+        <w:t>: Importação de dados do sistema DOMÍNIO (RH)</w:t>
+      </w:r>
+    </w:p>
+    <w:p>
+      <w:pPr>
+        <w:pStyle w:val="Ttulo2"/>
+        <w:rPr>
+          <w:rFonts w:asciiTheme="minorHAnsi" w:hAnsiTheme="minorHAnsi" w:cstheme="minorHAnsi"/>
+        </w:rPr>
+      </w:pPr>
+      <w:r>
+        <w:rPr>
+          <w:rStyle w:val="Forte"/>
+          <w:rFonts w:asciiTheme="minorHAnsi" w:hAnsiTheme="minorHAnsi" w:cstheme="minorHAnsi"/>
+          <w:b/>
+          <w:bCs/>
+        </w:rPr>
+        <w:t xml:space="preserve">Funcionalidades </w:t>
+      </w:r>
+      <w:r>
+        <w:rPr>
+          <w:rStyle w:val="Forte"/>
+          <w:rFonts w:asciiTheme="minorHAnsi" w:hAnsiTheme="minorHAnsi" w:cstheme="minorHAnsi"/>
+          <w:b/>
+          <w:bCs/>
+        </w:rPr>
+        <w:t>possíveis de</w:t>
+      </w:r>
+      <w:r>
+        <w:rPr>
+          <w:rStyle w:val="Forte"/>
+          <w:rFonts w:asciiTheme="minorHAnsi" w:hAnsiTheme="minorHAnsi" w:cstheme="minorHAnsi"/>
+          <w:b/>
+          <w:bCs/>
+        </w:rPr>
+        <w:t xml:space="preserve"> serem desenvolvidas</w:t>
+      </w:r>
+    </w:p>
+    <w:p>
+      <w:pPr>
+        <w:pStyle w:val="whitespace-normal"/>
+        <w:numPr>
+          <w:ilvl w:val="0"/>
+          <w:numId w:val="22"/>
+        </w:numPr>
+        <w:rPr>
+          <w:rFonts w:asciiTheme="minorHAnsi" w:hAnsiTheme="minorHAnsi" w:cstheme="minorHAnsi"/>
+        </w:rPr>
+      </w:pPr>
+      <w:r>
+        <w:rPr>
+          <w:rStyle w:val="Forte"/>
+          <w:rFonts w:asciiTheme="minorHAnsi" w:hAnsiTheme="minorHAnsi" w:cstheme="minorHAnsi"/>
+        </w:rPr>
+        <w:t>VT e CAFÉ</w:t>
+      </w:r>
+      <w:r>
+        <w:rPr>
+          <w:rFonts w:asciiTheme="minorHAnsi" w:hAnsiTheme="minorHAnsi" w:cstheme="minorHAnsi"/>
+        </w:rPr>
+        <w:t xml:space="preserve">: </w:t>
+      </w:r>
+      <w:r>
+        <w:rPr>
+          <w:rFonts w:asciiTheme="minorHAnsi" w:hAnsiTheme="minorHAnsi" w:cstheme="minorHAnsi"/>
+        </w:rPr>
+        <w:t>aguardando planilha modelo para criar a importação dos dados</w:t>
+      </w:r>
+    </w:p>
+    <w:p>
+      <w:pPr>
+        <w:pStyle w:val="whitespace-normal"/>
+        <w:numPr>
+          <w:ilvl w:val="0"/>
+          <w:numId w:val="22"/>
+        </w:numPr>
+        <w:rPr>
+          <w:rFonts w:asciiTheme="minorHAnsi" w:hAnsiTheme="minorHAnsi" w:cstheme="minorHAnsi"/>
+        </w:rPr>
+      </w:pPr>
+      <w:r>
+        <w:rPr>
+          <w:rStyle w:val="Forte"/>
+          <w:rFonts w:asciiTheme="minorHAnsi" w:hAnsiTheme="minorHAnsi" w:cstheme="minorHAnsi"/>
+        </w:rPr>
+        <w:t>Integração</w:t>
+      </w:r>
+      <w:r>
+        <w:rPr>
+          <w:rFonts w:asciiTheme="minorHAnsi" w:hAnsiTheme="minorHAnsi" w:cstheme="minorHAnsi"/>
+        </w:rPr>
+        <w:t xml:space="preserve">: </w:t>
+      </w:r>
+      <w:r>
+        <w:rPr>
+          <w:rFonts w:asciiTheme="minorHAnsi" w:hAnsiTheme="minorHAnsi" w:cstheme="minorHAnsi"/>
+        </w:rPr>
+        <w:t xml:space="preserve">criar módulo para importação de </w:t>
+      </w:r>
+      <w:proofErr w:type="spellStart"/>
+      <w:r>
+        <w:rPr>
+          <w:rFonts w:asciiTheme="minorHAnsi" w:hAnsiTheme="minorHAnsi" w:cstheme="minorHAnsi"/>
+          <w:b/>
+          <w:bCs/>
+        </w:rPr>
+        <w:t>NFe</w:t>
+      </w:r>
+      <w:proofErr w:type="spellEnd"/>
+      <w:r>
+        <w:rPr>
+          <w:rFonts w:asciiTheme="minorHAnsi" w:hAnsiTheme="minorHAnsi" w:cstheme="minorHAnsi"/>
+        </w:rPr>
+        <w:t>, melhorando a eficiência da atividade</w:t>
+      </w:r>
+    </w:p>
+    <w:p>
+      <w:pPr>
+        <w:pStyle w:val="whitespace-normal"/>
+        <w:numPr>
+          <w:ilvl w:val="0"/>
+          <w:numId w:val="22"/>
+        </w:numPr>
+        <w:rPr>
+          <w:rFonts w:asciiTheme="minorHAnsi" w:hAnsiTheme="minorHAnsi" w:cstheme="minorHAnsi"/>
+        </w:rPr>
+      </w:pPr>
+      <w:r>
+        <w:rPr>
+          <w:rStyle w:val="Forte"/>
+          <w:rFonts w:asciiTheme="minorHAnsi" w:hAnsiTheme="minorHAnsi" w:cstheme="minorHAnsi"/>
+        </w:rPr>
+        <w:t>Relatórios</w:t>
+      </w:r>
+      <w:r>
+        <w:rPr>
+          <w:rFonts w:asciiTheme="minorHAnsi" w:hAnsiTheme="minorHAnsi" w:cstheme="minorHAnsi"/>
+        </w:rPr>
+        <w:t xml:space="preserve">: </w:t>
+      </w:r>
+      <w:r>
+        <w:rPr>
+          <w:rFonts w:asciiTheme="minorHAnsi" w:hAnsiTheme="minorHAnsi" w:cstheme="minorHAnsi"/>
+        </w:rPr>
+        <w:t>desenvolver relatório de controle de administração de obras, permitindo o acompanhamento através dos eventos/fases da construção</w:t>
+      </w:r>
+    </w:p>
+    <w:p>
+      <w:pPr>
+        <w:pStyle w:val="whitespace-normal"/>
+        <w:numPr>
+          <w:ilvl w:val="0"/>
+          <w:numId w:val="22"/>
+        </w:numPr>
+        <w:rPr>
+          <w:rFonts w:asciiTheme="minorHAnsi" w:hAnsiTheme="minorHAnsi" w:cstheme="minorHAnsi"/>
+        </w:rPr>
+      </w:pPr>
+      <w:r>
+        <w:rPr>
+          <w:rStyle w:val="Forte"/>
+          <w:rFonts w:asciiTheme="minorHAnsi" w:hAnsiTheme="minorHAnsi" w:cstheme="minorHAnsi"/>
+        </w:rPr>
+        <w:t>Correção monetária</w:t>
+      </w:r>
+      <w:r>
+        <w:rPr>
+          <w:rFonts w:asciiTheme="minorHAnsi" w:hAnsiTheme="minorHAnsi" w:cstheme="minorHAnsi"/>
+        </w:rPr>
+        <w:t xml:space="preserve">: </w:t>
+      </w:r>
+      <w:r>
+        <w:rPr>
+          <w:rFonts w:asciiTheme="minorHAnsi" w:hAnsiTheme="minorHAnsi" w:cstheme="minorHAnsi"/>
+        </w:rPr>
+        <w:t xml:space="preserve">introdução de dados oficiais para </w:t>
+      </w:r>
+      <w:r>
+        <w:rPr>
+          <w:rFonts w:asciiTheme="minorHAnsi" w:hAnsiTheme="minorHAnsi" w:cstheme="minorHAnsi"/>
+        </w:rPr>
+        <w:t>correção de contratos</w:t>
+      </w:r>
+    </w:p>
+    <w:p>
+      <w:pPr>
+        <w:rPr>
+          <w:rFonts w:eastAsia="Times New Roman" w:cstheme="minorHAnsi"/>
+          <w:b/>
+          <w:bCs/>
+          <w:kern w:val="36"/>
+          <w:sz w:val="48"/>
+          <w:szCs w:val="48"/>
+          <w:lang w:eastAsia="pt-BR"/>
+        </w:rPr>
+      </w:pPr>
+      <w:r>
+        <w:rPr>
+          <w:rFonts w:eastAsia="Times New Roman" w:cstheme="minorHAnsi"/>
+          <w:b/>
+          <w:bCs/>
+          <w:kern w:val="36"/>
+          <w:sz w:val="48"/>
+          <w:szCs w:val="48"/>
+          <w:lang w:eastAsia="pt-BR"/>
+        </w:rPr>
+        <w:br w:type="page"/>
+      </w:r>
+    </w:p>
+    <w:p>
+      <w:pPr>
         <w:spacing w:before="100" w:beforeAutospacing="1" w:after="100" w:afterAutospacing="1" w:line="240" w:lineRule="auto"/>
         <w:outlineLvl w:val="0"/>
         <w:rPr>
@@ -11914,27 +12674,7 @@
           <w:szCs w:val="24"/>
           <w:lang w:eastAsia="pt-BR"/>
         </w:rPr>
-        <w:t xml:space="preserve">Cria, </w:t>
-      </w:r>
-      <w:proofErr w:type="gramStart"/>
-      <w:r>
-        <w:rPr>
-          <w:rFonts w:eastAsia="Times New Roman" w:cstheme="minorHAnsi"/>
-          <w:sz w:val="24"/>
-          <w:szCs w:val="24"/>
-          <w:lang w:eastAsia="pt-BR"/>
-        </w:rPr>
-        <w:t>Edita ou Exclui</w:t>
-      </w:r>
-      <w:proofErr w:type="gramEnd"/>
-      <w:r>
-        <w:rPr>
-          <w:rFonts w:eastAsia="Times New Roman" w:cstheme="minorHAnsi"/>
-          <w:sz w:val="24"/>
-          <w:szCs w:val="24"/>
-          <w:lang w:eastAsia="pt-BR"/>
-        </w:rPr>
-        <w:t xml:space="preserve"> contrato de gestão de obra</w:t>
+        <w:t>Cria, Edita ou Exclui contrato de gestão de obra</w:t>
       </w:r>
     </w:p>
     <w:p>
@@ -12967,27 +13707,7 @@
           <w:lang w:eastAsia="pt-BR"/>
         </w:rPr>
         <w:lastRenderedPageBreak/>
-        <w:t xml:space="preserve">lançamento é excluído, mas muda o STATUS de ATIVO para EXCLUÍDO, e. ser </w:t>
-      </w:r>
-      <w:proofErr w:type="gramStart"/>
-      <w:r>
-        <w:rPr>
-          <w:rFonts w:eastAsia="Times New Roman" w:cstheme="minorHAnsi"/>
-          <w:sz w:val="24"/>
-          <w:szCs w:val="24"/>
-          <w:lang w:eastAsia="pt-BR"/>
-        </w:rPr>
-        <w:t>for Restaurado</w:t>
-      </w:r>
-      <w:proofErr w:type="gramEnd"/>
-      <w:r>
-        <w:rPr>
-          <w:rFonts w:eastAsia="Times New Roman" w:cstheme="minorHAnsi"/>
-          <w:sz w:val="24"/>
-          <w:szCs w:val="24"/>
-          <w:lang w:eastAsia="pt-BR"/>
-        </w:rPr>
-        <w:t>, muda de EXCLUÍDO para ATIVO, mantendo histórico dessas alterações.</w:t>
+        <w:t>lançamento é excluído, mas muda o STATUS de ATIVO para EXCLUÍDO, e. ser for Restaurado, muda de EXCLUÍDO para ATIVO, mantendo histórico dessas alterações.</w:t>
       </w:r>
     </w:p>
     <w:p>
@@ -15461,27 +16181,7 @@
           <w:szCs w:val="24"/>
           <w:lang w:eastAsia="pt-BR"/>
         </w:rPr>
-        <w:t xml:space="preserve">-preenchido com </w:t>
-      </w:r>
-      <w:proofErr w:type="gramStart"/>
-      <w:r>
-        <w:rPr>
-          <w:rFonts w:eastAsia="Times New Roman" w:cstheme="minorHAnsi"/>
-          <w:sz w:val="24"/>
-          <w:szCs w:val="24"/>
-          <w:lang w:eastAsia="pt-BR"/>
-        </w:rPr>
-        <w:t>as data</w:t>
-      </w:r>
-      <w:proofErr w:type="gramEnd"/>
-      <w:r>
-        <w:rPr>
-          <w:rFonts w:eastAsia="Times New Roman" w:cstheme="minorHAnsi"/>
-          <w:sz w:val="24"/>
-          <w:szCs w:val="24"/>
-          <w:lang w:eastAsia="pt-BR"/>
-        </w:rPr>
-        <w:t xml:space="preserve"> dos relatórios – 5 ou 20)</w:t>
+        <w:t>-preenchido com as data dos relatórios – 5 ou 20)</w:t>
       </w:r>
     </w:p>
     <w:p>
@@ -16130,27 +16830,7 @@
           <w:szCs w:val="24"/>
           <w:lang w:eastAsia="pt-BR"/>
         </w:rPr>
-        <w:t xml:space="preserve">Selecione ou </w:t>
-      </w:r>
-      <w:proofErr w:type="gramStart"/>
-      <w:r>
-        <w:rPr>
-          <w:rFonts w:eastAsia="Times New Roman" w:cstheme="minorHAnsi"/>
-          <w:sz w:val="24"/>
-          <w:szCs w:val="24"/>
-          <w:lang w:eastAsia="pt-BR"/>
-        </w:rPr>
-        <w:t>não Incluir</w:t>
-      </w:r>
-      <w:proofErr w:type="gramEnd"/>
-      <w:r>
-        <w:rPr>
-          <w:rFonts w:eastAsia="Times New Roman" w:cstheme="minorHAnsi"/>
-          <w:sz w:val="24"/>
-          <w:szCs w:val="24"/>
-          <w:lang w:eastAsia="pt-BR"/>
-        </w:rPr>
-        <w:t xml:space="preserve"> lançamentos futuros</w:t>
+        <w:t>Selecione ou não Incluir lançamentos futuros</w:t>
       </w:r>
     </w:p>
     <w:p>
@@ -19675,235 +20355,9 @@
     </w:lvl>
   </w:abstractNum>
   <w:abstractNum w:abstractNumId="1" w15:restartNumberingAfterBreak="0">
-    <w:nsid w:val="0D43797A"/>
+    <w:nsid w:val="05967C52"/>
     <w:multiLevelType w:val="multilevel"/>
-    <w:tmpl w:val="04CA2C86"/>
-    <w:lvl w:ilvl="0">
-      <w:start w:val="1"/>
-      <w:numFmt w:val="decimal"/>
-      <w:lvlText w:val="%1."/>
-      <w:lvlJc w:val="left"/>
-      <w:pPr>
-        <w:tabs>
-          <w:tab w:val="num" w:pos="720"/>
-        </w:tabs>
-        <w:ind w:left="720" w:hanging="360"/>
-      </w:pPr>
-    </w:lvl>
-    <w:lvl w:ilvl="1" w:tentative="1">
-      <w:start w:val="1"/>
-      <w:numFmt w:val="decimal"/>
-      <w:lvlText w:val="%2."/>
-      <w:lvlJc w:val="left"/>
-      <w:pPr>
-        <w:tabs>
-          <w:tab w:val="num" w:pos="1440"/>
-        </w:tabs>
-        <w:ind w:left="1440" w:hanging="360"/>
-      </w:pPr>
-    </w:lvl>
-    <w:lvl w:ilvl="2" w:tentative="1">
-      <w:start w:val="1"/>
-      <w:numFmt w:val="decimal"/>
-      <w:lvlText w:val="%3."/>
-      <w:lvlJc w:val="left"/>
-      <w:pPr>
-        <w:tabs>
-          <w:tab w:val="num" w:pos="2160"/>
-        </w:tabs>
-        <w:ind w:left="2160" w:hanging="360"/>
-      </w:pPr>
-    </w:lvl>
-    <w:lvl w:ilvl="3" w:tentative="1">
-      <w:start w:val="1"/>
-      <w:numFmt w:val="decimal"/>
-      <w:lvlText w:val="%4."/>
-      <w:lvlJc w:val="left"/>
-      <w:pPr>
-        <w:tabs>
-          <w:tab w:val="num" w:pos="2880"/>
-        </w:tabs>
-        <w:ind w:left="2880" w:hanging="360"/>
-      </w:pPr>
-    </w:lvl>
-    <w:lvl w:ilvl="4" w:tentative="1">
-      <w:start w:val="1"/>
-      <w:numFmt w:val="decimal"/>
-      <w:lvlText w:val="%5."/>
-      <w:lvlJc w:val="left"/>
-      <w:pPr>
-        <w:tabs>
-          <w:tab w:val="num" w:pos="3600"/>
-        </w:tabs>
-        <w:ind w:left="3600" w:hanging="360"/>
-      </w:pPr>
-    </w:lvl>
-    <w:lvl w:ilvl="5" w:tentative="1">
-      <w:start w:val="1"/>
-      <w:numFmt w:val="decimal"/>
-      <w:lvlText w:val="%6."/>
-      <w:lvlJc w:val="left"/>
-      <w:pPr>
-        <w:tabs>
-          <w:tab w:val="num" w:pos="4320"/>
-        </w:tabs>
-        <w:ind w:left="4320" w:hanging="360"/>
-      </w:pPr>
-    </w:lvl>
-    <w:lvl w:ilvl="6" w:tentative="1">
-      <w:start w:val="1"/>
-      <w:numFmt w:val="decimal"/>
-      <w:lvlText w:val="%7."/>
-      <w:lvlJc w:val="left"/>
-      <w:pPr>
-        <w:tabs>
-          <w:tab w:val="num" w:pos="5040"/>
-        </w:tabs>
-        <w:ind w:left="5040" w:hanging="360"/>
-      </w:pPr>
-    </w:lvl>
-    <w:lvl w:ilvl="7" w:tentative="1">
-      <w:start w:val="1"/>
-      <w:numFmt w:val="decimal"/>
-      <w:lvlText w:val="%8."/>
-      <w:lvlJc w:val="left"/>
-      <w:pPr>
-        <w:tabs>
-          <w:tab w:val="num" w:pos="5760"/>
-        </w:tabs>
-        <w:ind w:left="5760" w:hanging="360"/>
-      </w:pPr>
-    </w:lvl>
-    <w:lvl w:ilvl="8" w:tentative="1">
-      <w:start w:val="1"/>
-      <w:numFmt w:val="decimal"/>
-      <w:lvlText w:val="%9."/>
-      <w:lvlJc w:val="left"/>
-      <w:pPr>
-        <w:tabs>
-          <w:tab w:val="num" w:pos="6480"/>
-        </w:tabs>
-        <w:ind w:left="6480" w:hanging="360"/>
-      </w:pPr>
-    </w:lvl>
-  </w:abstractNum>
-  <w:abstractNum w:abstractNumId="2" w15:restartNumberingAfterBreak="0">
-    <w:nsid w:val="10891B0D"/>
-    <w:multiLevelType w:val="multilevel"/>
-    <w:tmpl w:val="CC080538"/>
-    <w:lvl w:ilvl="0">
-      <w:start w:val="1"/>
-      <w:numFmt w:val="decimal"/>
-      <w:lvlText w:val="%1."/>
-      <w:lvlJc w:val="left"/>
-      <w:pPr>
-        <w:tabs>
-          <w:tab w:val="num" w:pos="720"/>
-        </w:tabs>
-        <w:ind w:left="720" w:hanging="360"/>
-      </w:pPr>
-    </w:lvl>
-    <w:lvl w:ilvl="1" w:tentative="1">
-      <w:start w:val="1"/>
-      <w:numFmt w:val="decimal"/>
-      <w:lvlText w:val="%2."/>
-      <w:lvlJc w:val="left"/>
-      <w:pPr>
-        <w:tabs>
-          <w:tab w:val="num" w:pos="1440"/>
-        </w:tabs>
-        <w:ind w:left="1440" w:hanging="360"/>
-      </w:pPr>
-    </w:lvl>
-    <w:lvl w:ilvl="2" w:tentative="1">
-      <w:start w:val="1"/>
-      <w:numFmt w:val="decimal"/>
-      <w:lvlText w:val="%3."/>
-      <w:lvlJc w:val="left"/>
-      <w:pPr>
-        <w:tabs>
-          <w:tab w:val="num" w:pos="2160"/>
-        </w:tabs>
-        <w:ind w:left="2160" w:hanging="360"/>
-      </w:pPr>
-    </w:lvl>
-    <w:lvl w:ilvl="3" w:tentative="1">
-      <w:start w:val="1"/>
-      <w:numFmt w:val="decimal"/>
-      <w:lvlText w:val="%4."/>
-      <w:lvlJc w:val="left"/>
-      <w:pPr>
-        <w:tabs>
-          <w:tab w:val="num" w:pos="2880"/>
-        </w:tabs>
-        <w:ind w:left="2880" w:hanging="360"/>
-      </w:pPr>
-    </w:lvl>
-    <w:lvl w:ilvl="4" w:tentative="1">
-      <w:start w:val="1"/>
-      <w:numFmt w:val="decimal"/>
-      <w:lvlText w:val="%5."/>
-      <w:lvlJc w:val="left"/>
-      <w:pPr>
-        <w:tabs>
-          <w:tab w:val="num" w:pos="3600"/>
-        </w:tabs>
-        <w:ind w:left="3600" w:hanging="360"/>
-      </w:pPr>
-    </w:lvl>
-    <w:lvl w:ilvl="5" w:tentative="1">
-      <w:start w:val="1"/>
-      <w:numFmt w:val="decimal"/>
-      <w:lvlText w:val="%6."/>
-      <w:lvlJc w:val="left"/>
-      <w:pPr>
-        <w:tabs>
-          <w:tab w:val="num" w:pos="4320"/>
-        </w:tabs>
-        <w:ind w:left="4320" w:hanging="360"/>
-      </w:pPr>
-    </w:lvl>
-    <w:lvl w:ilvl="6" w:tentative="1">
-      <w:start w:val="1"/>
-      <w:numFmt w:val="decimal"/>
-      <w:lvlText w:val="%7."/>
-      <w:lvlJc w:val="left"/>
-      <w:pPr>
-        <w:tabs>
-          <w:tab w:val="num" w:pos="5040"/>
-        </w:tabs>
-        <w:ind w:left="5040" w:hanging="360"/>
-      </w:pPr>
-    </w:lvl>
-    <w:lvl w:ilvl="7" w:tentative="1">
-      <w:start w:val="1"/>
-      <w:numFmt w:val="decimal"/>
-      <w:lvlText w:val="%8."/>
-      <w:lvlJc w:val="left"/>
-      <w:pPr>
-        <w:tabs>
-          <w:tab w:val="num" w:pos="5760"/>
-        </w:tabs>
-        <w:ind w:left="5760" w:hanging="360"/>
-      </w:pPr>
-    </w:lvl>
-    <w:lvl w:ilvl="8" w:tentative="1">
-      <w:start w:val="1"/>
-      <w:numFmt w:val="decimal"/>
-      <w:lvlText w:val="%9."/>
-      <w:lvlJc w:val="left"/>
-      <w:pPr>
-        <w:tabs>
-          <w:tab w:val="num" w:pos="6480"/>
-        </w:tabs>
-        <w:ind w:left="6480" w:hanging="360"/>
-      </w:pPr>
-    </w:lvl>
-  </w:abstractNum>
-  <w:abstractNum w:abstractNumId="3" w15:restartNumberingAfterBreak="0">
-    <w:nsid w:val="1D852A6F"/>
-    <w:multiLevelType w:val="multilevel"/>
-    <w:tmpl w:val="48C8A0CE"/>
+    <w:tmpl w:val="64C07F10"/>
     <w:lvl w:ilvl="0">
       <w:start w:val="1"/>
       <w:numFmt w:val="bullet"/>
@@ -20049,7 +20503,382 @@
       </w:rPr>
     </w:lvl>
   </w:abstractNum>
+  <w:abstractNum w:abstractNumId="2" w15:restartNumberingAfterBreak="0">
+    <w:nsid w:val="0D43797A"/>
+    <w:multiLevelType w:val="multilevel"/>
+    <w:tmpl w:val="04CA2C86"/>
+    <w:lvl w:ilvl="0">
+      <w:start w:val="1"/>
+      <w:numFmt w:val="decimal"/>
+      <w:lvlText w:val="%1."/>
+      <w:lvlJc w:val="left"/>
+      <w:pPr>
+        <w:tabs>
+          <w:tab w:val="num" w:pos="720"/>
+        </w:tabs>
+        <w:ind w:left="720" w:hanging="360"/>
+      </w:pPr>
+    </w:lvl>
+    <w:lvl w:ilvl="1" w:tentative="1">
+      <w:start w:val="1"/>
+      <w:numFmt w:val="decimal"/>
+      <w:lvlText w:val="%2."/>
+      <w:lvlJc w:val="left"/>
+      <w:pPr>
+        <w:tabs>
+          <w:tab w:val="num" w:pos="1440"/>
+        </w:tabs>
+        <w:ind w:left="1440" w:hanging="360"/>
+      </w:pPr>
+    </w:lvl>
+    <w:lvl w:ilvl="2" w:tentative="1">
+      <w:start w:val="1"/>
+      <w:numFmt w:val="decimal"/>
+      <w:lvlText w:val="%3."/>
+      <w:lvlJc w:val="left"/>
+      <w:pPr>
+        <w:tabs>
+          <w:tab w:val="num" w:pos="2160"/>
+        </w:tabs>
+        <w:ind w:left="2160" w:hanging="360"/>
+      </w:pPr>
+    </w:lvl>
+    <w:lvl w:ilvl="3" w:tentative="1">
+      <w:start w:val="1"/>
+      <w:numFmt w:val="decimal"/>
+      <w:lvlText w:val="%4."/>
+      <w:lvlJc w:val="left"/>
+      <w:pPr>
+        <w:tabs>
+          <w:tab w:val="num" w:pos="2880"/>
+        </w:tabs>
+        <w:ind w:left="2880" w:hanging="360"/>
+      </w:pPr>
+    </w:lvl>
+    <w:lvl w:ilvl="4" w:tentative="1">
+      <w:start w:val="1"/>
+      <w:numFmt w:val="decimal"/>
+      <w:lvlText w:val="%5."/>
+      <w:lvlJc w:val="left"/>
+      <w:pPr>
+        <w:tabs>
+          <w:tab w:val="num" w:pos="3600"/>
+        </w:tabs>
+        <w:ind w:left="3600" w:hanging="360"/>
+      </w:pPr>
+    </w:lvl>
+    <w:lvl w:ilvl="5" w:tentative="1">
+      <w:start w:val="1"/>
+      <w:numFmt w:val="decimal"/>
+      <w:lvlText w:val="%6."/>
+      <w:lvlJc w:val="left"/>
+      <w:pPr>
+        <w:tabs>
+          <w:tab w:val="num" w:pos="4320"/>
+        </w:tabs>
+        <w:ind w:left="4320" w:hanging="360"/>
+      </w:pPr>
+    </w:lvl>
+    <w:lvl w:ilvl="6" w:tentative="1">
+      <w:start w:val="1"/>
+      <w:numFmt w:val="decimal"/>
+      <w:lvlText w:val="%7."/>
+      <w:lvlJc w:val="left"/>
+      <w:pPr>
+        <w:tabs>
+          <w:tab w:val="num" w:pos="5040"/>
+        </w:tabs>
+        <w:ind w:left="5040" w:hanging="360"/>
+      </w:pPr>
+    </w:lvl>
+    <w:lvl w:ilvl="7" w:tentative="1">
+      <w:start w:val="1"/>
+      <w:numFmt w:val="decimal"/>
+      <w:lvlText w:val="%8."/>
+      <w:lvlJc w:val="left"/>
+      <w:pPr>
+        <w:tabs>
+          <w:tab w:val="num" w:pos="5760"/>
+        </w:tabs>
+        <w:ind w:left="5760" w:hanging="360"/>
+      </w:pPr>
+    </w:lvl>
+    <w:lvl w:ilvl="8" w:tentative="1">
+      <w:start w:val="1"/>
+      <w:numFmt w:val="decimal"/>
+      <w:lvlText w:val="%9."/>
+      <w:lvlJc w:val="left"/>
+      <w:pPr>
+        <w:tabs>
+          <w:tab w:val="num" w:pos="6480"/>
+        </w:tabs>
+        <w:ind w:left="6480" w:hanging="360"/>
+      </w:pPr>
+    </w:lvl>
+  </w:abstractNum>
+  <w:abstractNum w:abstractNumId="3" w15:restartNumberingAfterBreak="0">
+    <w:nsid w:val="10891B0D"/>
+    <w:multiLevelType w:val="multilevel"/>
+    <w:tmpl w:val="CC080538"/>
+    <w:lvl w:ilvl="0">
+      <w:start w:val="1"/>
+      <w:numFmt w:val="decimal"/>
+      <w:lvlText w:val="%1."/>
+      <w:lvlJc w:val="left"/>
+      <w:pPr>
+        <w:tabs>
+          <w:tab w:val="num" w:pos="720"/>
+        </w:tabs>
+        <w:ind w:left="720" w:hanging="360"/>
+      </w:pPr>
+    </w:lvl>
+    <w:lvl w:ilvl="1" w:tentative="1">
+      <w:start w:val="1"/>
+      <w:numFmt w:val="decimal"/>
+      <w:lvlText w:val="%2."/>
+      <w:lvlJc w:val="left"/>
+      <w:pPr>
+        <w:tabs>
+          <w:tab w:val="num" w:pos="1440"/>
+        </w:tabs>
+        <w:ind w:left="1440" w:hanging="360"/>
+      </w:pPr>
+    </w:lvl>
+    <w:lvl w:ilvl="2" w:tentative="1">
+      <w:start w:val="1"/>
+      <w:numFmt w:val="decimal"/>
+      <w:lvlText w:val="%3."/>
+      <w:lvlJc w:val="left"/>
+      <w:pPr>
+        <w:tabs>
+          <w:tab w:val="num" w:pos="2160"/>
+        </w:tabs>
+        <w:ind w:left="2160" w:hanging="360"/>
+      </w:pPr>
+    </w:lvl>
+    <w:lvl w:ilvl="3" w:tentative="1">
+      <w:start w:val="1"/>
+      <w:numFmt w:val="decimal"/>
+      <w:lvlText w:val="%4."/>
+      <w:lvlJc w:val="left"/>
+      <w:pPr>
+        <w:tabs>
+          <w:tab w:val="num" w:pos="2880"/>
+        </w:tabs>
+        <w:ind w:left="2880" w:hanging="360"/>
+      </w:pPr>
+    </w:lvl>
+    <w:lvl w:ilvl="4" w:tentative="1">
+      <w:start w:val="1"/>
+      <w:numFmt w:val="decimal"/>
+      <w:lvlText w:val="%5."/>
+      <w:lvlJc w:val="left"/>
+      <w:pPr>
+        <w:tabs>
+          <w:tab w:val="num" w:pos="3600"/>
+        </w:tabs>
+        <w:ind w:left="3600" w:hanging="360"/>
+      </w:pPr>
+    </w:lvl>
+    <w:lvl w:ilvl="5" w:tentative="1">
+      <w:start w:val="1"/>
+      <w:numFmt w:val="decimal"/>
+      <w:lvlText w:val="%6."/>
+      <w:lvlJc w:val="left"/>
+      <w:pPr>
+        <w:tabs>
+          <w:tab w:val="num" w:pos="4320"/>
+        </w:tabs>
+        <w:ind w:left="4320" w:hanging="360"/>
+      </w:pPr>
+    </w:lvl>
+    <w:lvl w:ilvl="6" w:tentative="1">
+      <w:start w:val="1"/>
+      <w:numFmt w:val="decimal"/>
+      <w:lvlText w:val="%7."/>
+      <w:lvlJc w:val="left"/>
+      <w:pPr>
+        <w:tabs>
+          <w:tab w:val="num" w:pos="5040"/>
+        </w:tabs>
+        <w:ind w:left="5040" w:hanging="360"/>
+      </w:pPr>
+    </w:lvl>
+    <w:lvl w:ilvl="7" w:tentative="1">
+      <w:start w:val="1"/>
+      <w:numFmt w:val="decimal"/>
+      <w:lvlText w:val="%8."/>
+      <w:lvlJc w:val="left"/>
+      <w:pPr>
+        <w:tabs>
+          <w:tab w:val="num" w:pos="5760"/>
+        </w:tabs>
+        <w:ind w:left="5760" w:hanging="360"/>
+      </w:pPr>
+    </w:lvl>
+    <w:lvl w:ilvl="8" w:tentative="1">
+      <w:start w:val="1"/>
+      <w:numFmt w:val="decimal"/>
+      <w:lvlText w:val="%9."/>
+      <w:lvlJc w:val="left"/>
+      <w:pPr>
+        <w:tabs>
+          <w:tab w:val="num" w:pos="6480"/>
+        </w:tabs>
+        <w:ind w:left="6480" w:hanging="360"/>
+      </w:pPr>
+    </w:lvl>
+  </w:abstractNum>
   <w:abstractNum w:abstractNumId="4" w15:restartNumberingAfterBreak="0">
+    <w:nsid w:val="1D852A6F"/>
+    <w:multiLevelType w:val="multilevel"/>
+    <w:tmpl w:val="48C8A0CE"/>
+    <w:lvl w:ilvl="0">
+      <w:start w:val="1"/>
+      <w:numFmt w:val="bullet"/>
+      <w:lvlText w:val=""/>
+      <w:lvlJc w:val="left"/>
+      <w:pPr>
+        <w:tabs>
+          <w:tab w:val="num" w:pos="720"/>
+        </w:tabs>
+        <w:ind w:left="720" w:hanging="360"/>
+      </w:pPr>
+      <w:rPr>
+        <w:rFonts w:ascii="Symbol" w:hAnsi="Symbol" w:hint="default"/>
+        <w:sz w:val="20"/>
+      </w:rPr>
+    </w:lvl>
+    <w:lvl w:ilvl="1" w:tentative="1">
+      <w:start w:val="1"/>
+      <w:numFmt w:val="bullet"/>
+      <w:lvlText w:val="o"/>
+      <w:lvlJc w:val="left"/>
+      <w:pPr>
+        <w:tabs>
+          <w:tab w:val="num" w:pos="1440"/>
+        </w:tabs>
+        <w:ind w:left="1440" w:hanging="360"/>
+      </w:pPr>
+      <w:rPr>
+        <w:rFonts w:ascii="Courier New" w:hAnsi="Courier New" w:hint="default"/>
+        <w:sz w:val="20"/>
+      </w:rPr>
+    </w:lvl>
+    <w:lvl w:ilvl="2" w:tentative="1">
+      <w:start w:val="1"/>
+      <w:numFmt w:val="bullet"/>
+      <w:lvlText w:val=""/>
+      <w:lvlJc w:val="left"/>
+      <w:pPr>
+        <w:tabs>
+          <w:tab w:val="num" w:pos="2160"/>
+        </w:tabs>
+        <w:ind w:left="2160" w:hanging="360"/>
+      </w:pPr>
+      <w:rPr>
+        <w:rFonts w:ascii="Wingdings" w:hAnsi="Wingdings" w:hint="default"/>
+        <w:sz w:val="20"/>
+      </w:rPr>
+    </w:lvl>
+    <w:lvl w:ilvl="3" w:tentative="1">
+      <w:start w:val="1"/>
+      <w:numFmt w:val="bullet"/>
+      <w:lvlText w:val=""/>
+      <w:lvlJc w:val="left"/>
+      <w:pPr>
+        <w:tabs>
+          <w:tab w:val="num" w:pos="2880"/>
+        </w:tabs>
+        <w:ind w:left="2880" w:hanging="360"/>
+      </w:pPr>
+      <w:rPr>
+        <w:rFonts w:ascii="Wingdings" w:hAnsi="Wingdings" w:hint="default"/>
+        <w:sz w:val="20"/>
+      </w:rPr>
+    </w:lvl>
+    <w:lvl w:ilvl="4" w:tentative="1">
+      <w:start w:val="1"/>
+      <w:numFmt w:val="bullet"/>
+      <w:lvlText w:val=""/>
+      <w:lvlJc w:val="left"/>
+      <w:pPr>
+        <w:tabs>
+          <w:tab w:val="num" w:pos="3600"/>
+        </w:tabs>
+        <w:ind w:left="3600" w:hanging="360"/>
+      </w:pPr>
+      <w:rPr>
+        <w:rFonts w:ascii="Wingdings" w:hAnsi="Wingdings" w:hint="default"/>
+        <w:sz w:val="20"/>
+      </w:rPr>
+    </w:lvl>
+    <w:lvl w:ilvl="5" w:tentative="1">
+      <w:start w:val="1"/>
+      <w:numFmt w:val="bullet"/>
+      <w:lvlText w:val=""/>
+      <w:lvlJc w:val="left"/>
+      <w:pPr>
+        <w:tabs>
+          <w:tab w:val="num" w:pos="4320"/>
+        </w:tabs>
+        <w:ind w:left="4320" w:hanging="360"/>
+      </w:pPr>
+      <w:rPr>
+        <w:rFonts w:ascii="Wingdings" w:hAnsi="Wingdings" w:hint="default"/>
+        <w:sz w:val="20"/>
+      </w:rPr>
+    </w:lvl>
+    <w:lvl w:ilvl="6" w:tentative="1">
+      <w:start w:val="1"/>
+      <w:numFmt w:val="bullet"/>
+      <w:lvlText w:val=""/>
+      <w:lvlJc w:val="left"/>
+      <w:pPr>
+        <w:tabs>
+          <w:tab w:val="num" w:pos="5040"/>
+        </w:tabs>
+        <w:ind w:left="5040" w:hanging="360"/>
+      </w:pPr>
+      <w:rPr>
+        <w:rFonts w:ascii="Wingdings" w:hAnsi="Wingdings" w:hint="default"/>
+        <w:sz w:val="20"/>
+      </w:rPr>
+    </w:lvl>
+    <w:lvl w:ilvl="7" w:tentative="1">
+      <w:start w:val="1"/>
+      <w:numFmt w:val="bullet"/>
+      <w:lvlText w:val=""/>
+      <w:lvlJc w:val="left"/>
+      <w:pPr>
+        <w:tabs>
+          <w:tab w:val="num" w:pos="5760"/>
+        </w:tabs>
+        <w:ind w:left="5760" w:hanging="360"/>
+      </w:pPr>
+      <w:rPr>
+        <w:rFonts w:ascii="Wingdings" w:hAnsi="Wingdings" w:hint="default"/>
+        <w:sz w:val="20"/>
+      </w:rPr>
+    </w:lvl>
+    <w:lvl w:ilvl="8" w:tentative="1">
+      <w:start w:val="1"/>
+      <w:numFmt w:val="bullet"/>
+      <w:lvlText w:val=""/>
+      <w:lvlJc w:val="left"/>
+      <w:pPr>
+        <w:tabs>
+          <w:tab w:val="num" w:pos="6480"/>
+        </w:tabs>
+        <w:ind w:left="6480" w:hanging="360"/>
+      </w:pPr>
+      <w:rPr>
+        <w:rFonts w:ascii="Wingdings" w:hAnsi="Wingdings" w:hint="default"/>
+        <w:sz w:val="20"/>
+      </w:rPr>
+    </w:lvl>
+  </w:abstractNum>
+  <w:abstractNum w:abstractNumId="5" w15:restartNumberingAfterBreak="0">
     <w:nsid w:val="21D10CA0"/>
     <w:multiLevelType w:val="hybridMultilevel"/>
     <w:tmpl w:val="0B1819FC"/>
@@ -20140,7 +20969,156 @@
       </w:pPr>
     </w:lvl>
   </w:abstractNum>
-  <w:abstractNum w:abstractNumId="5" w15:restartNumberingAfterBreak="0">
+  <w:abstractNum w:abstractNumId="6" w15:restartNumberingAfterBreak="0">
+    <w:nsid w:val="2B145FC8"/>
+    <w:multiLevelType w:val="multilevel"/>
+    <w:tmpl w:val="70BC536A"/>
+    <w:lvl w:ilvl="0">
+      <w:start w:val="1"/>
+      <w:numFmt w:val="bullet"/>
+      <w:lvlText w:val=""/>
+      <w:lvlJc w:val="left"/>
+      <w:pPr>
+        <w:tabs>
+          <w:tab w:val="num" w:pos="720"/>
+        </w:tabs>
+        <w:ind w:left="720" w:hanging="360"/>
+      </w:pPr>
+      <w:rPr>
+        <w:rFonts w:ascii="Symbol" w:hAnsi="Symbol" w:hint="default"/>
+        <w:sz w:val="20"/>
+      </w:rPr>
+    </w:lvl>
+    <w:lvl w:ilvl="1" w:tentative="1">
+      <w:start w:val="1"/>
+      <w:numFmt w:val="bullet"/>
+      <w:lvlText w:val="o"/>
+      <w:lvlJc w:val="left"/>
+      <w:pPr>
+        <w:tabs>
+          <w:tab w:val="num" w:pos="1440"/>
+        </w:tabs>
+        <w:ind w:left="1440" w:hanging="360"/>
+      </w:pPr>
+      <w:rPr>
+        <w:rFonts w:ascii="Courier New" w:hAnsi="Courier New" w:hint="default"/>
+        <w:sz w:val="20"/>
+      </w:rPr>
+    </w:lvl>
+    <w:lvl w:ilvl="2" w:tentative="1">
+      <w:start w:val="1"/>
+      <w:numFmt w:val="bullet"/>
+      <w:lvlText w:val=""/>
+      <w:lvlJc w:val="left"/>
+      <w:pPr>
+        <w:tabs>
+          <w:tab w:val="num" w:pos="2160"/>
+        </w:tabs>
+        <w:ind w:left="2160" w:hanging="360"/>
+      </w:pPr>
+      <w:rPr>
+        <w:rFonts w:ascii="Wingdings" w:hAnsi="Wingdings" w:hint="default"/>
+        <w:sz w:val="20"/>
+      </w:rPr>
+    </w:lvl>
+    <w:lvl w:ilvl="3" w:tentative="1">
+      <w:start w:val="1"/>
+      <w:numFmt w:val="bullet"/>
+      <w:lvlText w:val=""/>
+      <w:lvlJc w:val="left"/>
+      <w:pPr>
+        <w:tabs>
+          <w:tab w:val="num" w:pos="2880"/>
+        </w:tabs>
+        <w:ind w:left="2880" w:hanging="360"/>
+      </w:pPr>
+      <w:rPr>
+        <w:rFonts w:ascii="Wingdings" w:hAnsi="Wingdings" w:hint="default"/>
+        <w:sz w:val="20"/>
+      </w:rPr>
+    </w:lvl>
+    <w:lvl w:ilvl="4" w:tentative="1">
+      <w:start w:val="1"/>
+      <w:numFmt w:val="bullet"/>
+      <w:lvlText w:val=""/>
+      <w:lvlJc w:val="left"/>
+      <w:pPr>
+        <w:tabs>
+          <w:tab w:val="num" w:pos="3600"/>
+        </w:tabs>
+        <w:ind w:left="3600" w:hanging="360"/>
+      </w:pPr>
+      <w:rPr>
+        <w:rFonts w:ascii="Wingdings" w:hAnsi="Wingdings" w:hint="default"/>
+        <w:sz w:val="20"/>
+      </w:rPr>
+    </w:lvl>
+    <w:lvl w:ilvl="5" w:tentative="1">
+      <w:start w:val="1"/>
+      <w:numFmt w:val="bullet"/>
+      <w:lvlText w:val=""/>
+      <w:lvlJc w:val="left"/>
+      <w:pPr>
+        <w:tabs>
+          <w:tab w:val="num" w:pos="4320"/>
+        </w:tabs>
+        <w:ind w:left="4320" w:hanging="360"/>
+      </w:pPr>
+      <w:rPr>
+        <w:rFonts w:ascii="Wingdings" w:hAnsi="Wingdings" w:hint="default"/>
+        <w:sz w:val="20"/>
+      </w:rPr>
+    </w:lvl>
+    <w:lvl w:ilvl="6" w:tentative="1">
+      <w:start w:val="1"/>
+      <w:numFmt w:val="bullet"/>
+      <w:lvlText w:val=""/>
+      <w:lvlJc w:val="left"/>
+      <w:pPr>
+        <w:tabs>
+          <w:tab w:val="num" w:pos="5040"/>
+        </w:tabs>
+        <w:ind w:left="5040" w:hanging="360"/>
+      </w:pPr>
+      <w:rPr>
+        <w:rFonts w:ascii="Wingdings" w:hAnsi="Wingdings" w:hint="default"/>
+        <w:sz w:val="20"/>
+      </w:rPr>
+    </w:lvl>
+    <w:lvl w:ilvl="7" w:tentative="1">
+      <w:start w:val="1"/>
+      <w:numFmt w:val="bullet"/>
+      <w:lvlText w:val=""/>
+      <w:lvlJc w:val="left"/>
+      <w:pPr>
+        <w:tabs>
+          <w:tab w:val="num" w:pos="5760"/>
+        </w:tabs>
+        <w:ind w:left="5760" w:hanging="360"/>
+      </w:pPr>
+      <w:rPr>
+        <w:rFonts w:ascii="Wingdings" w:hAnsi="Wingdings" w:hint="default"/>
+        <w:sz w:val="20"/>
+      </w:rPr>
+    </w:lvl>
+    <w:lvl w:ilvl="8" w:tentative="1">
+      <w:start w:val="1"/>
+      <w:numFmt w:val="bullet"/>
+      <w:lvlText w:val=""/>
+      <w:lvlJc w:val="left"/>
+      <w:pPr>
+        <w:tabs>
+          <w:tab w:val="num" w:pos="6480"/>
+        </w:tabs>
+        <w:ind w:left="6480" w:hanging="360"/>
+      </w:pPr>
+      <w:rPr>
+        <w:rFonts w:ascii="Wingdings" w:hAnsi="Wingdings" w:hint="default"/>
+        <w:sz w:val="20"/>
+      </w:rPr>
+    </w:lvl>
+  </w:abstractNum>
+  <w:abstractNum w:abstractNumId="7" w15:restartNumberingAfterBreak="0">
     <w:nsid w:val="385422AE"/>
     <w:multiLevelType w:val="multilevel"/>
     <w:tmpl w:val="2D72C438"/>
@@ -20257,7 +21235,156 @@
       </w:pPr>
     </w:lvl>
   </w:abstractNum>
-  <w:abstractNum w:abstractNumId="6" w15:restartNumberingAfterBreak="0">
+  <w:abstractNum w:abstractNumId="8" w15:restartNumberingAfterBreak="0">
+    <w:nsid w:val="3C804A8B"/>
+    <w:multiLevelType w:val="multilevel"/>
+    <w:tmpl w:val="00064FAC"/>
+    <w:lvl w:ilvl="0">
+      <w:start w:val="1"/>
+      <w:numFmt w:val="bullet"/>
+      <w:lvlText w:val=""/>
+      <w:lvlJc w:val="left"/>
+      <w:pPr>
+        <w:tabs>
+          <w:tab w:val="num" w:pos="720"/>
+        </w:tabs>
+        <w:ind w:left="720" w:hanging="360"/>
+      </w:pPr>
+      <w:rPr>
+        <w:rFonts w:ascii="Symbol" w:hAnsi="Symbol" w:hint="default"/>
+        <w:sz w:val="20"/>
+      </w:rPr>
+    </w:lvl>
+    <w:lvl w:ilvl="1" w:tentative="1">
+      <w:start w:val="1"/>
+      <w:numFmt w:val="bullet"/>
+      <w:lvlText w:val="o"/>
+      <w:lvlJc w:val="left"/>
+      <w:pPr>
+        <w:tabs>
+          <w:tab w:val="num" w:pos="1440"/>
+        </w:tabs>
+        <w:ind w:left="1440" w:hanging="360"/>
+      </w:pPr>
+      <w:rPr>
+        <w:rFonts w:ascii="Courier New" w:hAnsi="Courier New" w:hint="default"/>
+        <w:sz w:val="20"/>
+      </w:rPr>
+    </w:lvl>
+    <w:lvl w:ilvl="2" w:tentative="1">
+      <w:start w:val="1"/>
+      <w:numFmt w:val="bullet"/>
+      <w:lvlText w:val=""/>
+      <w:lvlJc w:val="left"/>
+      <w:pPr>
+        <w:tabs>
+          <w:tab w:val="num" w:pos="2160"/>
+        </w:tabs>
+        <w:ind w:left="2160" w:hanging="360"/>
+      </w:pPr>
+      <w:rPr>
+        <w:rFonts w:ascii="Wingdings" w:hAnsi="Wingdings" w:hint="default"/>
+        <w:sz w:val="20"/>
+      </w:rPr>
+    </w:lvl>
+    <w:lvl w:ilvl="3" w:tentative="1">
+      <w:start w:val="1"/>
+      <w:numFmt w:val="bullet"/>
+      <w:lvlText w:val=""/>
+      <w:lvlJc w:val="left"/>
+      <w:pPr>
+        <w:tabs>
+          <w:tab w:val="num" w:pos="2880"/>
+        </w:tabs>
+        <w:ind w:left="2880" w:hanging="360"/>
+      </w:pPr>
+      <w:rPr>
+        <w:rFonts w:ascii="Wingdings" w:hAnsi="Wingdings" w:hint="default"/>
+        <w:sz w:val="20"/>
+      </w:rPr>
+    </w:lvl>
+    <w:lvl w:ilvl="4" w:tentative="1">
+      <w:start w:val="1"/>
+      <w:numFmt w:val="bullet"/>
+      <w:lvlText w:val=""/>
+      <w:lvlJc w:val="left"/>
+      <w:pPr>
+        <w:tabs>
+          <w:tab w:val="num" w:pos="3600"/>
+        </w:tabs>
+        <w:ind w:left="3600" w:hanging="360"/>
+      </w:pPr>
+      <w:rPr>
+        <w:rFonts w:ascii="Wingdings" w:hAnsi="Wingdings" w:hint="default"/>
+        <w:sz w:val="20"/>
+      </w:rPr>
+    </w:lvl>
+    <w:lvl w:ilvl="5" w:tentative="1">
+      <w:start w:val="1"/>
+      <w:numFmt w:val="bullet"/>
+      <w:lvlText w:val=""/>
+      <w:lvlJc w:val="left"/>
+      <w:pPr>
+        <w:tabs>
+          <w:tab w:val="num" w:pos="4320"/>
+        </w:tabs>
+        <w:ind w:left="4320" w:hanging="360"/>
+      </w:pPr>
+      <w:rPr>
+        <w:rFonts w:ascii="Wingdings" w:hAnsi="Wingdings" w:hint="default"/>
+        <w:sz w:val="20"/>
+      </w:rPr>
+    </w:lvl>
+    <w:lvl w:ilvl="6" w:tentative="1">
+      <w:start w:val="1"/>
+      <w:numFmt w:val="bullet"/>
+      <w:lvlText w:val=""/>
+      <w:lvlJc w:val="left"/>
+      <w:pPr>
+        <w:tabs>
+          <w:tab w:val="num" w:pos="5040"/>
+        </w:tabs>
+        <w:ind w:left="5040" w:hanging="360"/>
+      </w:pPr>
+      <w:rPr>
+        <w:rFonts w:ascii="Wingdings" w:hAnsi="Wingdings" w:hint="default"/>
+        <w:sz w:val="20"/>
+      </w:rPr>
+    </w:lvl>
+    <w:lvl w:ilvl="7" w:tentative="1">
+      <w:start w:val="1"/>
+      <w:numFmt w:val="bullet"/>
+      <w:lvlText w:val=""/>
+      <w:lvlJc w:val="left"/>
+      <w:pPr>
+        <w:tabs>
+          <w:tab w:val="num" w:pos="5760"/>
+        </w:tabs>
+        <w:ind w:left="5760" w:hanging="360"/>
+      </w:pPr>
+      <w:rPr>
+        <w:rFonts w:ascii="Wingdings" w:hAnsi="Wingdings" w:hint="default"/>
+        <w:sz w:val="20"/>
+      </w:rPr>
+    </w:lvl>
+    <w:lvl w:ilvl="8" w:tentative="1">
+      <w:start w:val="1"/>
+      <w:numFmt w:val="bullet"/>
+      <w:lvlText w:val=""/>
+      <w:lvlJc w:val="left"/>
+      <w:pPr>
+        <w:tabs>
+          <w:tab w:val="num" w:pos="6480"/>
+        </w:tabs>
+        <w:ind w:left="6480" w:hanging="360"/>
+      </w:pPr>
+      <w:rPr>
+        <w:rFonts w:ascii="Wingdings" w:hAnsi="Wingdings" w:hint="default"/>
+        <w:sz w:val="20"/>
+      </w:rPr>
+    </w:lvl>
+  </w:abstractNum>
+  <w:abstractNum w:abstractNumId="9" w15:restartNumberingAfterBreak="0">
     <w:nsid w:val="42D407AF"/>
     <w:multiLevelType w:val="multilevel"/>
     <w:tmpl w:val="EE828754"/>
@@ -20370,7 +21497,7 @@
       </w:pPr>
     </w:lvl>
   </w:abstractNum>
-  <w:abstractNum w:abstractNumId="7" w15:restartNumberingAfterBreak="0">
+  <w:abstractNum w:abstractNumId="10" w15:restartNumberingAfterBreak="0">
     <w:nsid w:val="464A55F1"/>
     <w:multiLevelType w:val="hybridMultilevel"/>
     <w:tmpl w:val="FC807736"/>
@@ -20456,7 +21583,7 @@
       </w:pPr>
     </w:lvl>
   </w:abstractNum>
-  <w:abstractNum w:abstractNumId="8" w15:restartNumberingAfterBreak="0">
+  <w:abstractNum w:abstractNumId="11" w15:restartNumberingAfterBreak="0">
     <w:nsid w:val="4732106A"/>
     <w:multiLevelType w:val="hybridMultilevel"/>
     <w:tmpl w:val="FC807736"/>
@@ -20542,7 +21669,7 @@
       </w:pPr>
     </w:lvl>
   </w:abstractNum>
-  <w:abstractNum w:abstractNumId="9" w15:restartNumberingAfterBreak="0">
+  <w:abstractNum w:abstractNumId="12" w15:restartNumberingAfterBreak="0">
     <w:nsid w:val="490348C5"/>
     <w:multiLevelType w:val="hybridMultilevel"/>
     <w:tmpl w:val="27E844A4"/>
@@ -20633,7 +21760,7 @@
       </w:pPr>
     </w:lvl>
   </w:abstractNum>
-  <w:abstractNum w:abstractNumId="10" w15:restartNumberingAfterBreak="0">
+  <w:abstractNum w:abstractNumId="13" w15:restartNumberingAfterBreak="0">
     <w:nsid w:val="4E5B4171"/>
     <w:multiLevelType w:val="hybridMultilevel"/>
     <w:tmpl w:val="E91A35B8"/>
@@ -20719,7 +21846,7 @@
       </w:pPr>
     </w:lvl>
   </w:abstractNum>
-  <w:abstractNum w:abstractNumId="11" w15:restartNumberingAfterBreak="0">
+  <w:abstractNum w:abstractNumId="14" w15:restartNumberingAfterBreak="0">
     <w:nsid w:val="551E319F"/>
     <w:multiLevelType w:val="hybridMultilevel"/>
     <w:tmpl w:val="38E63C50"/>
@@ -20805,7 +21932,7 @@
       </w:pPr>
     </w:lvl>
   </w:abstractNum>
-  <w:abstractNum w:abstractNumId="12" w15:restartNumberingAfterBreak="0">
+  <w:abstractNum w:abstractNumId="15" w15:restartNumberingAfterBreak="0">
     <w:nsid w:val="5BE1038F"/>
     <w:multiLevelType w:val="hybridMultilevel"/>
     <w:tmpl w:val="75F8447C"/>
@@ -20897,7 +22024,7 @@
       </w:pPr>
     </w:lvl>
   </w:abstractNum>
-  <w:abstractNum w:abstractNumId="13" w15:restartNumberingAfterBreak="0">
+  <w:abstractNum w:abstractNumId="16" w15:restartNumberingAfterBreak="0">
     <w:nsid w:val="5D9D1448"/>
     <w:multiLevelType w:val="multilevel"/>
     <w:tmpl w:val="6BD09C52"/>
@@ -21010,7 +22137,7 @@
       </w:pPr>
     </w:lvl>
   </w:abstractNum>
-  <w:abstractNum w:abstractNumId="14" w15:restartNumberingAfterBreak="0">
+  <w:abstractNum w:abstractNumId="17" w15:restartNumberingAfterBreak="0">
     <w:nsid w:val="656237DC"/>
     <w:multiLevelType w:val="multilevel"/>
     <w:tmpl w:val="4A76F134"/>
@@ -21159,7 +22286,7 @@
       </w:rPr>
     </w:lvl>
   </w:abstractNum>
-  <w:abstractNum w:abstractNumId="15" w15:restartNumberingAfterBreak="0">
+  <w:abstractNum w:abstractNumId="18" w15:restartNumberingAfterBreak="0">
     <w:nsid w:val="68A84FE6"/>
     <w:multiLevelType w:val="hybridMultilevel"/>
     <w:tmpl w:val="76D6812C"/>
@@ -21251,7 +22378,7 @@
       </w:pPr>
     </w:lvl>
   </w:abstractNum>
-  <w:abstractNum w:abstractNumId="16" w15:restartNumberingAfterBreak="0">
+  <w:abstractNum w:abstractNumId="19" w15:restartNumberingAfterBreak="0">
     <w:nsid w:val="6AC83B3C"/>
     <w:multiLevelType w:val="multilevel"/>
     <w:tmpl w:val="56BA70B0"/>
@@ -21364,7 +22491,7 @@
       </w:pPr>
     </w:lvl>
   </w:abstractNum>
-  <w:abstractNum w:abstractNumId="17" w15:restartNumberingAfterBreak="0">
+  <w:abstractNum w:abstractNumId="20" w15:restartNumberingAfterBreak="0">
     <w:nsid w:val="775E10E5"/>
     <w:multiLevelType w:val="hybridMultilevel"/>
     <w:tmpl w:val="4B7C6288"/>
@@ -21453,7 +22580,7 @@
       </w:pPr>
     </w:lvl>
   </w:abstractNum>
-  <w:abstractNum w:abstractNumId="18" w15:restartNumberingAfterBreak="0">
+  <w:abstractNum w:abstractNumId="21" w15:restartNumberingAfterBreak="0">
     <w:nsid w:val="7E8757FB"/>
     <w:multiLevelType w:val="hybridMultilevel"/>
     <w:tmpl w:val="A022B8CC"/>
@@ -21540,61 +22667,70 @@
     </w:lvl>
   </w:abstractNum>
   <w:num w:numId="1" w16cid:durableId="821776656">
+    <w:abstractNumId w:val="19"/>
+  </w:num>
+  <w:num w:numId="2" w16cid:durableId="533739256">
     <w:abstractNumId w:val="16"/>
   </w:num>
-  <w:num w:numId="2" w16cid:durableId="533739256">
+  <w:num w:numId="3" w16cid:durableId="2038384189">
+    <w:abstractNumId w:val="17"/>
+  </w:num>
+  <w:num w:numId="4" w16cid:durableId="1174102223">
+    <w:abstractNumId w:val="2"/>
+  </w:num>
+  <w:num w:numId="5" w16cid:durableId="657927767">
+    <w:abstractNumId w:val="7"/>
+  </w:num>
+  <w:num w:numId="6" w16cid:durableId="1943105886">
+    <w:abstractNumId w:val="3"/>
+  </w:num>
+  <w:num w:numId="7" w16cid:durableId="1825387013">
+    <w:abstractNumId w:val="9"/>
+  </w:num>
+  <w:num w:numId="8" w16cid:durableId="684601632">
+    <w:abstractNumId w:val="4"/>
+  </w:num>
+  <w:num w:numId="9" w16cid:durableId="659312573">
     <w:abstractNumId w:val="13"/>
   </w:num>
-  <w:num w:numId="3" w16cid:durableId="2038384189">
-    <w:abstractNumId w:val="14"/>
+  <w:num w:numId="10" w16cid:durableId="2060281058">
+    <w:abstractNumId w:val="20"/>
   </w:num>
-  <w:num w:numId="4" w16cid:durableId="1174102223">
-    <w:abstractNumId w:val="1"/>
-  </w:num>
-  <w:num w:numId="5" w16cid:durableId="657927767">
-    <w:abstractNumId w:val="5"/>
-  </w:num>
-  <w:num w:numId="6" w16cid:durableId="1943105886">
-    <w:abstractNumId w:val="2"/>
-  </w:num>
-  <w:num w:numId="7" w16cid:durableId="1825387013">
-    <w:abstractNumId w:val="6"/>
-  </w:num>
-  <w:num w:numId="8" w16cid:durableId="684601632">
-    <w:abstractNumId w:val="3"/>
-  </w:num>
-  <w:num w:numId="9" w16cid:durableId="659312573">
+  <w:num w:numId="11" w16cid:durableId="1290626071">
     <w:abstractNumId w:val="10"/>
   </w:num>
-  <w:num w:numId="10" w16cid:durableId="2060281058">
-    <w:abstractNumId w:val="17"/>
-  </w:num>
-  <w:num w:numId="11" w16cid:durableId="1290626071">
-    <w:abstractNumId w:val="7"/>
-  </w:num>
   <w:num w:numId="12" w16cid:durableId="328169730">
-    <w:abstractNumId w:val="18"/>
+    <w:abstractNumId w:val="21"/>
   </w:num>
   <w:num w:numId="13" w16cid:durableId="1673143689">
-    <w:abstractNumId w:val="8"/>
+    <w:abstractNumId w:val="11"/>
   </w:num>
   <w:num w:numId="14" w16cid:durableId="2068334047">
     <w:abstractNumId w:val="0"/>
   </w:num>
   <w:num w:numId="15" w16cid:durableId="1659385264">
-    <w:abstractNumId w:val="11"/>
+    <w:abstractNumId w:val="14"/>
   </w:num>
   <w:num w:numId="16" w16cid:durableId="1645616859">
-    <w:abstractNumId w:val="9"/>
+    <w:abstractNumId w:val="12"/>
   </w:num>
   <w:num w:numId="17" w16cid:durableId="1462503294">
-    <w:abstractNumId w:val="4"/>
+    <w:abstractNumId w:val="5"/>
   </w:num>
   <w:num w:numId="18" w16cid:durableId="2011059417">
+    <w:abstractNumId w:val="18"/>
+  </w:num>
+  <w:num w:numId="19" w16cid:durableId="2117360498">
     <w:abstractNumId w:val="15"/>
   </w:num>
-  <w:num w:numId="19" w16cid:durableId="2117360498">
-    <w:abstractNumId w:val="12"/>
+  <w:num w:numId="20" w16cid:durableId="303850676">
+    <w:abstractNumId w:val="8"/>
+  </w:num>
+  <w:num w:numId="21" w16cid:durableId="1876768851">
+    <w:abstractNumId w:val="6"/>
+  </w:num>
+  <w:num w:numId="22" w16cid:durableId="1308123419">
+    <w:abstractNumId w:val="1"/>
   </w:num>
 </w:numbering>
 </file>

--- a/Guia de Utilização do Sistema de Gestão Financeira - V. 1.3.1.docx
+++ b/Guia de Utilização do Sistema de Gestão Financeira - V. 1.3.1.docx
@@ -4,6 +4,10 @@
   <w:body>
     <w:sdt>
       <w:sdtPr>
+        <w:rPr>
+          <w:rFonts w:eastAsiaTheme="minorHAnsi"/>
+          <w:lang w:eastAsia="en-US"/>
+        </w:rPr>
         <w:id w:val="846833592"/>
         <w:docPartObj>
           <w:docPartGallery w:val="Cover Pages"/>
@@ -142,13 +146,14 @@
                                     <w:tag w:val=""/>
                                     <w:id w:val="-650599894"/>
                                     <w:dataBinding w:prefixMappings="xmlns:ns0='http://schemas.microsoft.com/office/2006/coverPageProps' " w:xpath="/ns0:CoverPageProperties[1]/ns0:PublishDate[1]" w:storeItemID="{55AF091B-3C7A-41E3-B477-F2FDAA23CFDA}"/>
-                                    <w:date w:fullDate="2025-06-05T00:00:00Z">
+                                    <w:date w:fullDate="2025-06-23T00:00:00Z">
                                       <w:dateFormat w:val="d/M/yyyy"/>
                                       <w:lid w:val="pt-BR"/>
                                       <w:storeMappedDataAs w:val="dateTime"/>
                                       <w:calendar w:val="gregorian"/>
                                     </w:date>
                                   </w:sdtPr>
+                                  <w:sdtEndPr/>
                                   <w:sdtContent>
                                     <w:p>
                                       <w:pPr>
@@ -166,7 +171,15 @@
                                           <w:sz w:val="28"/>
                                           <w:szCs w:val="28"/>
                                         </w:rPr>
-                                        <w:t>5/6/2025</w:t>
+                                        <w:t>23</w:t>
+                                      </w:r>
+                                      <w:r>
+                                        <w:rPr>
+                                          <w:color w:val="FFFFFF" w:themeColor="background1"/>
+                                          <w:sz w:val="28"/>
+                                          <w:szCs w:val="28"/>
+                                        </w:rPr>
+                                        <w:t>/6/2025</w:t>
                                       </w:r>
                                     </w:p>
                                   </w:sdtContent>
@@ -3448,13 +3461,14 @@
                               <w:tag w:val=""/>
                               <w:id w:val="-650599894"/>
                               <w:dataBinding w:prefixMappings="xmlns:ns0='http://schemas.microsoft.com/office/2006/coverPageProps' " w:xpath="/ns0:CoverPageProperties[1]/ns0:PublishDate[1]" w:storeItemID="{55AF091B-3C7A-41E3-B477-F2FDAA23CFDA}"/>
-                              <w:date w:fullDate="2025-06-05T00:00:00Z">
+                              <w:date w:fullDate="2025-06-23T00:00:00Z">
                                 <w:dateFormat w:val="d/M/yyyy"/>
                                 <w:lid w:val="pt-BR"/>
                                 <w:storeMappedDataAs w:val="dateTime"/>
                                 <w:calendar w:val="gregorian"/>
                               </w:date>
                             </w:sdtPr>
+                            <w:sdtEndPr/>
                             <w:sdtContent>
                               <w:p>
                                 <w:pPr>
@@ -3472,7 +3486,15 @@
                                     <w:sz w:val="28"/>
                                     <w:szCs w:val="28"/>
                                   </w:rPr>
-                                  <w:t>5/6/2025</w:t>
+                                  <w:t>23</w:t>
+                                </w:r>
+                                <w:r>
+                                  <w:rPr>
+                                    <w:color w:val="FFFFFF" w:themeColor="background1"/>
+                                    <w:sz w:val="28"/>
+                                    <w:szCs w:val="28"/>
+                                  </w:rPr>
+                                  <w:t>/6/2025</w:t>
                                 </w:r>
                               </w:p>
                             </w:sdtContent>
@@ -3678,6 +3700,7 @@
                                     <w:dataBinding w:prefixMappings="xmlns:ns0='http://purl.org/dc/elements/1.1/' xmlns:ns1='http://schemas.openxmlformats.org/package/2006/metadata/core-properties' " w:xpath="/ns1:coreProperties[1]/ns0:creator[1]" w:storeItemID="{6C3C8BC8-F283-45AE-878A-BAB7291924A1}"/>
                                     <w:text/>
                                   </w:sdtPr>
+                                  <w:sdtEndPr/>
                                   <w:sdtContent>
                                     <w:r>
                                       <w:rPr>
@@ -3713,6 +3736,7 @@
                                     <w:dataBinding w:prefixMappings="xmlns:ns0='http://schemas.openxmlformats.org/officeDocument/2006/extended-properties' " w:xpath="/ns0:Properties[1]/ns0:Company[1]" w:storeItemID="{6668398D-A668-4E3E-A5EB-62B293D839F1}"/>
                                     <w:text/>
                                   </w:sdtPr>
+                                  <w:sdtEndPr/>
                                   <w:sdtContent>
                                     <w:r>
                                       <w:rPr>
@@ -3777,6 +3801,7 @@
                               <w:dataBinding w:prefixMappings="xmlns:ns0='http://purl.org/dc/elements/1.1/' xmlns:ns1='http://schemas.openxmlformats.org/package/2006/metadata/core-properties' " w:xpath="/ns1:coreProperties[1]/ns0:creator[1]" w:storeItemID="{6C3C8BC8-F283-45AE-878A-BAB7291924A1}"/>
                               <w:text/>
                             </w:sdtPr>
+                            <w:sdtEndPr/>
                             <w:sdtContent>
                               <w:r>
                                 <w:rPr>
@@ -3812,6 +3837,7 @@
                               <w:dataBinding w:prefixMappings="xmlns:ns0='http://schemas.openxmlformats.org/officeDocument/2006/extended-properties' " w:xpath="/ns0:Properties[1]/ns0:Company[1]" w:storeItemID="{6668398D-A668-4E3E-A5EB-62B293D839F1}"/>
                               <w:text/>
                             </w:sdtPr>
+                            <w:sdtEndPr/>
                             <w:sdtContent>
                               <w:r>
                                 <w:rPr>
@@ -3930,6 +3956,7 @@
                                     <w:dataBinding w:prefixMappings="xmlns:ns0='http://purl.org/dc/elements/1.1/' xmlns:ns1='http://schemas.openxmlformats.org/package/2006/metadata/core-properties' " w:xpath="/ns1:coreProperties[1]/ns0:title[1]" w:storeItemID="{6C3C8BC8-F283-45AE-878A-BAB7291924A1}"/>
                                     <w:text/>
                                   </w:sdtPr>
+                                  <w:sdtEndPr/>
                                   <w:sdtContent>
                                     <w:r>
                                       <w:rPr>
@@ -3967,6 +3994,7 @@
                                     <w:dataBinding w:prefixMappings="xmlns:ns0='http://purl.org/dc/elements/1.1/' xmlns:ns1='http://schemas.openxmlformats.org/package/2006/metadata/core-properties' " w:xpath="/ns1:coreProperties[1]/ns0:subject[1]" w:storeItemID="{6C3C8BC8-F283-45AE-878A-BAB7291924A1}"/>
                                     <w:text/>
                                   </w:sdtPr>
+                                  <w:sdtEndPr/>
                                   <w:sdtContent>
                                     <w:r>
                                       <w:rPr>
@@ -4029,6 +4057,7 @@
                               <w:dataBinding w:prefixMappings="xmlns:ns0='http://purl.org/dc/elements/1.1/' xmlns:ns1='http://schemas.openxmlformats.org/package/2006/metadata/core-properties' " w:xpath="/ns1:coreProperties[1]/ns0:title[1]" w:storeItemID="{6C3C8BC8-F283-45AE-878A-BAB7291924A1}"/>
                               <w:text/>
                             </w:sdtPr>
+                            <w:sdtEndPr/>
                             <w:sdtContent>
                               <w:r>
                                 <w:rPr>
@@ -4066,6 +4095,7 @@
                               <w:dataBinding w:prefixMappings="xmlns:ns0='http://purl.org/dc/elements/1.1/' xmlns:ns1='http://schemas.openxmlformats.org/package/2006/metadata/core-properties' " w:xpath="/ns1:coreProperties[1]/ns0:subject[1]" w:storeItemID="{6C3C8BC8-F283-45AE-878A-BAB7291924A1}"/>
                               <w:text/>
                             </w:sdtPr>
+                            <w:sdtEndPr/>
                             <w:sdtContent>
                               <w:r>
                                 <w:rPr>
@@ -4517,6 +4547,12 @@
         <w:rPr>
           <w:rFonts w:asciiTheme="minorHAnsi" w:hAnsiTheme="minorHAnsi" w:cstheme="minorHAnsi"/>
         </w:rPr>
+        <w:t xml:space="preserve"> e índices de correção monetária</w:t>
+      </w:r>
+      <w:r>
+        <w:rPr>
+          <w:rFonts w:asciiTheme="minorHAnsi" w:hAnsiTheme="minorHAnsi" w:cstheme="minorHAnsi"/>
+        </w:rPr>
         <w:t>)</w:t>
       </w:r>
     </w:p>
@@ -4661,6 +4697,12 @@
         </w:rPr>
         <w:t>: Importação de dados do sistema DOMÍNIO (RH)</w:t>
       </w:r>
+      <w:r>
+        <w:rPr>
+          <w:rFonts w:asciiTheme="minorHAnsi" w:hAnsiTheme="minorHAnsi" w:cstheme="minorHAnsi"/>
+        </w:rPr>
+        <w:t xml:space="preserve"> através de planilha eletrônica</w:t>
+      </w:r>
     </w:p>
     <w:p>
       <w:pPr>
@@ -4834,13 +4876,51 @@
         <w:rPr>
           <w:rFonts w:asciiTheme="minorHAnsi" w:hAnsiTheme="minorHAnsi" w:cstheme="minorHAnsi"/>
         </w:rPr>
-        <w:t xml:space="preserve">introdução de dados oficiais para </w:t>
+        <w:t>inclusão de contratos passíveis de</w:t>
       </w:r>
       <w:r>
         <w:rPr>
           <w:rFonts w:asciiTheme="minorHAnsi" w:hAnsiTheme="minorHAnsi" w:cstheme="minorHAnsi"/>
         </w:rPr>
-        <w:t>correção de contratos</w:t>
+        <w:t xml:space="preserve"> </w:t>
+      </w:r>
+      <w:r>
+        <w:rPr>
+          <w:rFonts w:asciiTheme="minorHAnsi" w:hAnsiTheme="minorHAnsi" w:cstheme="minorHAnsi"/>
+        </w:rPr>
+        <w:t xml:space="preserve">correção </w:t>
+      </w:r>
+      <w:r>
+        <w:rPr>
+          <w:rFonts w:asciiTheme="minorHAnsi" w:hAnsiTheme="minorHAnsi" w:cstheme="minorHAnsi"/>
+        </w:rPr>
+        <w:t>com</w:t>
+      </w:r>
+      <w:r>
+        <w:rPr>
+          <w:rFonts w:asciiTheme="minorHAnsi" w:hAnsiTheme="minorHAnsi" w:cstheme="minorHAnsi"/>
+        </w:rPr>
+        <w:t xml:space="preserve"> dados oficiais </w:t>
+      </w:r>
+      <w:r>
+        <w:rPr>
+          <w:rFonts w:asciiTheme="minorHAnsi" w:hAnsiTheme="minorHAnsi" w:cstheme="minorHAnsi"/>
+        </w:rPr>
+        <w:t xml:space="preserve">(IGPM, IPCA, INCC, </w:t>
+      </w:r>
+      <w:proofErr w:type="spellStart"/>
+      <w:r>
+        <w:rPr>
+          <w:rFonts w:asciiTheme="minorHAnsi" w:hAnsiTheme="minorHAnsi" w:cstheme="minorHAnsi"/>
+        </w:rPr>
+        <w:t>etc</w:t>
+      </w:r>
+      <w:proofErr w:type="spellEnd"/>
+      <w:r>
+        <w:rPr>
+          <w:rFonts w:asciiTheme="minorHAnsi" w:hAnsiTheme="minorHAnsi" w:cstheme="minorHAnsi"/>
+        </w:rPr>
+        <w:t>)</w:t>
       </w:r>
     </w:p>
     <w:p>
@@ -4987,15 +5067,16 @@
       <w:r>
         <w:rPr>
           <w:rFonts w:eastAsia="Times New Roman" w:cstheme="minorHAnsi"/>
+          <w:noProof/>
           <w:sz w:val="24"/>
           <w:szCs w:val="24"/>
           <w:lang w:eastAsia="pt-BR"/>
         </w:rPr>
         <w:drawing>
-          <wp:inline distT="0" distB="0" distL="0" distR="0" wp14:anchorId="35FBDBE4" wp14:editId="40A0CEFE">
-            <wp:extent cx="6120130" cy="6974205"/>
-            <wp:effectExtent l="0" t="0" r="0" b="0"/>
-            <wp:docPr id="21" name="Imagem 21"/>
+          <wp:inline distT="0" distB="0" distL="0" distR="0" wp14:anchorId="32194B74" wp14:editId="75B3586B">
+            <wp:extent cx="6120130" cy="7003415"/>
+            <wp:effectExtent l="0" t="0" r="0" b="6985"/>
+            <wp:docPr id="17" name="Imagem 17"/>
             <wp:cNvGraphicFramePr>
               <a:graphicFrameLocks xmlns:a="http://schemas.openxmlformats.org/drawingml/2006/main" noChangeAspect="1"/>
             </wp:cNvGraphicFramePr>
@@ -5015,7 +5096,7 @@
                   <pic:spPr>
                     <a:xfrm>
                       <a:off x="0" y="0"/>
-                      <a:ext cx="6120130" cy="6974205"/>
+                      <a:ext cx="6120130" cy="7003415"/>
                     </a:xfrm>
                     <a:prstGeom prst="rect">
                       <a:avLst/>
@@ -11964,7 +12045,7 @@
             <w:tcBorders>
               <w:top w:val="nil"/>
               <w:left w:val="nil"/>
-              <w:bottom w:val="single" w:sz="8" w:space="0" w:color="A6A6A6"/>
+              <w:bottom w:val="nil"/>
               <w:right w:val="single" w:sz="4" w:space="0" w:color="A6A6A6"/>
             </w:tcBorders>
             <w:shd w:val="clear" w:color="auto" w:fill="auto"/>
@@ -11989,6 +12070,753 @@
               </w:rPr>
               <w:t> </w:t>
             </w:r>
+          </w:p>
+        </w:tc>
+        <w:tc>
+          <w:tcPr>
+            <w:tcW w:w="841" w:type="dxa"/>
+            <w:tcBorders>
+              <w:top w:val="nil"/>
+              <w:left w:val="nil"/>
+              <w:bottom w:val="nil"/>
+              <w:right w:val="single" w:sz="4" w:space="0" w:color="A6A6A6"/>
+            </w:tcBorders>
+            <w:shd w:val="clear" w:color="auto" w:fill="auto"/>
+            <w:noWrap/>
+            <w:vAlign w:val="center"/>
+            <w:hideMark/>
+          </w:tcPr>
+          <w:p>
+            <w:pPr>
+              <w:spacing w:after="0" w:line="240" w:lineRule="auto"/>
+              <w:rPr>
+                <w:rFonts w:ascii="Calibri" w:eastAsia="Times New Roman" w:hAnsi="Calibri" w:cs="Calibri"/>
+                <w:color w:val="000000"/>
+                <w:lang w:eastAsia="pt-BR"/>
+              </w:rPr>
+            </w:pPr>
+            <w:r>
+              <w:rPr>
+                <w:rFonts w:ascii="Calibri" w:eastAsia="Times New Roman" w:hAnsi="Calibri" w:cs="Calibri"/>
+                <w:color w:val="000000"/>
+                <w:lang w:eastAsia="pt-BR"/>
+              </w:rPr>
+              <w:t> </w:t>
+            </w:r>
+          </w:p>
+        </w:tc>
+        <w:tc>
+          <w:tcPr>
+            <w:tcW w:w="790" w:type="dxa"/>
+            <w:tcBorders>
+              <w:top w:val="nil"/>
+              <w:left w:val="nil"/>
+              <w:bottom w:val="nil"/>
+              <w:right w:val="single" w:sz="4" w:space="0" w:color="A6A6A6"/>
+            </w:tcBorders>
+            <w:shd w:val="clear" w:color="auto" w:fill="auto"/>
+            <w:noWrap/>
+            <w:vAlign w:val="center"/>
+            <w:hideMark/>
+          </w:tcPr>
+          <w:p>
+            <w:pPr>
+              <w:spacing w:after="0" w:line="240" w:lineRule="auto"/>
+              <w:rPr>
+                <w:rFonts w:ascii="Calibri" w:eastAsia="Times New Roman" w:hAnsi="Calibri" w:cs="Calibri"/>
+                <w:color w:val="000000"/>
+                <w:lang w:eastAsia="pt-BR"/>
+              </w:rPr>
+            </w:pPr>
+            <w:r>
+              <w:rPr>
+                <w:rFonts w:ascii="Calibri" w:eastAsia="Times New Roman" w:hAnsi="Calibri" w:cs="Calibri"/>
+                <w:color w:val="000000"/>
+                <w:lang w:eastAsia="pt-BR"/>
+              </w:rPr>
+              <w:t> </w:t>
+            </w:r>
+          </w:p>
+        </w:tc>
+        <w:tc>
+          <w:tcPr>
+            <w:tcW w:w="1280" w:type="dxa"/>
+            <w:tcBorders>
+              <w:top w:val="nil"/>
+              <w:left w:val="nil"/>
+              <w:bottom w:val="nil"/>
+              <w:right w:val="single" w:sz="4" w:space="0" w:color="A6A6A6"/>
+            </w:tcBorders>
+            <w:shd w:val="clear" w:color="auto" w:fill="auto"/>
+            <w:noWrap/>
+            <w:vAlign w:val="center"/>
+            <w:hideMark/>
+          </w:tcPr>
+          <w:p>
+            <w:pPr>
+              <w:spacing w:after="0" w:line="240" w:lineRule="auto"/>
+              <w:rPr>
+                <w:rFonts w:ascii="Calibri" w:eastAsia="Times New Roman" w:hAnsi="Calibri" w:cs="Calibri"/>
+                <w:color w:val="000000"/>
+                <w:lang w:eastAsia="pt-BR"/>
+              </w:rPr>
+            </w:pPr>
+            <w:r>
+              <w:rPr>
+                <w:rFonts w:ascii="Calibri" w:eastAsia="Times New Roman" w:hAnsi="Calibri" w:cs="Calibri"/>
+                <w:color w:val="000000"/>
+                <w:lang w:eastAsia="pt-BR"/>
+              </w:rPr>
+              <w:t> </w:t>
+            </w:r>
+          </w:p>
+        </w:tc>
+        <w:tc>
+          <w:tcPr>
+            <w:tcW w:w="5319" w:type="dxa"/>
+            <w:tcBorders>
+              <w:top w:val="nil"/>
+              <w:left w:val="nil"/>
+              <w:bottom w:val="nil"/>
+              <w:right w:val="nil"/>
+            </w:tcBorders>
+            <w:shd w:val="clear" w:color="auto" w:fill="auto"/>
+            <w:vAlign w:val="center"/>
+            <w:hideMark/>
+          </w:tcPr>
+          <w:p>
+            <w:pPr>
+              <w:spacing w:after="0" w:line="240" w:lineRule="auto"/>
+              <w:rPr>
+                <w:rFonts w:ascii="Calibri" w:eastAsia="Times New Roman" w:hAnsi="Calibri" w:cs="Calibri"/>
+                <w:lang w:eastAsia="pt-BR"/>
+              </w:rPr>
+            </w:pPr>
+            <w:r>
+              <w:rPr>
+                <w:rFonts w:ascii="Calibri" w:eastAsia="Times New Roman" w:hAnsi="Calibri" w:cs="Calibri"/>
+                <w:lang w:eastAsia="pt-BR"/>
+              </w:rPr>
+              <w:t>"</w:t>
+            </w:r>
+            <w:r>
+              <w:rPr>
+                <w:rFonts w:ascii="Calibri" w:eastAsia="Times New Roman" w:hAnsi="Calibri" w:cs="Calibri"/>
+                <w:lang w:eastAsia="pt-BR"/>
+              </w:rPr>
+              <w:t>Melhoria no relatório de Categoria, mostrando o total geral por categoria e gráfico de linha do tempo</w:t>
+            </w:r>
+            <w:r>
+              <w:rPr>
+                <w:rFonts w:ascii="Calibri" w:eastAsia="Times New Roman" w:hAnsi="Calibri" w:cs="Calibri"/>
+                <w:lang w:eastAsia="pt-BR"/>
+              </w:rPr>
+              <w:t>"</w:t>
+            </w:r>
+          </w:p>
+        </w:tc>
+      </w:tr>
+      <w:tr>
+        <w:trPr>
+          <w:trHeight w:val="615"/>
+        </w:trPr>
+        <w:tc>
+          <w:tcPr>
+            <w:tcW w:w="830" w:type="dxa"/>
+            <w:tcBorders>
+              <w:top w:val="double" w:sz="6" w:space="0" w:color="A6A6A6"/>
+              <w:left w:val="nil"/>
+              <w:bottom w:val="nil"/>
+              <w:right w:val="single" w:sz="4" w:space="0" w:color="A6A6A6"/>
+            </w:tcBorders>
+            <w:shd w:val="clear" w:color="auto" w:fill="auto"/>
+            <w:noWrap/>
+            <w:vAlign w:val="center"/>
+            <w:hideMark/>
+          </w:tcPr>
+          <w:p>
+            <w:pPr>
+              <w:spacing w:after="0" w:line="240" w:lineRule="auto"/>
+              <w:jc w:val="right"/>
+              <w:rPr>
+                <w:rFonts w:ascii="Calibri" w:eastAsia="Times New Roman" w:hAnsi="Calibri" w:cs="Calibri"/>
+                <w:color w:val="000000"/>
+                <w:lang w:eastAsia="pt-BR"/>
+              </w:rPr>
+            </w:pPr>
+            <w:r>
+              <w:rPr>
+                <w:rFonts w:ascii="Calibri" w:eastAsia="Times New Roman" w:hAnsi="Calibri" w:cs="Calibri"/>
+                <w:color w:val="000000"/>
+                <w:lang w:eastAsia="pt-BR"/>
+              </w:rPr>
+              <w:t>1</w:t>
+            </w:r>
+          </w:p>
+        </w:tc>
+        <w:tc>
+          <w:tcPr>
+            <w:tcW w:w="841" w:type="dxa"/>
+            <w:tcBorders>
+              <w:top w:val="double" w:sz="6" w:space="0" w:color="A6A6A6"/>
+              <w:left w:val="nil"/>
+              <w:bottom w:val="nil"/>
+              <w:right w:val="single" w:sz="4" w:space="0" w:color="A6A6A6"/>
+            </w:tcBorders>
+            <w:shd w:val="clear" w:color="auto" w:fill="auto"/>
+            <w:noWrap/>
+            <w:vAlign w:val="center"/>
+            <w:hideMark/>
+          </w:tcPr>
+          <w:p>
+            <w:pPr>
+              <w:spacing w:after="0" w:line="240" w:lineRule="auto"/>
+              <w:jc w:val="right"/>
+              <w:rPr>
+                <w:rFonts w:ascii="Calibri" w:eastAsia="Times New Roman" w:hAnsi="Calibri" w:cs="Calibri"/>
+                <w:color w:val="000000"/>
+                <w:lang w:eastAsia="pt-BR"/>
+              </w:rPr>
+            </w:pPr>
+            <w:r>
+              <w:rPr>
+                <w:rFonts w:ascii="Calibri" w:eastAsia="Times New Roman" w:hAnsi="Calibri" w:cs="Calibri"/>
+                <w:color w:val="000000"/>
+                <w:lang w:eastAsia="pt-BR"/>
+              </w:rPr>
+              <w:t>3</w:t>
+            </w:r>
+          </w:p>
+        </w:tc>
+        <w:tc>
+          <w:tcPr>
+            <w:tcW w:w="790" w:type="dxa"/>
+            <w:tcBorders>
+              <w:top w:val="double" w:sz="6" w:space="0" w:color="A6A6A6"/>
+              <w:left w:val="nil"/>
+              <w:bottom w:val="nil"/>
+              <w:right w:val="single" w:sz="4" w:space="0" w:color="A6A6A6"/>
+            </w:tcBorders>
+            <w:shd w:val="clear" w:color="auto" w:fill="auto"/>
+            <w:noWrap/>
+            <w:vAlign w:val="center"/>
+            <w:hideMark/>
+          </w:tcPr>
+          <w:p>
+            <w:pPr>
+              <w:spacing w:after="0" w:line="240" w:lineRule="auto"/>
+              <w:jc w:val="right"/>
+              <w:rPr>
+                <w:rFonts w:ascii="Calibri" w:eastAsia="Times New Roman" w:hAnsi="Calibri" w:cs="Calibri"/>
+                <w:color w:val="000000"/>
+                <w:lang w:eastAsia="pt-BR"/>
+              </w:rPr>
+            </w:pPr>
+            <w:r>
+              <w:rPr>
+                <w:rFonts w:ascii="Calibri" w:eastAsia="Times New Roman" w:hAnsi="Calibri" w:cs="Calibri"/>
+                <w:color w:val="000000"/>
+                <w:lang w:eastAsia="pt-BR"/>
+              </w:rPr>
+              <w:t>2</w:t>
+            </w:r>
+          </w:p>
+        </w:tc>
+        <w:tc>
+          <w:tcPr>
+            <w:tcW w:w="1280" w:type="dxa"/>
+            <w:tcBorders>
+              <w:top w:val="double" w:sz="6" w:space="0" w:color="A6A6A6"/>
+              <w:left w:val="nil"/>
+              <w:bottom w:val="nil"/>
+              <w:right w:val="single" w:sz="4" w:space="0" w:color="A6A6A6"/>
+            </w:tcBorders>
+            <w:shd w:val="clear" w:color="auto" w:fill="auto"/>
+            <w:noWrap/>
+            <w:vAlign w:val="center"/>
+            <w:hideMark/>
+          </w:tcPr>
+          <w:p>
+            <w:pPr>
+              <w:spacing w:after="0" w:line="240" w:lineRule="auto"/>
+              <w:jc w:val="right"/>
+              <w:rPr>
+                <w:rFonts w:ascii="Calibri" w:eastAsia="Times New Roman" w:hAnsi="Calibri" w:cs="Calibri"/>
+                <w:color w:val="000000"/>
+                <w:lang w:eastAsia="pt-BR"/>
+              </w:rPr>
+            </w:pPr>
+            <w:r>
+              <w:rPr>
+                <w:rFonts w:ascii="Calibri" w:eastAsia="Times New Roman" w:hAnsi="Calibri" w:cs="Calibri"/>
+                <w:color w:val="000000"/>
+                <w:lang w:eastAsia="pt-BR"/>
+              </w:rPr>
+              <w:t>22</w:t>
+            </w:r>
+            <w:r>
+              <w:rPr>
+                <w:rFonts w:ascii="Calibri" w:eastAsia="Times New Roman" w:hAnsi="Calibri" w:cs="Calibri"/>
+                <w:color w:val="000000"/>
+                <w:lang w:eastAsia="pt-BR"/>
+              </w:rPr>
+              <w:t>/0</w:t>
+            </w:r>
+            <w:r>
+              <w:rPr>
+                <w:rFonts w:ascii="Calibri" w:eastAsia="Times New Roman" w:hAnsi="Calibri" w:cs="Calibri"/>
+                <w:color w:val="000000"/>
+                <w:lang w:eastAsia="pt-BR"/>
+              </w:rPr>
+              <w:t>6</w:t>
+            </w:r>
+            <w:r>
+              <w:rPr>
+                <w:rFonts w:ascii="Calibri" w:eastAsia="Times New Roman" w:hAnsi="Calibri" w:cs="Calibri"/>
+                <w:color w:val="000000"/>
+                <w:lang w:eastAsia="pt-BR"/>
+              </w:rPr>
+              <w:t>/2025</w:t>
+            </w:r>
+          </w:p>
+        </w:tc>
+        <w:tc>
+          <w:tcPr>
+            <w:tcW w:w="5319" w:type="dxa"/>
+            <w:tcBorders>
+              <w:top w:val="double" w:sz="6" w:space="0" w:color="A6A6A6"/>
+              <w:left w:val="nil"/>
+              <w:bottom w:val="single" w:sz="4" w:space="0" w:color="D9D9D9"/>
+              <w:right w:val="nil"/>
+            </w:tcBorders>
+            <w:shd w:val="clear" w:color="auto" w:fill="auto"/>
+            <w:vAlign w:val="center"/>
+            <w:hideMark/>
+          </w:tcPr>
+          <w:p>
+            <w:pPr>
+              <w:spacing w:after="0" w:line="240" w:lineRule="auto"/>
+              <w:rPr>
+                <w:rFonts w:ascii="Calibri" w:eastAsia="Times New Roman" w:hAnsi="Calibri" w:cs="Calibri"/>
+                <w:color w:val="000000"/>
+                <w:lang w:eastAsia="pt-BR"/>
+              </w:rPr>
+            </w:pPr>
+            <w:r>
+              <w:rPr>
+                <w:rFonts w:ascii="Calibri" w:eastAsia="Times New Roman" w:hAnsi="Calibri" w:cs="Calibri"/>
+                <w:color w:val="000000"/>
+                <w:lang w:eastAsia="pt-BR"/>
+              </w:rPr>
+              <w:t>"</w:t>
+            </w:r>
+            <w:r>
+              <w:rPr>
+                <w:rFonts w:ascii="Calibri" w:eastAsia="Times New Roman" w:hAnsi="Calibri" w:cs="Calibri"/>
+                <w:color w:val="000000"/>
+                <w:lang w:eastAsia="pt-BR"/>
+              </w:rPr>
+              <w:t>Inclusão de Visualizador de Lançamentos de Fornecedor</w:t>
+            </w:r>
+            <w:r>
+              <w:rPr>
+                <w:rFonts w:ascii="Calibri" w:eastAsia="Times New Roman" w:hAnsi="Calibri" w:cs="Calibri"/>
+                <w:color w:val="000000"/>
+                <w:lang w:eastAsia="pt-BR"/>
+              </w:rPr>
+              <w:t>"</w:t>
+            </w:r>
+          </w:p>
+        </w:tc>
+      </w:tr>
+      <w:tr>
+        <w:trPr>
+          <w:trHeight w:val="600"/>
+        </w:trPr>
+        <w:tc>
+          <w:tcPr>
+            <w:tcW w:w="830" w:type="dxa"/>
+            <w:tcBorders>
+              <w:top w:val="nil"/>
+              <w:left w:val="nil"/>
+              <w:bottom w:val="nil"/>
+              <w:right w:val="single" w:sz="4" w:space="0" w:color="A6A6A6"/>
+            </w:tcBorders>
+            <w:shd w:val="clear" w:color="auto" w:fill="auto"/>
+            <w:noWrap/>
+            <w:vAlign w:val="center"/>
+            <w:hideMark/>
+          </w:tcPr>
+          <w:p>
+            <w:pPr>
+              <w:spacing w:after="0" w:line="240" w:lineRule="auto"/>
+              <w:rPr>
+                <w:rFonts w:ascii="Calibri" w:eastAsia="Times New Roman" w:hAnsi="Calibri" w:cs="Calibri"/>
+                <w:color w:val="000000"/>
+                <w:lang w:eastAsia="pt-BR"/>
+              </w:rPr>
+            </w:pPr>
+            <w:r>
+              <w:rPr>
+                <w:rFonts w:ascii="Calibri" w:eastAsia="Times New Roman" w:hAnsi="Calibri" w:cs="Calibri"/>
+                <w:color w:val="000000"/>
+                <w:lang w:eastAsia="pt-BR"/>
+              </w:rPr>
+              <w:t> </w:t>
+            </w:r>
+          </w:p>
+        </w:tc>
+        <w:tc>
+          <w:tcPr>
+            <w:tcW w:w="841" w:type="dxa"/>
+            <w:tcBorders>
+              <w:top w:val="nil"/>
+              <w:left w:val="nil"/>
+              <w:bottom w:val="nil"/>
+              <w:right w:val="single" w:sz="4" w:space="0" w:color="A6A6A6"/>
+            </w:tcBorders>
+            <w:shd w:val="clear" w:color="auto" w:fill="auto"/>
+            <w:noWrap/>
+            <w:vAlign w:val="center"/>
+            <w:hideMark/>
+          </w:tcPr>
+          <w:p>
+            <w:pPr>
+              <w:spacing w:after="0" w:line="240" w:lineRule="auto"/>
+              <w:rPr>
+                <w:rFonts w:ascii="Calibri" w:eastAsia="Times New Roman" w:hAnsi="Calibri" w:cs="Calibri"/>
+                <w:color w:val="000000"/>
+                <w:lang w:eastAsia="pt-BR"/>
+              </w:rPr>
+            </w:pPr>
+            <w:r>
+              <w:rPr>
+                <w:rFonts w:ascii="Calibri" w:eastAsia="Times New Roman" w:hAnsi="Calibri" w:cs="Calibri"/>
+                <w:color w:val="000000"/>
+                <w:lang w:eastAsia="pt-BR"/>
+              </w:rPr>
+              <w:t> </w:t>
+            </w:r>
+          </w:p>
+        </w:tc>
+        <w:tc>
+          <w:tcPr>
+            <w:tcW w:w="790" w:type="dxa"/>
+            <w:tcBorders>
+              <w:top w:val="nil"/>
+              <w:left w:val="nil"/>
+              <w:bottom w:val="nil"/>
+              <w:right w:val="single" w:sz="4" w:space="0" w:color="A6A6A6"/>
+            </w:tcBorders>
+            <w:shd w:val="clear" w:color="auto" w:fill="auto"/>
+            <w:noWrap/>
+            <w:vAlign w:val="center"/>
+            <w:hideMark/>
+          </w:tcPr>
+          <w:p>
+            <w:pPr>
+              <w:spacing w:after="0" w:line="240" w:lineRule="auto"/>
+              <w:rPr>
+                <w:rFonts w:ascii="Calibri" w:eastAsia="Times New Roman" w:hAnsi="Calibri" w:cs="Calibri"/>
+                <w:color w:val="000000"/>
+                <w:lang w:eastAsia="pt-BR"/>
+              </w:rPr>
+            </w:pPr>
+            <w:r>
+              <w:rPr>
+                <w:rFonts w:ascii="Calibri" w:eastAsia="Times New Roman" w:hAnsi="Calibri" w:cs="Calibri"/>
+                <w:color w:val="000000"/>
+                <w:lang w:eastAsia="pt-BR"/>
+              </w:rPr>
+              <w:t> </w:t>
+            </w:r>
+          </w:p>
+        </w:tc>
+        <w:tc>
+          <w:tcPr>
+            <w:tcW w:w="1280" w:type="dxa"/>
+            <w:tcBorders>
+              <w:top w:val="nil"/>
+              <w:left w:val="nil"/>
+              <w:bottom w:val="nil"/>
+              <w:right w:val="single" w:sz="4" w:space="0" w:color="A6A6A6"/>
+            </w:tcBorders>
+            <w:shd w:val="clear" w:color="auto" w:fill="auto"/>
+            <w:noWrap/>
+            <w:vAlign w:val="center"/>
+            <w:hideMark/>
+          </w:tcPr>
+          <w:p>
+            <w:pPr>
+              <w:spacing w:after="0" w:line="240" w:lineRule="auto"/>
+              <w:rPr>
+                <w:rFonts w:ascii="Calibri" w:eastAsia="Times New Roman" w:hAnsi="Calibri" w:cs="Calibri"/>
+                <w:color w:val="000000"/>
+                <w:lang w:eastAsia="pt-BR"/>
+              </w:rPr>
+            </w:pPr>
+            <w:r>
+              <w:rPr>
+                <w:rFonts w:ascii="Calibri" w:eastAsia="Times New Roman" w:hAnsi="Calibri" w:cs="Calibri"/>
+                <w:color w:val="000000"/>
+                <w:lang w:eastAsia="pt-BR"/>
+              </w:rPr>
+              <w:t> </w:t>
+            </w:r>
+          </w:p>
+        </w:tc>
+        <w:tc>
+          <w:tcPr>
+            <w:tcW w:w="5319" w:type="dxa"/>
+            <w:tcBorders>
+              <w:top w:val="nil"/>
+              <w:left w:val="nil"/>
+              <w:bottom w:val="single" w:sz="4" w:space="0" w:color="D9D9D9"/>
+              <w:right w:val="nil"/>
+            </w:tcBorders>
+            <w:shd w:val="clear" w:color="auto" w:fill="auto"/>
+            <w:vAlign w:val="center"/>
+            <w:hideMark/>
+          </w:tcPr>
+          <w:p>
+            <w:pPr>
+              <w:spacing w:after="0" w:line="240" w:lineRule="auto"/>
+              <w:rPr>
+                <w:rFonts w:ascii="Calibri" w:eastAsia="Times New Roman" w:hAnsi="Calibri" w:cs="Calibri"/>
+                <w:lang w:eastAsia="pt-BR"/>
+              </w:rPr>
+            </w:pPr>
+            <w:r>
+              <w:rPr>
+                <w:rFonts w:ascii="Calibri" w:eastAsia="Times New Roman" w:hAnsi="Calibri" w:cs="Calibri"/>
+                <w:lang w:eastAsia="pt-BR"/>
+              </w:rPr>
+              <w:t>“</w:t>
+            </w:r>
+            <w:r>
+              <w:rPr>
+                <w:rFonts w:ascii="Calibri" w:eastAsia="Times New Roman" w:hAnsi="Calibri" w:cs="Calibri"/>
+                <w:lang w:eastAsia="pt-BR"/>
+              </w:rPr>
+              <w:t>Adição de funcionalidade para cadastro de fornecedor PF sem CPF</w:t>
+            </w:r>
+            <w:r>
+              <w:rPr>
+                <w:rFonts w:ascii="Calibri" w:eastAsia="Times New Roman" w:hAnsi="Calibri" w:cs="Calibri"/>
+                <w:lang w:eastAsia="pt-BR"/>
+              </w:rPr>
+              <w:t>"</w:t>
+            </w:r>
+          </w:p>
+        </w:tc>
+      </w:tr>
+      <w:tr>
+        <w:trPr>
+          <w:trHeight w:val="315"/>
+        </w:trPr>
+        <w:tc>
+          <w:tcPr>
+            <w:tcW w:w="830" w:type="dxa"/>
+            <w:tcBorders>
+              <w:top w:val="nil"/>
+              <w:left w:val="nil"/>
+              <w:bottom w:val="nil"/>
+              <w:right w:val="single" w:sz="4" w:space="0" w:color="A6A6A6"/>
+            </w:tcBorders>
+            <w:shd w:val="clear" w:color="auto" w:fill="auto"/>
+            <w:noWrap/>
+            <w:vAlign w:val="center"/>
+            <w:hideMark/>
+          </w:tcPr>
+          <w:p>
+            <w:pPr>
+              <w:spacing w:after="0" w:line="240" w:lineRule="auto"/>
+              <w:rPr>
+                <w:rFonts w:ascii="Calibri" w:eastAsia="Times New Roman" w:hAnsi="Calibri" w:cs="Calibri"/>
+                <w:color w:val="000000"/>
+                <w:lang w:eastAsia="pt-BR"/>
+              </w:rPr>
+            </w:pPr>
+            <w:r>
+              <w:rPr>
+                <w:rFonts w:ascii="Calibri" w:eastAsia="Times New Roman" w:hAnsi="Calibri" w:cs="Calibri"/>
+                <w:color w:val="000000"/>
+                <w:lang w:eastAsia="pt-BR"/>
+              </w:rPr>
+              <w:t> </w:t>
+            </w:r>
+          </w:p>
+        </w:tc>
+        <w:tc>
+          <w:tcPr>
+            <w:tcW w:w="841" w:type="dxa"/>
+            <w:tcBorders>
+              <w:top w:val="nil"/>
+              <w:left w:val="nil"/>
+              <w:bottom w:val="nil"/>
+              <w:right w:val="single" w:sz="4" w:space="0" w:color="A6A6A6"/>
+            </w:tcBorders>
+            <w:shd w:val="clear" w:color="auto" w:fill="auto"/>
+            <w:noWrap/>
+            <w:vAlign w:val="center"/>
+            <w:hideMark/>
+          </w:tcPr>
+          <w:p>
+            <w:pPr>
+              <w:spacing w:after="0" w:line="240" w:lineRule="auto"/>
+              <w:rPr>
+                <w:rFonts w:ascii="Calibri" w:eastAsia="Times New Roman" w:hAnsi="Calibri" w:cs="Calibri"/>
+                <w:color w:val="000000"/>
+                <w:lang w:eastAsia="pt-BR"/>
+              </w:rPr>
+            </w:pPr>
+            <w:r>
+              <w:rPr>
+                <w:rFonts w:ascii="Calibri" w:eastAsia="Times New Roman" w:hAnsi="Calibri" w:cs="Calibri"/>
+                <w:color w:val="000000"/>
+                <w:lang w:eastAsia="pt-BR"/>
+              </w:rPr>
+              <w:t> </w:t>
+            </w:r>
+          </w:p>
+        </w:tc>
+        <w:tc>
+          <w:tcPr>
+            <w:tcW w:w="790" w:type="dxa"/>
+            <w:tcBorders>
+              <w:top w:val="nil"/>
+              <w:left w:val="nil"/>
+              <w:bottom w:val="nil"/>
+              <w:right w:val="single" w:sz="4" w:space="0" w:color="A6A6A6"/>
+            </w:tcBorders>
+            <w:shd w:val="clear" w:color="auto" w:fill="auto"/>
+            <w:noWrap/>
+            <w:vAlign w:val="center"/>
+            <w:hideMark/>
+          </w:tcPr>
+          <w:p>
+            <w:pPr>
+              <w:spacing w:after="0" w:line="240" w:lineRule="auto"/>
+              <w:rPr>
+                <w:rFonts w:ascii="Calibri" w:eastAsia="Times New Roman" w:hAnsi="Calibri" w:cs="Calibri"/>
+                <w:color w:val="000000"/>
+                <w:lang w:eastAsia="pt-BR"/>
+              </w:rPr>
+            </w:pPr>
+            <w:r>
+              <w:rPr>
+                <w:rFonts w:ascii="Calibri" w:eastAsia="Times New Roman" w:hAnsi="Calibri" w:cs="Calibri"/>
+                <w:color w:val="000000"/>
+                <w:lang w:eastAsia="pt-BR"/>
+              </w:rPr>
+              <w:t> </w:t>
+            </w:r>
+          </w:p>
+        </w:tc>
+        <w:tc>
+          <w:tcPr>
+            <w:tcW w:w="1280" w:type="dxa"/>
+            <w:tcBorders>
+              <w:top w:val="nil"/>
+              <w:left w:val="nil"/>
+              <w:bottom w:val="nil"/>
+              <w:right w:val="single" w:sz="4" w:space="0" w:color="A6A6A6"/>
+            </w:tcBorders>
+            <w:shd w:val="clear" w:color="auto" w:fill="auto"/>
+            <w:noWrap/>
+            <w:vAlign w:val="center"/>
+            <w:hideMark/>
+          </w:tcPr>
+          <w:p>
+            <w:pPr>
+              <w:spacing w:after="0" w:line="240" w:lineRule="auto"/>
+              <w:rPr>
+                <w:rFonts w:ascii="Calibri" w:eastAsia="Times New Roman" w:hAnsi="Calibri" w:cs="Calibri"/>
+                <w:color w:val="000000"/>
+                <w:lang w:eastAsia="pt-BR"/>
+              </w:rPr>
+            </w:pPr>
+            <w:r>
+              <w:rPr>
+                <w:rFonts w:ascii="Calibri" w:eastAsia="Times New Roman" w:hAnsi="Calibri" w:cs="Calibri"/>
+                <w:color w:val="000000"/>
+                <w:lang w:eastAsia="pt-BR"/>
+              </w:rPr>
+              <w:t> </w:t>
+            </w:r>
+          </w:p>
+        </w:tc>
+        <w:tc>
+          <w:tcPr>
+            <w:tcW w:w="5319" w:type="dxa"/>
+            <w:tcBorders>
+              <w:top w:val="single" w:sz="4" w:space="0" w:color="D9D9D9"/>
+              <w:left w:val="nil"/>
+              <w:bottom w:val="single" w:sz="4" w:space="0" w:color="D9D9D9"/>
+              <w:right w:val="nil"/>
+            </w:tcBorders>
+            <w:shd w:val="clear" w:color="auto" w:fill="auto"/>
+            <w:vAlign w:val="center"/>
+            <w:hideMark/>
+          </w:tcPr>
+          <w:p>
+            <w:pPr>
+              <w:spacing w:after="0" w:line="240" w:lineRule="auto"/>
+              <w:rPr>
+                <w:rFonts w:ascii="Calibri" w:eastAsia="Times New Roman" w:hAnsi="Calibri" w:cs="Calibri"/>
+                <w:lang w:eastAsia="pt-BR"/>
+              </w:rPr>
+            </w:pPr>
+            <w:r>
+              <w:rPr>
+                <w:rFonts w:ascii="Calibri" w:eastAsia="Times New Roman" w:hAnsi="Calibri" w:cs="Calibri"/>
+                <w:lang w:eastAsia="pt-BR"/>
+              </w:rPr>
+              <w:t>"</w:t>
+            </w:r>
+            <w:r>
+              <w:rPr>
+                <w:rFonts w:ascii="Calibri" w:eastAsia="Times New Roman" w:hAnsi="Calibri" w:cs="Calibri"/>
+                <w:lang w:eastAsia="pt-BR"/>
+              </w:rPr>
+              <w:t>Melhoria no Relatório de Fornecedores que está mostrando quais clientes adquiriram de um dado fornecedor</w:t>
+            </w:r>
+            <w:r>
+              <w:rPr>
+                <w:rFonts w:ascii="Calibri" w:eastAsia="Times New Roman" w:hAnsi="Calibri" w:cs="Calibri"/>
+                <w:lang w:eastAsia="pt-BR"/>
+              </w:rPr>
+              <w:t>"</w:t>
+            </w:r>
+          </w:p>
+        </w:tc>
+      </w:tr>
+      <w:tr>
+        <w:trPr>
+          <w:trHeight w:val="315"/>
+        </w:trPr>
+        <w:tc>
+          <w:tcPr>
+            <w:tcW w:w="830" w:type="dxa"/>
+            <w:tcBorders>
+              <w:top w:val="nil"/>
+              <w:left w:val="nil"/>
+              <w:bottom w:val="single" w:sz="8" w:space="0" w:color="A6A6A6"/>
+              <w:right w:val="single" w:sz="4" w:space="0" w:color="A6A6A6"/>
+            </w:tcBorders>
+            <w:shd w:val="clear" w:color="auto" w:fill="auto"/>
+            <w:noWrap/>
+            <w:vAlign w:val="center"/>
+          </w:tcPr>
+          <w:p>
+            <w:pPr>
+              <w:spacing w:after="0" w:line="240" w:lineRule="auto"/>
+              <w:rPr>
+                <w:rFonts w:ascii="Calibri" w:eastAsia="Times New Roman" w:hAnsi="Calibri" w:cs="Calibri"/>
+                <w:color w:val="000000"/>
+                <w:lang w:eastAsia="pt-BR"/>
+              </w:rPr>
+            </w:pPr>
           </w:p>
         </w:tc>
         <w:tc>
@@ -12003,7 +12831,6 @@
             <w:shd w:val="clear" w:color="auto" w:fill="auto"/>
             <w:noWrap/>
             <w:vAlign w:val="center"/>
-            <w:hideMark/>
           </w:tcPr>
           <w:p>
             <w:pPr>
@@ -12014,14 +12841,6 @@
                 <w:lang w:eastAsia="pt-BR"/>
               </w:rPr>
             </w:pPr>
-            <w:r>
-              <w:rPr>
-                <w:rFonts w:ascii="Calibri" w:eastAsia="Times New Roman" w:hAnsi="Calibri" w:cs="Calibri"/>
-                <w:color w:val="000000"/>
-                <w:lang w:eastAsia="pt-BR"/>
-              </w:rPr>
-              <w:t> </w:t>
-            </w:r>
           </w:p>
         </w:tc>
         <w:tc>
@@ -12036,7 +12855,6 @@
             <w:shd w:val="clear" w:color="auto" w:fill="auto"/>
             <w:noWrap/>
             <w:vAlign w:val="center"/>
-            <w:hideMark/>
           </w:tcPr>
           <w:p>
             <w:pPr>
@@ -12047,14 +12865,6 @@
                 <w:lang w:eastAsia="pt-BR"/>
               </w:rPr>
             </w:pPr>
-            <w:r>
-              <w:rPr>
-                <w:rFonts w:ascii="Calibri" w:eastAsia="Times New Roman" w:hAnsi="Calibri" w:cs="Calibri"/>
-                <w:color w:val="000000"/>
-                <w:lang w:eastAsia="pt-BR"/>
-              </w:rPr>
-              <w:t> </w:t>
-            </w:r>
           </w:p>
         </w:tc>
         <w:tc>
@@ -12069,7 +12879,6 @@
             <w:shd w:val="clear" w:color="auto" w:fill="auto"/>
             <w:noWrap/>
             <w:vAlign w:val="center"/>
-            <w:hideMark/>
           </w:tcPr>
           <w:p>
             <w:pPr>
@@ -12080,28 +12889,19 @@
                 <w:lang w:eastAsia="pt-BR"/>
               </w:rPr>
             </w:pPr>
-            <w:r>
-              <w:rPr>
-                <w:rFonts w:ascii="Calibri" w:eastAsia="Times New Roman" w:hAnsi="Calibri" w:cs="Calibri"/>
-                <w:color w:val="000000"/>
-                <w:lang w:eastAsia="pt-BR"/>
-              </w:rPr>
-              <w:t> </w:t>
-            </w:r>
           </w:p>
         </w:tc>
         <w:tc>
           <w:tcPr>
             <w:tcW w:w="5319" w:type="dxa"/>
             <w:tcBorders>
-              <w:top w:val="nil"/>
+              <w:top w:val="single" w:sz="4" w:space="0" w:color="D9D9D9"/>
               <w:left w:val="nil"/>
               <w:bottom w:val="single" w:sz="8" w:space="0" w:color="A6A6A6"/>
               <w:right w:val="nil"/>
             </w:tcBorders>
             <w:shd w:val="clear" w:color="auto" w:fill="auto"/>
             <w:vAlign w:val="center"/>
-            <w:hideMark/>
           </w:tcPr>
           <w:p>
             <w:pPr>
@@ -12116,21 +12916,7 @@
                 <w:rFonts w:ascii="Calibri" w:eastAsia="Times New Roman" w:hAnsi="Calibri" w:cs="Calibri"/>
                 <w:lang w:eastAsia="pt-BR"/>
               </w:rPr>
-              <w:t>"</w:t>
-            </w:r>
-            <w:r>
-              <w:rPr>
-                <w:rFonts w:ascii="Calibri" w:eastAsia="Times New Roman" w:hAnsi="Calibri" w:cs="Calibri"/>
-                <w:lang w:eastAsia="pt-BR"/>
-              </w:rPr>
-              <w:t>Melhoria no relatório de Categoria, mostrando o total geral por categoria e gráfico de linha do tempo</w:t>
-            </w:r>
-            <w:r>
-              <w:rPr>
-                <w:rFonts w:ascii="Calibri" w:eastAsia="Times New Roman" w:hAnsi="Calibri" w:cs="Calibri"/>
-                <w:lang w:eastAsia="pt-BR"/>
-              </w:rPr>
-              <w:t>"</w:t>
+              <w:t>"Inclusão de Correção Monetária para contratos de administração, dependendo de teste para ser totalmente implementada"</w:t>
             </w:r>
           </w:p>
         </w:tc>
@@ -14038,439 +14824,28 @@
     </w:p>
     <w:p>
       <w:pPr>
-        <w:pStyle w:val="PargrafodaLista"/>
-        <w:numPr>
-          <w:ilvl w:val="0"/>
-          <w:numId w:val="9"/>
-        </w:numPr>
-        <w:spacing w:before="360" w:after="120" w:line="240" w:lineRule="auto"/>
-        <w:ind w:left="714" w:hanging="357"/>
-        <w:outlineLvl w:val="2"/>
-        <w:rPr>
-          <w:rFonts w:eastAsia="Times New Roman" w:cstheme="minorHAnsi"/>
-          <w:b/>
-          <w:bCs/>
-          <w:sz w:val="27"/>
-          <w:szCs w:val="27"/>
-          <w:lang w:eastAsia="pt-BR"/>
-        </w:rPr>
-      </w:pPr>
-      <w:r>
-        <w:rPr>
-          <w:rFonts w:eastAsia="Times New Roman" w:cstheme="minorHAnsi"/>
-          <w:b/>
-          <w:bCs/>
-          <w:sz w:val="27"/>
-          <w:szCs w:val="27"/>
+        <w:spacing w:before="100" w:beforeAutospacing="1" w:after="100" w:afterAutospacing="1" w:line="240" w:lineRule="auto"/>
+        <w:rPr>
+          <w:rFonts w:eastAsia="Times New Roman" w:cstheme="minorHAnsi"/>
+          <w:sz w:val="24"/>
+          <w:szCs w:val="24"/>
+          <w:lang w:eastAsia="pt-BR"/>
+        </w:rPr>
+      </w:pPr>
+      <w:r>
+        <w:rPr>
+          <w:rFonts w:eastAsia="Times New Roman" w:cstheme="minorHAnsi"/>
+          <w:noProof/>
+          <w:sz w:val="24"/>
+          <w:szCs w:val="24"/>
           <w:lang w:eastAsia="pt-BR"/>
         </w:rPr>
         <w:lastRenderedPageBreak/>
-        <w:t>Entrada de Dados</w:t>
-      </w:r>
-    </w:p>
-    <w:p>
-      <w:pPr>
-        <w:pStyle w:val="PargrafodaLista"/>
-        <w:numPr>
-          <w:ilvl w:val="1"/>
-          <w:numId w:val="9"/>
-        </w:numPr>
-        <w:spacing w:before="360" w:after="120" w:line="240" w:lineRule="auto"/>
-        <w:outlineLvl w:val="2"/>
-        <w:rPr>
-          <w:rFonts w:eastAsia="Times New Roman" w:cstheme="minorHAnsi"/>
-          <w:sz w:val="24"/>
-          <w:szCs w:val="24"/>
-          <w:lang w:eastAsia="pt-BR"/>
-        </w:rPr>
-      </w:pPr>
-      <w:r>
-        <w:rPr>
-          <w:rFonts w:eastAsia="Times New Roman" w:cstheme="minorHAnsi"/>
-          <w:sz w:val="24"/>
-          <w:szCs w:val="24"/>
-          <w:lang w:eastAsia="pt-BR"/>
-        </w:rPr>
-        <w:t>Categoria: substitua, caso necessário</w:t>
-      </w:r>
-    </w:p>
-    <w:p>
-      <w:pPr>
-        <w:pStyle w:val="PargrafodaLista"/>
-        <w:numPr>
-          <w:ilvl w:val="1"/>
-          <w:numId w:val="9"/>
-        </w:numPr>
-        <w:spacing w:before="360" w:after="120" w:line="240" w:lineRule="auto"/>
-        <w:outlineLvl w:val="2"/>
-        <w:rPr>
-          <w:rFonts w:eastAsia="Times New Roman" w:cstheme="minorHAnsi"/>
-          <w:sz w:val="24"/>
-          <w:szCs w:val="24"/>
-          <w:lang w:eastAsia="pt-BR"/>
-        </w:rPr>
-      </w:pPr>
-      <w:r>
-        <w:rPr>
-          <w:rFonts w:eastAsia="Times New Roman" w:cstheme="minorHAnsi"/>
-          <w:sz w:val="24"/>
-          <w:szCs w:val="24"/>
-          <w:lang w:eastAsia="pt-BR"/>
-        </w:rPr>
-        <w:t>Forma de Pagamento: PIX/TED. Padrão: PIX</w:t>
-      </w:r>
-    </w:p>
-    <w:p>
-      <w:pPr>
-        <w:pStyle w:val="PargrafodaLista"/>
-        <w:numPr>
-          <w:ilvl w:val="1"/>
-          <w:numId w:val="9"/>
-        </w:numPr>
-        <w:spacing w:before="360" w:after="120" w:line="240" w:lineRule="auto"/>
-        <w:outlineLvl w:val="2"/>
-        <w:rPr>
-          <w:rFonts w:eastAsia="Times New Roman" w:cstheme="minorHAnsi"/>
-          <w:sz w:val="24"/>
-          <w:szCs w:val="24"/>
-          <w:lang w:eastAsia="pt-BR"/>
-        </w:rPr>
-      </w:pPr>
-      <w:r>
-        <w:rPr>
-          <w:rFonts w:eastAsia="Times New Roman" w:cstheme="minorHAnsi"/>
-          <w:sz w:val="24"/>
-          <w:szCs w:val="24"/>
-          <w:lang w:eastAsia="pt-BR"/>
-        </w:rPr>
-        <w:t>Tipo Despesa: 1 a 7. Ao entrar com o valor, vai para campo Referência. Se for 1, escolher na lista, se o campo Especificação no cadastro do Fornecedor estiver preenchido, será refletido aqui</w:t>
-      </w:r>
-    </w:p>
-    <w:p>
-      <w:pPr>
-        <w:pStyle w:val="PargrafodaLista"/>
-        <w:numPr>
-          <w:ilvl w:val="1"/>
-          <w:numId w:val="9"/>
-        </w:numPr>
-        <w:spacing w:before="360" w:after="120" w:line="240" w:lineRule="auto"/>
-        <w:outlineLvl w:val="2"/>
-        <w:rPr>
-          <w:rFonts w:eastAsia="Times New Roman" w:cstheme="minorHAnsi"/>
-          <w:sz w:val="24"/>
-          <w:szCs w:val="24"/>
-          <w:lang w:eastAsia="pt-BR"/>
-        </w:rPr>
-      </w:pPr>
-      <w:r>
-        <w:rPr>
-          <w:rFonts w:eastAsia="Times New Roman" w:cstheme="minorHAnsi"/>
-          <w:sz w:val="24"/>
-          <w:szCs w:val="24"/>
-          <w:lang w:eastAsia="pt-BR"/>
-        </w:rPr>
-        <w:t>Referência: campo livre, exceto para T</w:t>
-      </w:r>
-      <w:r>
-        <w:rPr>
-          <w:rFonts w:eastAsia="Times New Roman" w:cstheme="minorHAnsi"/>
-          <w:sz w:val="24"/>
-          <w:szCs w:val="24"/>
-          <w:lang w:eastAsia="pt-BR"/>
-        </w:rPr>
-        <w:t>i</w:t>
-      </w:r>
-      <w:r>
-        <w:rPr>
-          <w:rFonts w:eastAsia="Times New Roman" w:cstheme="minorHAnsi"/>
-          <w:sz w:val="24"/>
-          <w:szCs w:val="24"/>
-          <w:lang w:eastAsia="pt-BR"/>
-        </w:rPr>
-        <w:t>po de</w:t>
-      </w:r>
-      <w:r>
-        <w:rPr>
-          <w:rFonts w:eastAsia="Times New Roman" w:cstheme="minorHAnsi"/>
-          <w:sz w:val="24"/>
-          <w:szCs w:val="24"/>
-          <w:lang w:eastAsia="pt-BR"/>
-        </w:rPr>
-        <w:t xml:space="preserve"> De</w:t>
-      </w:r>
-      <w:r>
-        <w:rPr>
-          <w:rFonts w:eastAsia="Times New Roman" w:cstheme="minorHAnsi"/>
-          <w:sz w:val="24"/>
-          <w:szCs w:val="24"/>
-          <w:lang w:eastAsia="pt-BR"/>
-        </w:rPr>
-        <w:t>spesa = 1</w:t>
-      </w:r>
-      <w:r>
-        <w:rPr>
-          <w:rFonts w:eastAsia="Times New Roman" w:cstheme="minorHAnsi"/>
-          <w:sz w:val="24"/>
-          <w:szCs w:val="24"/>
-          <w:lang w:eastAsia="pt-BR"/>
-        </w:rPr>
-        <w:t>. “</w:t>
-      </w:r>
-      <w:proofErr w:type="spellStart"/>
-      <w:r>
-        <w:rPr>
-          <w:rFonts w:eastAsia="Times New Roman" w:cstheme="minorHAnsi"/>
-          <w:b/>
-          <w:bCs/>
-          <w:sz w:val="24"/>
-          <w:szCs w:val="24"/>
-          <w:lang w:eastAsia="pt-BR"/>
-        </w:rPr>
-        <w:t>Enter</w:t>
-      </w:r>
-      <w:proofErr w:type="spellEnd"/>
-      <w:r>
-        <w:rPr>
-          <w:rFonts w:eastAsia="Times New Roman" w:cstheme="minorHAnsi"/>
-          <w:sz w:val="24"/>
-          <w:szCs w:val="24"/>
-          <w:lang w:eastAsia="pt-BR"/>
-        </w:rPr>
-        <w:t>” move o cursor para Valor Unitário</w:t>
-      </w:r>
-    </w:p>
-    <w:p>
-      <w:pPr>
-        <w:pStyle w:val="PargrafodaLista"/>
-        <w:numPr>
-          <w:ilvl w:val="1"/>
-          <w:numId w:val="9"/>
-        </w:numPr>
-        <w:spacing w:before="360" w:after="120" w:line="240" w:lineRule="auto"/>
-        <w:outlineLvl w:val="2"/>
-        <w:rPr>
-          <w:rFonts w:eastAsia="Times New Roman" w:cstheme="minorHAnsi"/>
-          <w:sz w:val="24"/>
-          <w:szCs w:val="24"/>
-          <w:lang w:eastAsia="pt-BR"/>
-        </w:rPr>
-      </w:pPr>
-      <w:r>
-        <w:rPr>
-          <w:rFonts w:eastAsia="Times New Roman" w:cstheme="minorHAnsi"/>
-          <w:sz w:val="24"/>
-          <w:szCs w:val="24"/>
-          <w:lang w:eastAsia="pt-BR"/>
-        </w:rPr>
-        <w:t>Valor Unitário: campo livre. “</w:t>
-      </w:r>
-      <w:proofErr w:type="spellStart"/>
-      <w:r>
-        <w:rPr>
-          <w:rFonts w:eastAsia="Times New Roman" w:cstheme="minorHAnsi"/>
-          <w:sz w:val="24"/>
-          <w:szCs w:val="24"/>
-          <w:lang w:eastAsia="pt-BR"/>
-        </w:rPr>
-        <w:t>Enter</w:t>
-      </w:r>
-      <w:proofErr w:type="spellEnd"/>
-      <w:r>
-        <w:rPr>
-          <w:rFonts w:eastAsia="Times New Roman" w:cstheme="minorHAnsi"/>
-          <w:sz w:val="24"/>
-          <w:szCs w:val="24"/>
-          <w:lang w:eastAsia="pt-BR"/>
-        </w:rPr>
-        <w:t>” move o cursor para “Dias” se Tipo de Despesa = 1, senão, move para NF</w:t>
-      </w:r>
-    </w:p>
-    <w:p>
-      <w:pPr>
-        <w:pStyle w:val="PargrafodaLista"/>
-        <w:numPr>
-          <w:ilvl w:val="1"/>
-          <w:numId w:val="9"/>
-        </w:numPr>
-        <w:spacing w:before="360" w:after="120" w:line="240" w:lineRule="auto"/>
-        <w:outlineLvl w:val="2"/>
-        <w:rPr>
-          <w:rFonts w:eastAsia="Times New Roman" w:cstheme="minorHAnsi"/>
-          <w:sz w:val="24"/>
-          <w:szCs w:val="24"/>
-          <w:lang w:eastAsia="pt-BR"/>
-        </w:rPr>
-      </w:pPr>
-      <w:r>
-        <w:rPr>
-          <w:rFonts w:eastAsia="Times New Roman" w:cstheme="minorHAnsi"/>
-          <w:sz w:val="24"/>
-          <w:szCs w:val="24"/>
-          <w:lang w:eastAsia="pt-BR"/>
-        </w:rPr>
-        <w:t>Dias: exclusivo para Tipo de Despesa = 1. “</w:t>
-      </w:r>
-      <w:proofErr w:type="spellStart"/>
-      <w:r>
-        <w:rPr>
-          <w:rFonts w:eastAsia="Times New Roman" w:cstheme="minorHAnsi"/>
-          <w:sz w:val="24"/>
-          <w:szCs w:val="24"/>
-          <w:lang w:eastAsia="pt-BR"/>
-        </w:rPr>
-        <w:t>Enter</w:t>
-      </w:r>
-      <w:proofErr w:type="spellEnd"/>
-      <w:r>
-        <w:rPr>
-          <w:rFonts w:eastAsia="Times New Roman" w:cstheme="minorHAnsi"/>
-          <w:sz w:val="24"/>
-          <w:szCs w:val="24"/>
-          <w:lang w:eastAsia="pt-BR"/>
-        </w:rPr>
-        <w:t>” move o cursor para Data Vencimento</w:t>
-      </w:r>
-    </w:p>
-    <w:p>
-      <w:pPr>
-        <w:pStyle w:val="PargrafodaLista"/>
-        <w:numPr>
-          <w:ilvl w:val="1"/>
-          <w:numId w:val="9"/>
-        </w:numPr>
-        <w:spacing w:before="360" w:after="120" w:line="240" w:lineRule="auto"/>
-        <w:outlineLvl w:val="2"/>
-        <w:rPr>
-          <w:rFonts w:eastAsia="Times New Roman" w:cstheme="minorHAnsi"/>
-          <w:sz w:val="24"/>
-          <w:szCs w:val="24"/>
-          <w:lang w:eastAsia="pt-BR"/>
-        </w:rPr>
-      </w:pPr>
-      <w:r>
-        <w:rPr>
-          <w:rFonts w:eastAsia="Times New Roman" w:cstheme="minorHAnsi"/>
-          <w:sz w:val="24"/>
-          <w:szCs w:val="24"/>
-          <w:lang w:eastAsia="pt-BR"/>
-        </w:rPr>
-        <w:t>NF: campo livre. “</w:t>
-      </w:r>
-      <w:proofErr w:type="spellStart"/>
-      <w:r>
-        <w:rPr>
-          <w:rFonts w:eastAsia="Times New Roman" w:cstheme="minorHAnsi"/>
-          <w:sz w:val="24"/>
-          <w:szCs w:val="24"/>
-          <w:lang w:eastAsia="pt-BR"/>
-        </w:rPr>
-        <w:t>Enter</w:t>
-      </w:r>
-      <w:proofErr w:type="spellEnd"/>
-      <w:r>
-        <w:rPr>
-          <w:rFonts w:eastAsia="Times New Roman" w:cstheme="minorHAnsi"/>
-          <w:sz w:val="24"/>
-          <w:szCs w:val="24"/>
-          <w:lang w:eastAsia="pt-BR"/>
-        </w:rPr>
-        <w:t>” move o cursor para Data Vencimento</w:t>
-      </w:r>
-    </w:p>
-    <w:p>
-      <w:pPr>
-        <w:pStyle w:val="PargrafodaLista"/>
-        <w:numPr>
-          <w:ilvl w:val="1"/>
-          <w:numId w:val="9"/>
-        </w:numPr>
-        <w:spacing w:before="360" w:after="120" w:line="240" w:lineRule="auto"/>
-        <w:outlineLvl w:val="2"/>
-        <w:rPr>
-          <w:rFonts w:eastAsia="Times New Roman" w:cstheme="minorHAnsi"/>
-          <w:sz w:val="24"/>
-          <w:szCs w:val="24"/>
-          <w:lang w:eastAsia="pt-BR"/>
-        </w:rPr>
-      </w:pPr>
-      <w:r>
-        <w:rPr>
-          <w:rFonts w:eastAsia="Times New Roman" w:cstheme="minorHAnsi"/>
-          <w:sz w:val="24"/>
-          <w:szCs w:val="24"/>
-          <w:lang w:eastAsia="pt-BR"/>
-        </w:rPr>
-        <w:t>Data Vencimento: calendário. Mover entre meses e anos pelas setas antes de escolher o dia. “</w:t>
-      </w:r>
-      <w:proofErr w:type="spellStart"/>
-      <w:r>
-        <w:rPr>
-          <w:rFonts w:eastAsia="Times New Roman" w:cstheme="minorHAnsi"/>
-          <w:sz w:val="24"/>
-          <w:szCs w:val="24"/>
-          <w:lang w:eastAsia="pt-BR"/>
-        </w:rPr>
-        <w:t>Enter</w:t>
-      </w:r>
-      <w:proofErr w:type="spellEnd"/>
-      <w:r>
-        <w:rPr>
-          <w:rFonts w:eastAsia="Times New Roman" w:cstheme="minorHAnsi"/>
-          <w:sz w:val="24"/>
-          <w:szCs w:val="24"/>
-          <w:lang w:eastAsia="pt-BR"/>
-        </w:rPr>
-        <w:t>” move o cursor para Observação</w:t>
-      </w:r>
-    </w:p>
-    <w:p>
-      <w:pPr>
-        <w:pStyle w:val="PargrafodaLista"/>
-        <w:numPr>
-          <w:ilvl w:val="1"/>
-          <w:numId w:val="9"/>
-        </w:numPr>
-        <w:spacing w:before="360" w:after="120" w:line="240" w:lineRule="auto"/>
-        <w:outlineLvl w:val="2"/>
-        <w:rPr>
-          <w:rFonts w:eastAsia="Times New Roman" w:cstheme="minorHAnsi"/>
-          <w:sz w:val="24"/>
-          <w:szCs w:val="24"/>
-          <w:lang w:eastAsia="pt-BR"/>
-        </w:rPr>
-      </w:pPr>
-      <w:r>
-        <w:rPr>
-          <w:rFonts w:eastAsia="Times New Roman" w:cstheme="minorHAnsi"/>
-          <w:sz w:val="24"/>
-          <w:szCs w:val="24"/>
-          <w:lang w:eastAsia="pt-BR"/>
-        </w:rPr>
-        <w:t>Adicionar: adiciona o lançamento a uma lista temporária para posterior envio para a planilha do cliente.</w:t>
-      </w:r>
-    </w:p>
-    <w:p>
-      <w:pPr>
-        <w:rPr>
-          <w:rFonts w:eastAsia="Times New Roman" w:cstheme="minorHAnsi"/>
-          <w:sz w:val="20"/>
-          <w:szCs w:val="20"/>
-          <w:lang w:eastAsia="pt-BR"/>
-        </w:rPr>
-      </w:pPr>
-      <w:r>
-        <w:rPr>
-          <w:rFonts w:eastAsia="Times New Roman" w:cstheme="minorHAnsi"/>
-          <w:noProof/>
-          <w:sz w:val="24"/>
-          <w:szCs w:val="24"/>
-          <w:lang w:eastAsia="pt-BR"/>
-        </w:rPr>
         <w:drawing>
-          <wp:inline distT="0" distB="0" distL="0" distR="0" wp14:anchorId="33AF59BF" wp14:editId="36CB3077">
-            <wp:extent cx="2823442" cy="2914355"/>
-            <wp:effectExtent l="0" t="0" r="0" b="635"/>
-            <wp:docPr id="10" name="Imagem 10"/>
+          <wp:inline distT="0" distB="0" distL="0" distR="0" wp14:anchorId="56AD19EF" wp14:editId="5797E588">
+            <wp:extent cx="6120130" cy="2510790"/>
+            <wp:effectExtent l="0" t="0" r="0" b="3810"/>
+            <wp:docPr id="31" name="Imagem 31"/>
             <wp:cNvGraphicFramePr>
               <a:graphicFrameLocks xmlns:a="http://schemas.openxmlformats.org/drawingml/2006/main" noChangeAspect="1"/>
             </wp:cNvGraphicFramePr>
@@ -14490,7 +14865,7 @@
                   <pic:spPr>
                     <a:xfrm>
                       <a:off x="0" y="0"/>
-                      <a:ext cx="2853453" cy="2945333"/>
+                      <a:ext cx="6120130" cy="2510790"/>
                     </a:xfrm>
                     <a:prstGeom prst="rect">
                       <a:avLst/>
@@ -14502,28 +14877,41 @@
           </wp:inline>
         </w:drawing>
       </w:r>
-      <w:r>
-        <w:rPr>
-          <w:rFonts w:eastAsia="Times New Roman" w:cstheme="minorHAnsi"/>
-          <w:sz w:val="20"/>
-          <w:szCs w:val="20"/>
-          <w:lang w:eastAsia="pt-BR"/>
-        </w:rPr>
-        <w:tab/>
-      </w:r>
+    </w:p>
+    <w:p>
+      <w:pPr>
+        <w:spacing w:before="100" w:beforeAutospacing="1" w:after="100" w:afterAutospacing="1" w:line="240" w:lineRule="auto"/>
+        <w:rPr>
+          <w:rFonts w:eastAsia="Times New Roman" w:cstheme="minorHAnsi"/>
+          <w:sz w:val="24"/>
+          <w:szCs w:val="24"/>
+          <w:lang w:eastAsia="pt-BR"/>
+        </w:rPr>
+      </w:pPr>
+    </w:p>
+    <w:p>
+      <w:pPr>
+        <w:spacing w:before="100" w:beforeAutospacing="1" w:after="100" w:afterAutospacing="1" w:line="240" w:lineRule="auto"/>
+        <w:rPr>
+          <w:rFonts w:eastAsia="Times New Roman" w:cstheme="minorHAnsi"/>
+          <w:sz w:val="24"/>
+          <w:szCs w:val="24"/>
+          <w:lang w:eastAsia="pt-BR"/>
+        </w:rPr>
+      </w:pPr>
       <w:r>
         <w:rPr>
           <w:rFonts w:eastAsia="Times New Roman" w:cstheme="minorHAnsi"/>
           <w:noProof/>
-          <w:sz w:val="20"/>
-          <w:szCs w:val="20"/>
+          <w:sz w:val="24"/>
+          <w:szCs w:val="24"/>
           <w:lang w:eastAsia="pt-BR"/>
         </w:rPr>
         <w:drawing>
-          <wp:inline distT="0" distB="0" distL="0" distR="0" wp14:anchorId="600C6941" wp14:editId="3915FDC1">
-            <wp:extent cx="2837602" cy="2925445"/>
-            <wp:effectExtent l="0" t="0" r="1270" b="8255"/>
-            <wp:docPr id="11" name="Imagem 11"/>
+          <wp:inline distT="0" distB="0" distL="0" distR="0" wp14:anchorId="18DB2252" wp14:editId="5B3C1CE7">
+            <wp:extent cx="6120130" cy="3260725"/>
+            <wp:effectExtent l="0" t="0" r="0" b="0"/>
+            <wp:docPr id="93" name="Imagem 93"/>
             <wp:cNvGraphicFramePr>
               <a:graphicFrameLocks xmlns:a="http://schemas.openxmlformats.org/drawingml/2006/main" noChangeAspect="1"/>
             </wp:cNvGraphicFramePr>
@@ -14543,7 +14931,7 @@
                   <pic:spPr>
                     <a:xfrm>
                       <a:off x="0" y="0"/>
-                      <a:ext cx="2857287" cy="2945739"/>
+                      <a:ext cx="6120130" cy="3260725"/>
                     </a:xfrm>
                     <a:prstGeom prst="rect">
                       <a:avLst/>
@@ -14555,22 +14943,25 @@
           </wp:inline>
         </w:drawing>
       </w:r>
-      <w:r>
-        <w:rPr>
-          <w:rFonts w:eastAsia="Times New Roman" w:cstheme="minorHAnsi"/>
-          <w:sz w:val="20"/>
-          <w:szCs w:val="20"/>
-          <w:lang w:eastAsia="pt-BR"/>
-        </w:rPr>
-        <w:t xml:space="preserve"> </w:t>
-      </w:r>
     </w:p>
     <w:p>
       <w:pPr>
-        <w:rPr>
-          <w:rFonts w:eastAsia="Times New Roman" w:cstheme="minorHAnsi"/>
-          <w:sz w:val="20"/>
-          <w:szCs w:val="20"/>
+        <w:spacing w:before="100" w:beforeAutospacing="1" w:after="100" w:afterAutospacing="1" w:line="240" w:lineRule="auto"/>
+        <w:rPr>
+          <w:rFonts w:eastAsia="Times New Roman" w:cstheme="minorHAnsi"/>
+          <w:sz w:val="24"/>
+          <w:szCs w:val="24"/>
+          <w:lang w:eastAsia="pt-BR"/>
+        </w:rPr>
+      </w:pPr>
+    </w:p>
+    <w:p>
+      <w:pPr>
+        <w:spacing w:before="100" w:beforeAutospacing="1" w:after="100" w:afterAutospacing="1" w:line="240" w:lineRule="auto"/>
+        <w:rPr>
+          <w:rFonts w:eastAsia="Times New Roman" w:cstheme="minorHAnsi"/>
+          <w:sz w:val="24"/>
+          <w:szCs w:val="24"/>
           <w:lang w:eastAsia="pt-BR"/>
         </w:rPr>
       </w:pPr>
@@ -14578,15 +14969,16 @@
         <w:rPr>
           <w:rFonts w:eastAsia="Times New Roman" w:cstheme="minorHAnsi"/>
           <w:noProof/>
-          <w:sz w:val="20"/>
-          <w:szCs w:val="20"/>
-          <w:lang w:eastAsia="pt-BR"/>
-        </w:rPr>
+          <w:sz w:val="24"/>
+          <w:szCs w:val="24"/>
+          <w:lang w:eastAsia="pt-BR"/>
+        </w:rPr>
+        <w:lastRenderedPageBreak/>
         <w:drawing>
-          <wp:inline distT="0" distB="0" distL="0" distR="0" wp14:anchorId="5913670F" wp14:editId="136D4E8D">
-            <wp:extent cx="2821939" cy="2909570"/>
-            <wp:effectExtent l="0" t="0" r="0" b="5080"/>
-            <wp:docPr id="12" name="Imagem 12"/>
+          <wp:inline distT="0" distB="0" distL="0" distR="0" wp14:anchorId="2F963FC4" wp14:editId="313FB9C0">
+            <wp:extent cx="6120130" cy="5761355"/>
+            <wp:effectExtent l="0" t="0" r="0" b="0"/>
+            <wp:docPr id="94" name="Imagem 94"/>
             <wp:cNvGraphicFramePr>
               <a:graphicFrameLocks xmlns:a="http://schemas.openxmlformats.org/drawingml/2006/main" noChangeAspect="1"/>
             </wp:cNvGraphicFramePr>
@@ -14606,7 +14998,7 @@
                   <pic:spPr>
                     <a:xfrm>
                       <a:off x="0" y="0"/>
-                      <a:ext cx="2855454" cy="2944125"/>
+                      <a:ext cx="6120130" cy="5761355"/>
                     </a:xfrm>
                     <a:prstGeom prst="rect">
                       <a:avLst/>
@@ -14618,37 +15010,42 @@
           </wp:inline>
         </w:drawing>
       </w:r>
-      <w:r>
-        <w:rPr>
-          <w:rFonts w:eastAsia="Times New Roman" w:cstheme="minorHAnsi"/>
-          <w:sz w:val="20"/>
-          <w:szCs w:val="20"/>
-          <w:lang w:eastAsia="pt-BR"/>
-        </w:rPr>
-        <w:t xml:space="preserve"> </w:t>
-      </w:r>
-      <w:r>
-        <w:rPr>
-          <w:rFonts w:eastAsia="Times New Roman" w:cstheme="minorHAnsi"/>
-          <w:sz w:val="20"/>
-          <w:szCs w:val="20"/>
-          <w:lang w:eastAsia="pt-BR"/>
-        </w:rPr>
-        <w:tab/>
-      </w:r>
+    </w:p>
+    <w:p>
+      <w:pPr>
+        <w:spacing w:before="100" w:beforeAutospacing="1" w:after="100" w:afterAutospacing="1" w:line="240" w:lineRule="auto"/>
+        <w:rPr>
+          <w:rFonts w:eastAsia="Times New Roman" w:cstheme="minorHAnsi"/>
+          <w:sz w:val="24"/>
+          <w:szCs w:val="24"/>
+          <w:lang w:eastAsia="pt-BR"/>
+        </w:rPr>
+      </w:pPr>
+    </w:p>
+    <w:p>
+      <w:pPr>
+        <w:spacing w:before="100" w:beforeAutospacing="1" w:after="100" w:afterAutospacing="1" w:line="240" w:lineRule="auto"/>
+        <w:rPr>
+          <w:rFonts w:eastAsia="Times New Roman" w:cstheme="minorHAnsi"/>
+          <w:sz w:val="24"/>
+          <w:szCs w:val="24"/>
+          <w:lang w:eastAsia="pt-BR"/>
+        </w:rPr>
+      </w:pPr>
       <w:r>
         <w:rPr>
           <w:rFonts w:eastAsia="Times New Roman" w:cstheme="minorHAnsi"/>
           <w:noProof/>
-          <w:sz w:val="20"/>
-          <w:szCs w:val="20"/>
-          <w:lang w:eastAsia="pt-BR"/>
-        </w:rPr>
+          <w:sz w:val="24"/>
+          <w:szCs w:val="24"/>
+          <w:lang w:eastAsia="pt-BR"/>
+        </w:rPr>
+        <w:lastRenderedPageBreak/>
         <w:drawing>
-          <wp:inline distT="0" distB="0" distL="0" distR="0" wp14:anchorId="65AC9463" wp14:editId="4E5CE122">
-            <wp:extent cx="2838602" cy="2936240"/>
-            <wp:effectExtent l="0" t="0" r="0" b="0"/>
-            <wp:docPr id="13" name="Imagem 13"/>
+          <wp:inline distT="0" distB="0" distL="0" distR="0" wp14:anchorId="1804EC4C" wp14:editId="2D6A5807">
+            <wp:extent cx="6120130" cy="3499485"/>
+            <wp:effectExtent l="0" t="0" r="0" b="5715"/>
+            <wp:docPr id="95" name="Imagem 95"/>
             <wp:cNvGraphicFramePr>
               <a:graphicFrameLocks xmlns:a="http://schemas.openxmlformats.org/drawingml/2006/main" noChangeAspect="1"/>
             </wp:cNvGraphicFramePr>
@@ -14668,7 +15065,7 @@
                   <pic:spPr>
                     <a:xfrm>
                       <a:off x="0" y="0"/>
-                      <a:ext cx="2861233" cy="2959650"/>
+                      <a:ext cx="6120130" cy="3499485"/>
                     </a:xfrm>
                     <a:prstGeom prst="rect">
                       <a:avLst/>
@@ -14680,22 +15077,25 @@
           </wp:inline>
         </w:drawing>
       </w:r>
-      <w:r>
-        <w:rPr>
-          <w:rFonts w:eastAsia="Times New Roman" w:cstheme="minorHAnsi"/>
-          <w:sz w:val="20"/>
-          <w:szCs w:val="20"/>
-          <w:lang w:eastAsia="pt-BR"/>
-        </w:rPr>
-        <w:t xml:space="preserve"> </w:t>
-      </w:r>
     </w:p>
     <w:p>
       <w:pPr>
-        <w:rPr>
-          <w:rFonts w:eastAsia="Times New Roman" w:cstheme="minorHAnsi"/>
-          <w:sz w:val="20"/>
-          <w:szCs w:val="20"/>
+        <w:spacing w:before="100" w:beforeAutospacing="1" w:after="100" w:afterAutospacing="1" w:line="240" w:lineRule="auto"/>
+        <w:rPr>
+          <w:rFonts w:eastAsia="Times New Roman" w:cstheme="minorHAnsi"/>
+          <w:sz w:val="24"/>
+          <w:szCs w:val="24"/>
+          <w:lang w:eastAsia="pt-BR"/>
+        </w:rPr>
+      </w:pPr>
+    </w:p>
+    <w:p>
+      <w:pPr>
+        <w:spacing w:before="100" w:beforeAutospacing="1" w:after="100" w:afterAutospacing="1" w:line="240" w:lineRule="auto"/>
+        <w:rPr>
+          <w:rFonts w:eastAsia="Times New Roman" w:cstheme="minorHAnsi"/>
+          <w:sz w:val="24"/>
+          <w:szCs w:val="24"/>
           <w:lang w:eastAsia="pt-BR"/>
         </w:rPr>
       </w:pPr>
@@ -14703,16 +15103,16 @@
         <w:rPr>
           <w:rFonts w:eastAsia="Times New Roman" w:cstheme="minorHAnsi"/>
           <w:noProof/>
-          <w:sz w:val="20"/>
-          <w:szCs w:val="20"/>
+          <w:sz w:val="24"/>
+          <w:szCs w:val="24"/>
           <w:lang w:eastAsia="pt-BR"/>
         </w:rPr>
         <w:lastRenderedPageBreak/>
         <w:drawing>
-          <wp:inline distT="0" distB="0" distL="0" distR="0" wp14:anchorId="582F8F89" wp14:editId="54C6A74A">
-            <wp:extent cx="3269727" cy="2047875"/>
-            <wp:effectExtent l="0" t="0" r="6985" b="0"/>
-            <wp:docPr id="14" name="Imagem 14"/>
+          <wp:inline distT="0" distB="0" distL="0" distR="0" wp14:anchorId="27E0A126" wp14:editId="43150814">
+            <wp:extent cx="6120130" cy="6579870"/>
+            <wp:effectExtent l="0" t="0" r="0" b="0"/>
+            <wp:docPr id="96" name="Imagem 96"/>
             <wp:cNvGraphicFramePr>
               <a:graphicFrameLocks xmlns:a="http://schemas.openxmlformats.org/drawingml/2006/main" noChangeAspect="1"/>
             </wp:cNvGraphicFramePr>
@@ -14732,7 +15132,7 @@
                   <pic:spPr>
                     <a:xfrm>
                       <a:off x="0" y="0"/>
-                      <a:ext cx="3275498" cy="2051490"/>
+                      <a:ext cx="6120130" cy="6579870"/>
                     </a:xfrm>
                     <a:prstGeom prst="rect">
                       <a:avLst/>
@@ -14744,37 +15144,453 @@
           </wp:inline>
         </w:drawing>
       </w:r>
-      <w:r>
+    </w:p>
+    <w:p>
+      <w:pPr>
+        <w:spacing w:before="100" w:beforeAutospacing="1" w:after="100" w:afterAutospacing="1" w:line="240" w:lineRule="auto"/>
+        <w:rPr>
+          <w:rFonts w:eastAsia="Times New Roman" w:cstheme="minorHAnsi"/>
+          <w:sz w:val="24"/>
+          <w:szCs w:val="24"/>
+          <w:lang w:eastAsia="pt-BR"/>
+        </w:rPr>
+      </w:pPr>
+    </w:p>
+    <w:p>
+      <w:pPr>
+        <w:pStyle w:val="PargrafodaLista"/>
+        <w:numPr>
+          <w:ilvl w:val="0"/>
+          <w:numId w:val="9"/>
+        </w:numPr>
+        <w:spacing w:before="360" w:after="120" w:line="240" w:lineRule="auto"/>
+        <w:ind w:left="714" w:hanging="357"/>
+        <w:outlineLvl w:val="2"/>
+        <w:rPr>
+          <w:rFonts w:eastAsia="Times New Roman" w:cstheme="minorHAnsi"/>
+          <w:b/>
+          <w:bCs/>
+          <w:sz w:val="27"/>
+          <w:szCs w:val="27"/>
+          <w:lang w:eastAsia="pt-BR"/>
+        </w:rPr>
+      </w:pPr>
+      <w:r>
+        <w:rPr>
+          <w:rFonts w:eastAsia="Times New Roman" w:cstheme="minorHAnsi"/>
+          <w:b/>
+          <w:bCs/>
+          <w:sz w:val="27"/>
+          <w:szCs w:val="27"/>
+          <w:lang w:eastAsia="pt-BR"/>
+        </w:rPr>
+        <w:t>Entrada de Dados</w:t>
+      </w:r>
+    </w:p>
+    <w:p>
+      <w:pPr>
+        <w:pStyle w:val="PargrafodaLista"/>
+        <w:numPr>
+          <w:ilvl w:val="1"/>
+          <w:numId w:val="9"/>
+        </w:numPr>
+        <w:spacing w:before="360" w:after="120" w:line="240" w:lineRule="auto"/>
+        <w:outlineLvl w:val="2"/>
+        <w:rPr>
+          <w:rFonts w:eastAsia="Times New Roman" w:cstheme="minorHAnsi"/>
+          <w:sz w:val="24"/>
+          <w:szCs w:val="24"/>
+          <w:lang w:eastAsia="pt-BR"/>
+        </w:rPr>
+      </w:pPr>
+      <w:r>
+        <w:rPr>
+          <w:rFonts w:eastAsia="Times New Roman" w:cstheme="minorHAnsi"/>
+          <w:sz w:val="24"/>
+          <w:szCs w:val="24"/>
+          <w:lang w:eastAsia="pt-BR"/>
+        </w:rPr>
+        <w:t>Categoria: substitua, caso necessário</w:t>
+      </w:r>
+    </w:p>
+    <w:p>
+      <w:pPr>
+        <w:pStyle w:val="PargrafodaLista"/>
+        <w:numPr>
+          <w:ilvl w:val="1"/>
+          <w:numId w:val="9"/>
+        </w:numPr>
+        <w:spacing w:before="360" w:after="120" w:line="240" w:lineRule="auto"/>
+        <w:outlineLvl w:val="2"/>
+        <w:rPr>
+          <w:rFonts w:eastAsia="Times New Roman" w:cstheme="minorHAnsi"/>
+          <w:sz w:val="24"/>
+          <w:szCs w:val="24"/>
+          <w:lang w:eastAsia="pt-BR"/>
+        </w:rPr>
+      </w:pPr>
+      <w:r>
+        <w:rPr>
+          <w:rFonts w:eastAsia="Times New Roman" w:cstheme="minorHAnsi"/>
+          <w:sz w:val="24"/>
+          <w:szCs w:val="24"/>
+          <w:lang w:eastAsia="pt-BR"/>
+        </w:rPr>
+        <w:t>Forma de Pagamento: PIX/TED. Padrão: PIX</w:t>
+      </w:r>
+    </w:p>
+    <w:p>
+      <w:pPr>
+        <w:pStyle w:val="PargrafodaLista"/>
+        <w:numPr>
+          <w:ilvl w:val="1"/>
+          <w:numId w:val="9"/>
+        </w:numPr>
+        <w:spacing w:before="360" w:after="120" w:line="240" w:lineRule="auto"/>
+        <w:outlineLvl w:val="2"/>
+        <w:rPr>
+          <w:rFonts w:eastAsia="Times New Roman" w:cstheme="minorHAnsi"/>
+          <w:sz w:val="24"/>
+          <w:szCs w:val="24"/>
+          <w:lang w:eastAsia="pt-BR"/>
+        </w:rPr>
+      </w:pPr>
+      <w:r>
+        <w:rPr>
+          <w:rFonts w:eastAsia="Times New Roman" w:cstheme="minorHAnsi"/>
+          <w:sz w:val="24"/>
+          <w:szCs w:val="24"/>
+          <w:lang w:eastAsia="pt-BR"/>
+        </w:rPr>
+        <w:t>Tipo Despesa: 1 a 7. Ao entrar com o valor, vai para campo Referência. Se for 1, escolher na lista, se o campo Especificação no cadastro do Fornecedor estiver preenchido, será refletido aqui</w:t>
+      </w:r>
+    </w:p>
+    <w:p>
+      <w:pPr>
+        <w:pStyle w:val="PargrafodaLista"/>
+        <w:numPr>
+          <w:ilvl w:val="1"/>
+          <w:numId w:val="9"/>
+        </w:numPr>
+        <w:spacing w:before="360" w:after="120" w:line="240" w:lineRule="auto"/>
+        <w:outlineLvl w:val="2"/>
+        <w:rPr>
+          <w:rFonts w:eastAsia="Times New Roman" w:cstheme="minorHAnsi"/>
+          <w:sz w:val="24"/>
+          <w:szCs w:val="24"/>
+          <w:lang w:eastAsia="pt-BR"/>
+        </w:rPr>
+      </w:pPr>
+      <w:r>
+        <w:rPr>
+          <w:rFonts w:eastAsia="Times New Roman" w:cstheme="minorHAnsi"/>
+          <w:sz w:val="24"/>
+          <w:szCs w:val="24"/>
+          <w:lang w:eastAsia="pt-BR"/>
+        </w:rPr>
+        <w:t>Referência: campo livre, exceto para T</w:t>
+      </w:r>
+      <w:r>
+        <w:rPr>
+          <w:rFonts w:eastAsia="Times New Roman" w:cstheme="minorHAnsi"/>
+          <w:sz w:val="24"/>
+          <w:szCs w:val="24"/>
+          <w:lang w:eastAsia="pt-BR"/>
+        </w:rPr>
+        <w:t>i</w:t>
+      </w:r>
+      <w:r>
+        <w:rPr>
+          <w:rFonts w:eastAsia="Times New Roman" w:cstheme="minorHAnsi"/>
+          <w:sz w:val="24"/>
+          <w:szCs w:val="24"/>
+          <w:lang w:eastAsia="pt-BR"/>
+        </w:rPr>
+        <w:t>po de</w:t>
+      </w:r>
+      <w:r>
+        <w:rPr>
+          <w:rFonts w:eastAsia="Times New Roman" w:cstheme="minorHAnsi"/>
+          <w:sz w:val="24"/>
+          <w:szCs w:val="24"/>
+          <w:lang w:eastAsia="pt-BR"/>
+        </w:rPr>
+        <w:t xml:space="preserve"> De</w:t>
+      </w:r>
+      <w:r>
+        <w:rPr>
+          <w:rFonts w:eastAsia="Times New Roman" w:cstheme="minorHAnsi"/>
+          <w:sz w:val="24"/>
+          <w:szCs w:val="24"/>
+          <w:lang w:eastAsia="pt-BR"/>
+        </w:rPr>
+        <w:t>spesa = 1</w:t>
+      </w:r>
+      <w:r>
+        <w:rPr>
+          <w:rFonts w:eastAsia="Times New Roman" w:cstheme="minorHAnsi"/>
+          <w:sz w:val="24"/>
+          <w:szCs w:val="24"/>
+          <w:lang w:eastAsia="pt-BR"/>
+        </w:rPr>
+        <w:t>. “</w:t>
+      </w:r>
+      <w:proofErr w:type="spellStart"/>
+      <w:r>
+        <w:rPr>
+          <w:rFonts w:eastAsia="Times New Roman" w:cstheme="minorHAnsi"/>
+          <w:b/>
+          <w:bCs/>
+          <w:sz w:val="24"/>
+          <w:szCs w:val="24"/>
+          <w:lang w:eastAsia="pt-BR"/>
+        </w:rPr>
+        <w:t>Enter</w:t>
+      </w:r>
+      <w:proofErr w:type="spellEnd"/>
+      <w:r>
+        <w:rPr>
+          <w:rFonts w:eastAsia="Times New Roman" w:cstheme="minorHAnsi"/>
+          <w:sz w:val="24"/>
+          <w:szCs w:val="24"/>
+          <w:lang w:eastAsia="pt-BR"/>
+        </w:rPr>
+        <w:t>” move o cursor para Valor Unitário</w:t>
+      </w:r>
+    </w:p>
+    <w:p>
+      <w:pPr>
+        <w:pStyle w:val="PargrafodaLista"/>
+        <w:numPr>
+          <w:ilvl w:val="1"/>
+          <w:numId w:val="9"/>
+        </w:numPr>
+        <w:spacing w:before="360" w:after="120" w:line="240" w:lineRule="auto"/>
+        <w:outlineLvl w:val="2"/>
+        <w:rPr>
+          <w:rFonts w:eastAsia="Times New Roman" w:cstheme="minorHAnsi"/>
+          <w:sz w:val="24"/>
+          <w:szCs w:val="24"/>
+          <w:lang w:eastAsia="pt-BR"/>
+        </w:rPr>
+      </w:pPr>
+      <w:r>
+        <w:rPr>
+          <w:rFonts w:eastAsia="Times New Roman" w:cstheme="minorHAnsi"/>
+          <w:sz w:val="24"/>
+          <w:szCs w:val="24"/>
+          <w:lang w:eastAsia="pt-BR"/>
+        </w:rPr>
+        <w:t>Valor Unitário: campo livre. “</w:t>
+      </w:r>
+      <w:proofErr w:type="spellStart"/>
+      <w:r>
+        <w:rPr>
+          <w:rFonts w:eastAsia="Times New Roman" w:cstheme="minorHAnsi"/>
+          <w:sz w:val="24"/>
+          <w:szCs w:val="24"/>
+          <w:lang w:eastAsia="pt-BR"/>
+        </w:rPr>
+        <w:t>Enter</w:t>
+      </w:r>
+      <w:proofErr w:type="spellEnd"/>
+      <w:r>
+        <w:rPr>
+          <w:rFonts w:eastAsia="Times New Roman" w:cstheme="minorHAnsi"/>
+          <w:sz w:val="24"/>
+          <w:szCs w:val="24"/>
+          <w:lang w:eastAsia="pt-BR"/>
+        </w:rPr>
+        <w:t>” move o cursor para “Dias” se Tipo de Despesa = 1, senão, move para NF</w:t>
+      </w:r>
+    </w:p>
+    <w:p>
+      <w:pPr>
+        <w:pStyle w:val="PargrafodaLista"/>
+        <w:numPr>
+          <w:ilvl w:val="1"/>
+          <w:numId w:val="9"/>
+        </w:numPr>
+        <w:spacing w:before="360" w:after="120" w:line="240" w:lineRule="auto"/>
+        <w:outlineLvl w:val="2"/>
+        <w:rPr>
+          <w:rFonts w:eastAsia="Times New Roman" w:cstheme="minorHAnsi"/>
+          <w:sz w:val="24"/>
+          <w:szCs w:val="24"/>
+          <w:lang w:eastAsia="pt-BR"/>
+        </w:rPr>
+      </w:pPr>
+      <w:r>
+        <w:rPr>
+          <w:rFonts w:eastAsia="Times New Roman" w:cstheme="minorHAnsi"/>
+          <w:sz w:val="24"/>
+          <w:szCs w:val="24"/>
+          <w:lang w:eastAsia="pt-BR"/>
+        </w:rPr>
+        <w:lastRenderedPageBreak/>
+        <w:t>Dias: exclusivo para Tipo de Despesa = 1. “</w:t>
+      </w:r>
+      <w:proofErr w:type="spellStart"/>
+      <w:r>
+        <w:rPr>
+          <w:rFonts w:eastAsia="Times New Roman" w:cstheme="minorHAnsi"/>
+          <w:sz w:val="24"/>
+          <w:szCs w:val="24"/>
+          <w:lang w:eastAsia="pt-BR"/>
+        </w:rPr>
+        <w:t>Enter</w:t>
+      </w:r>
+      <w:proofErr w:type="spellEnd"/>
+      <w:r>
+        <w:rPr>
+          <w:rFonts w:eastAsia="Times New Roman" w:cstheme="minorHAnsi"/>
+          <w:sz w:val="24"/>
+          <w:szCs w:val="24"/>
+          <w:lang w:eastAsia="pt-BR"/>
+        </w:rPr>
+        <w:t>” move o cursor para Data Vencimento</w:t>
+      </w:r>
+    </w:p>
+    <w:p>
+      <w:pPr>
+        <w:pStyle w:val="PargrafodaLista"/>
+        <w:numPr>
+          <w:ilvl w:val="1"/>
+          <w:numId w:val="9"/>
+        </w:numPr>
+        <w:spacing w:before="360" w:after="120" w:line="240" w:lineRule="auto"/>
+        <w:outlineLvl w:val="2"/>
+        <w:rPr>
+          <w:rFonts w:eastAsia="Times New Roman" w:cstheme="minorHAnsi"/>
+          <w:sz w:val="24"/>
+          <w:szCs w:val="24"/>
+          <w:lang w:eastAsia="pt-BR"/>
+        </w:rPr>
+      </w:pPr>
+      <w:r>
+        <w:rPr>
+          <w:rFonts w:eastAsia="Times New Roman" w:cstheme="minorHAnsi"/>
+          <w:sz w:val="24"/>
+          <w:szCs w:val="24"/>
+          <w:lang w:eastAsia="pt-BR"/>
+        </w:rPr>
+        <w:t>NF: campo livre. “</w:t>
+      </w:r>
+      <w:proofErr w:type="spellStart"/>
+      <w:r>
+        <w:rPr>
+          <w:rFonts w:eastAsia="Times New Roman" w:cstheme="minorHAnsi"/>
+          <w:sz w:val="24"/>
+          <w:szCs w:val="24"/>
+          <w:lang w:eastAsia="pt-BR"/>
+        </w:rPr>
+        <w:t>Enter</w:t>
+      </w:r>
+      <w:proofErr w:type="spellEnd"/>
+      <w:r>
+        <w:rPr>
+          <w:rFonts w:eastAsia="Times New Roman" w:cstheme="minorHAnsi"/>
+          <w:sz w:val="24"/>
+          <w:szCs w:val="24"/>
+          <w:lang w:eastAsia="pt-BR"/>
+        </w:rPr>
+        <w:t>” move o cursor para Data Vencimento</w:t>
+      </w:r>
+    </w:p>
+    <w:p>
+      <w:pPr>
+        <w:pStyle w:val="PargrafodaLista"/>
+        <w:numPr>
+          <w:ilvl w:val="1"/>
+          <w:numId w:val="9"/>
+        </w:numPr>
+        <w:spacing w:before="360" w:after="120" w:line="240" w:lineRule="auto"/>
+        <w:outlineLvl w:val="2"/>
+        <w:rPr>
+          <w:rFonts w:eastAsia="Times New Roman" w:cstheme="minorHAnsi"/>
+          <w:sz w:val="24"/>
+          <w:szCs w:val="24"/>
+          <w:lang w:eastAsia="pt-BR"/>
+        </w:rPr>
+      </w:pPr>
+      <w:r>
+        <w:rPr>
+          <w:rFonts w:eastAsia="Times New Roman" w:cstheme="minorHAnsi"/>
+          <w:sz w:val="24"/>
+          <w:szCs w:val="24"/>
+          <w:lang w:eastAsia="pt-BR"/>
+        </w:rPr>
+        <w:t>Data Vencimento: calendário. Mover entre meses e anos pelas setas antes de escolher o dia. “</w:t>
+      </w:r>
+      <w:proofErr w:type="spellStart"/>
+      <w:r>
+        <w:rPr>
+          <w:rFonts w:eastAsia="Times New Roman" w:cstheme="minorHAnsi"/>
+          <w:sz w:val="24"/>
+          <w:szCs w:val="24"/>
+          <w:lang w:eastAsia="pt-BR"/>
+        </w:rPr>
+        <w:t>Enter</w:t>
+      </w:r>
+      <w:proofErr w:type="spellEnd"/>
+      <w:r>
+        <w:rPr>
+          <w:rFonts w:eastAsia="Times New Roman" w:cstheme="minorHAnsi"/>
+          <w:sz w:val="24"/>
+          <w:szCs w:val="24"/>
+          <w:lang w:eastAsia="pt-BR"/>
+        </w:rPr>
+        <w:t>” move o cursor para Observação</w:t>
+      </w:r>
+    </w:p>
+    <w:p>
+      <w:pPr>
+        <w:pStyle w:val="PargrafodaLista"/>
+        <w:numPr>
+          <w:ilvl w:val="1"/>
+          <w:numId w:val="9"/>
+        </w:numPr>
+        <w:spacing w:before="360" w:after="120" w:line="240" w:lineRule="auto"/>
+        <w:outlineLvl w:val="2"/>
+        <w:rPr>
+          <w:rFonts w:eastAsia="Times New Roman" w:cstheme="minorHAnsi"/>
+          <w:sz w:val="24"/>
+          <w:szCs w:val="24"/>
+          <w:lang w:eastAsia="pt-BR"/>
+        </w:rPr>
+      </w:pPr>
+      <w:r>
+        <w:rPr>
+          <w:rFonts w:eastAsia="Times New Roman" w:cstheme="minorHAnsi"/>
+          <w:sz w:val="24"/>
+          <w:szCs w:val="24"/>
+          <w:lang w:eastAsia="pt-BR"/>
+        </w:rPr>
+        <w:t>Adicionar: adiciona o lançamento a uma lista temporária para posterior envio para a planilha do cliente.</w:t>
+      </w:r>
+    </w:p>
+    <w:p>
+      <w:pPr>
         <w:rPr>
           <w:rFonts w:eastAsia="Times New Roman" w:cstheme="minorHAnsi"/>
           <w:sz w:val="20"/>
           <w:szCs w:val="20"/>
           <w:lang w:eastAsia="pt-BR"/>
         </w:rPr>
-        <w:t xml:space="preserve"> </w:t>
-      </w:r>
-      <w:r>
-        <w:rPr>
-          <w:rFonts w:eastAsia="Times New Roman" w:cstheme="minorHAnsi"/>
-          <w:sz w:val="20"/>
-          <w:szCs w:val="20"/>
-          <w:lang w:eastAsia="pt-BR"/>
-        </w:rPr>
-        <w:tab/>
-      </w:r>
+      </w:pPr>
       <w:r>
         <w:rPr>
           <w:rFonts w:eastAsia="Times New Roman" w:cstheme="minorHAnsi"/>
           <w:noProof/>
-          <w:sz w:val="20"/>
-          <w:szCs w:val="20"/>
+          <w:sz w:val="24"/>
+          <w:szCs w:val="24"/>
           <w:lang w:eastAsia="pt-BR"/>
         </w:rPr>
         <w:drawing>
-          <wp:inline distT="0" distB="0" distL="0" distR="0" wp14:anchorId="74F74E4E" wp14:editId="6ACF05DA">
-            <wp:extent cx="2374595" cy="2105025"/>
-            <wp:effectExtent l="0" t="0" r="6985" b="0"/>
-            <wp:docPr id="15" name="Imagem 15"/>
+          <wp:inline distT="0" distB="0" distL="0" distR="0" wp14:anchorId="33AF59BF" wp14:editId="36CB3077">
+            <wp:extent cx="2823442" cy="2914355"/>
+            <wp:effectExtent l="0" t="0" r="0" b="635"/>
+            <wp:docPr id="10" name="Imagem 10"/>
             <wp:cNvGraphicFramePr>
               <a:graphicFrameLocks xmlns:a="http://schemas.openxmlformats.org/drawingml/2006/main" noChangeAspect="1"/>
             </wp:cNvGraphicFramePr>
@@ -14794,6 +15610,310 @@
                   <pic:spPr>
                     <a:xfrm>
                       <a:off x="0" y="0"/>
+                      <a:ext cx="2853453" cy="2945333"/>
+                    </a:xfrm>
+                    <a:prstGeom prst="rect">
+                      <a:avLst/>
+                    </a:prstGeom>
+                  </pic:spPr>
+                </pic:pic>
+              </a:graphicData>
+            </a:graphic>
+          </wp:inline>
+        </w:drawing>
+      </w:r>
+      <w:r>
+        <w:rPr>
+          <w:rFonts w:eastAsia="Times New Roman" w:cstheme="minorHAnsi"/>
+          <w:sz w:val="20"/>
+          <w:szCs w:val="20"/>
+          <w:lang w:eastAsia="pt-BR"/>
+        </w:rPr>
+        <w:tab/>
+      </w:r>
+      <w:r>
+        <w:rPr>
+          <w:rFonts w:eastAsia="Times New Roman" w:cstheme="minorHAnsi"/>
+          <w:noProof/>
+          <w:sz w:val="20"/>
+          <w:szCs w:val="20"/>
+          <w:lang w:eastAsia="pt-BR"/>
+        </w:rPr>
+        <w:drawing>
+          <wp:inline distT="0" distB="0" distL="0" distR="0" wp14:anchorId="600C6941" wp14:editId="3915FDC1">
+            <wp:extent cx="2837602" cy="2925445"/>
+            <wp:effectExtent l="0" t="0" r="1270" b="8255"/>
+            <wp:docPr id="11" name="Imagem 11"/>
+            <wp:cNvGraphicFramePr>
+              <a:graphicFrameLocks xmlns:a="http://schemas.openxmlformats.org/drawingml/2006/main" noChangeAspect="1"/>
+            </wp:cNvGraphicFramePr>
+            <a:graphic xmlns:a="http://schemas.openxmlformats.org/drawingml/2006/main">
+              <a:graphicData uri="http://schemas.openxmlformats.org/drawingml/2006/picture">
+                <pic:pic xmlns:pic="http://schemas.openxmlformats.org/drawingml/2006/picture">
+                  <pic:nvPicPr>
+                    <pic:cNvPr id="1" name=""/>
+                    <pic:cNvPicPr/>
+                  </pic:nvPicPr>
+                  <pic:blipFill>
+                    <a:blip r:embed="rId28"/>
+                    <a:stretch>
+                      <a:fillRect/>
+                    </a:stretch>
+                  </pic:blipFill>
+                  <pic:spPr>
+                    <a:xfrm>
+                      <a:off x="0" y="0"/>
+                      <a:ext cx="2857287" cy="2945739"/>
+                    </a:xfrm>
+                    <a:prstGeom prst="rect">
+                      <a:avLst/>
+                    </a:prstGeom>
+                  </pic:spPr>
+                </pic:pic>
+              </a:graphicData>
+            </a:graphic>
+          </wp:inline>
+        </w:drawing>
+      </w:r>
+      <w:r>
+        <w:rPr>
+          <w:rFonts w:eastAsia="Times New Roman" w:cstheme="minorHAnsi"/>
+          <w:sz w:val="20"/>
+          <w:szCs w:val="20"/>
+          <w:lang w:eastAsia="pt-BR"/>
+        </w:rPr>
+        <w:t xml:space="preserve"> </w:t>
+      </w:r>
+    </w:p>
+    <w:p>
+      <w:pPr>
+        <w:rPr>
+          <w:rFonts w:eastAsia="Times New Roman" w:cstheme="minorHAnsi"/>
+          <w:sz w:val="20"/>
+          <w:szCs w:val="20"/>
+          <w:lang w:eastAsia="pt-BR"/>
+        </w:rPr>
+      </w:pPr>
+      <w:r>
+        <w:rPr>
+          <w:rFonts w:eastAsia="Times New Roman" w:cstheme="minorHAnsi"/>
+          <w:noProof/>
+          <w:sz w:val="20"/>
+          <w:szCs w:val="20"/>
+          <w:lang w:eastAsia="pt-BR"/>
+        </w:rPr>
+        <w:drawing>
+          <wp:inline distT="0" distB="0" distL="0" distR="0" wp14:anchorId="5913670F" wp14:editId="136D4E8D">
+            <wp:extent cx="2821939" cy="2909570"/>
+            <wp:effectExtent l="0" t="0" r="0" b="5080"/>
+            <wp:docPr id="12" name="Imagem 12"/>
+            <wp:cNvGraphicFramePr>
+              <a:graphicFrameLocks xmlns:a="http://schemas.openxmlformats.org/drawingml/2006/main" noChangeAspect="1"/>
+            </wp:cNvGraphicFramePr>
+            <a:graphic xmlns:a="http://schemas.openxmlformats.org/drawingml/2006/main">
+              <a:graphicData uri="http://schemas.openxmlformats.org/drawingml/2006/picture">
+                <pic:pic xmlns:pic="http://schemas.openxmlformats.org/drawingml/2006/picture">
+                  <pic:nvPicPr>
+                    <pic:cNvPr id="1" name=""/>
+                    <pic:cNvPicPr/>
+                  </pic:nvPicPr>
+                  <pic:blipFill>
+                    <a:blip r:embed="rId29"/>
+                    <a:stretch>
+                      <a:fillRect/>
+                    </a:stretch>
+                  </pic:blipFill>
+                  <pic:spPr>
+                    <a:xfrm>
+                      <a:off x="0" y="0"/>
+                      <a:ext cx="2855454" cy="2944125"/>
+                    </a:xfrm>
+                    <a:prstGeom prst="rect">
+                      <a:avLst/>
+                    </a:prstGeom>
+                  </pic:spPr>
+                </pic:pic>
+              </a:graphicData>
+            </a:graphic>
+          </wp:inline>
+        </w:drawing>
+      </w:r>
+      <w:r>
+        <w:rPr>
+          <w:rFonts w:eastAsia="Times New Roman" w:cstheme="minorHAnsi"/>
+          <w:sz w:val="20"/>
+          <w:szCs w:val="20"/>
+          <w:lang w:eastAsia="pt-BR"/>
+        </w:rPr>
+        <w:t xml:space="preserve"> </w:t>
+      </w:r>
+      <w:r>
+        <w:rPr>
+          <w:rFonts w:eastAsia="Times New Roman" w:cstheme="minorHAnsi"/>
+          <w:sz w:val="20"/>
+          <w:szCs w:val="20"/>
+          <w:lang w:eastAsia="pt-BR"/>
+        </w:rPr>
+        <w:tab/>
+      </w:r>
+      <w:r>
+        <w:rPr>
+          <w:rFonts w:eastAsia="Times New Roman" w:cstheme="minorHAnsi"/>
+          <w:noProof/>
+          <w:sz w:val="20"/>
+          <w:szCs w:val="20"/>
+          <w:lang w:eastAsia="pt-BR"/>
+        </w:rPr>
+        <w:drawing>
+          <wp:inline distT="0" distB="0" distL="0" distR="0" wp14:anchorId="65AC9463" wp14:editId="4E5CE122">
+            <wp:extent cx="2838602" cy="2936240"/>
+            <wp:effectExtent l="0" t="0" r="0" b="0"/>
+            <wp:docPr id="13" name="Imagem 13"/>
+            <wp:cNvGraphicFramePr>
+              <a:graphicFrameLocks xmlns:a="http://schemas.openxmlformats.org/drawingml/2006/main" noChangeAspect="1"/>
+            </wp:cNvGraphicFramePr>
+            <a:graphic xmlns:a="http://schemas.openxmlformats.org/drawingml/2006/main">
+              <a:graphicData uri="http://schemas.openxmlformats.org/drawingml/2006/picture">
+                <pic:pic xmlns:pic="http://schemas.openxmlformats.org/drawingml/2006/picture">
+                  <pic:nvPicPr>
+                    <pic:cNvPr id="1" name=""/>
+                    <pic:cNvPicPr/>
+                  </pic:nvPicPr>
+                  <pic:blipFill>
+                    <a:blip r:embed="rId30"/>
+                    <a:stretch>
+                      <a:fillRect/>
+                    </a:stretch>
+                  </pic:blipFill>
+                  <pic:spPr>
+                    <a:xfrm>
+                      <a:off x="0" y="0"/>
+                      <a:ext cx="2861233" cy="2959650"/>
+                    </a:xfrm>
+                    <a:prstGeom prst="rect">
+                      <a:avLst/>
+                    </a:prstGeom>
+                  </pic:spPr>
+                </pic:pic>
+              </a:graphicData>
+            </a:graphic>
+          </wp:inline>
+        </w:drawing>
+      </w:r>
+      <w:r>
+        <w:rPr>
+          <w:rFonts w:eastAsia="Times New Roman" w:cstheme="minorHAnsi"/>
+          <w:sz w:val="20"/>
+          <w:szCs w:val="20"/>
+          <w:lang w:eastAsia="pt-BR"/>
+        </w:rPr>
+        <w:t xml:space="preserve"> </w:t>
+      </w:r>
+    </w:p>
+    <w:p>
+      <w:pPr>
+        <w:rPr>
+          <w:rFonts w:eastAsia="Times New Roman" w:cstheme="minorHAnsi"/>
+          <w:sz w:val="20"/>
+          <w:szCs w:val="20"/>
+          <w:lang w:eastAsia="pt-BR"/>
+        </w:rPr>
+      </w:pPr>
+      <w:r>
+        <w:rPr>
+          <w:rFonts w:eastAsia="Times New Roman" w:cstheme="minorHAnsi"/>
+          <w:noProof/>
+          <w:sz w:val="20"/>
+          <w:szCs w:val="20"/>
+          <w:lang w:eastAsia="pt-BR"/>
+        </w:rPr>
+        <w:lastRenderedPageBreak/>
+        <w:drawing>
+          <wp:inline distT="0" distB="0" distL="0" distR="0" wp14:anchorId="582F8F89" wp14:editId="54C6A74A">
+            <wp:extent cx="3269727" cy="2047875"/>
+            <wp:effectExtent l="0" t="0" r="6985" b="0"/>
+            <wp:docPr id="14" name="Imagem 14"/>
+            <wp:cNvGraphicFramePr>
+              <a:graphicFrameLocks xmlns:a="http://schemas.openxmlformats.org/drawingml/2006/main" noChangeAspect="1"/>
+            </wp:cNvGraphicFramePr>
+            <a:graphic xmlns:a="http://schemas.openxmlformats.org/drawingml/2006/main">
+              <a:graphicData uri="http://schemas.openxmlformats.org/drawingml/2006/picture">
+                <pic:pic xmlns:pic="http://schemas.openxmlformats.org/drawingml/2006/picture">
+                  <pic:nvPicPr>
+                    <pic:cNvPr id="1" name=""/>
+                    <pic:cNvPicPr/>
+                  </pic:nvPicPr>
+                  <pic:blipFill>
+                    <a:blip r:embed="rId31"/>
+                    <a:stretch>
+                      <a:fillRect/>
+                    </a:stretch>
+                  </pic:blipFill>
+                  <pic:spPr>
+                    <a:xfrm>
+                      <a:off x="0" y="0"/>
+                      <a:ext cx="3275498" cy="2051490"/>
+                    </a:xfrm>
+                    <a:prstGeom prst="rect">
+                      <a:avLst/>
+                    </a:prstGeom>
+                  </pic:spPr>
+                </pic:pic>
+              </a:graphicData>
+            </a:graphic>
+          </wp:inline>
+        </w:drawing>
+      </w:r>
+      <w:r>
+        <w:rPr>
+          <w:rFonts w:eastAsia="Times New Roman" w:cstheme="minorHAnsi"/>
+          <w:sz w:val="20"/>
+          <w:szCs w:val="20"/>
+          <w:lang w:eastAsia="pt-BR"/>
+        </w:rPr>
+        <w:t xml:space="preserve"> </w:t>
+      </w:r>
+      <w:r>
+        <w:rPr>
+          <w:rFonts w:eastAsia="Times New Roman" w:cstheme="minorHAnsi"/>
+          <w:sz w:val="20"/>
+          <w:szCs w:val="20"/>
+          <w:lang w:eastAsia="pt-BR"/>
+        </w:rPr>
+        <w:tab/>
+      </w:r>
+      <w:r>
+        <w:rPr>
+          <w:rFonts w:eastAsia="Times New Roman" w:cstheme="minorHAnsi"/>
+          <w:noProof/>
+          <w:sz w:val="20"/>
+          <w:szCs w:val="20"/>
+          <w:lang w:eastAsia="pt-BR"/>
+        </w:rPr>
+        <w:drawing>
+          <wp:inline distT="0" distB="0" distL="0" distR="0" wp14:anchorId="74F74E4E" wp14:editId="6ACF05DA">
+            <wp:extent cx="2374595" cy="2105025"/>
+            <wp:effectExtent l="0" t="0" r="6985" b="0"/>
+            <wp:docPr id="15" name="Imagem 15"/>
+            <wp:cNvGraphicFramePr>
+              <a:graphicFrameLocks xmlns:a="http://schemas.openxmlformats.org/drawingml/2006/main" noChangeAspect="1"/>
+            </wp:cNvGraphicFramePr>
+            <a:graphic xmlns:a="http://schemas.openxmlformats.org/drawingml/2006/main">
+              <a:graphicData uri="http://schemas.openxmlformats.org/drawingml/2006/picture">
+                <pic:pic xmlns:pic="http://schemas.openxmlformats.org/drawingml/2006/picture">
+                  <pic:nvPicPr>
+                    <pic:cNvPr id="1" name=""/>
+                    <pic:cNvPicPr/>
+                  </pic:nvPicPr>
+                  <pic:blipFill>
+                    <a:blip r:embed="rId32"/>
+                    <a:stretch>
+                      <a:fillRect/>
+                    </a:stretch>
+                  </pic:blipFill>
+                  <pic:spPr>
+                    <a:xfrm>
+                      <a:off x="0" y="0"/>
                       <a:ext cx="2391009" cy="2119576"/>
                     </a:xfrm>
                     <a:prstGeom prst="rect">
@@ -14849,7 +15969,7 @@
                     <pic:cNvPicPr/>
                   </pic:nvPicPr>
                   <pic:blipFill rotWithShape="1">
-                    <a:blip r:embed="rId28"/>
+                    <a:blip r:embed="rId33"/>
                     <a:srcRect t="36885"/>
                     <a:stretch/>
                   </pic:blipFill>
@@ -14921,18 +16041,7 @@
           <w:szCs w:val="27"/>
           <w:lang w:eastAsia="pt-BR"/>
         </w:rPr>
-        <w:t xml:space="preserve">Backup </w:t>
-      </w:r>
-      <w:r>
-        <w:rPr>
-          <w:rFonts w:eastAsia="Times New Roman" w:cstheme="minorHAnsi"/>
-          <w:b/>
-          <w:bCs/>
-          <w:sz w:val="27"/>
-          <w:szCs w:val="27"/>
-          <w:lang w:eastAsia="pt-BR"/>
-        </w:rPr>
-        <w:t>Automático contra quedas/travamentos</w:t>
+        <w:t>Backup Automático contra quedas/travamentos</w:t>
       </w:r>
     </w:p>
     <w:p>
@@ -14989,6 +16098,7 @@
       <w:r>
         <w:rPr>
           <w:rFonts w:eastAsia="Times New Roman" w:cstheme="minorHAnsi"/>
+          <w:noProof/>
           <w:sz w:val="20"/>
           <w:szCs w:val="20"/>
           <w:lang w:eastAsia="pt-BR"/>
@@ -15009,7 +16119,7 @@
                     <pic:cNvPicPr/>
                   </pic:nvPicPr>
                   <pic:blipFill>
-                    <a:blip r:embed="rId29"/>
+                    <a:blip r:embed="rId34"/>
                     <a:stretch>
                       <a:fillRect/>
                     </a:stretch>
@@ -15085,6 +16195,7 @@
       <w:r>
         <w:rPr>
           <w:rFonts w:eastAsia="Times New Roman" w:cstheme="minorHAnsi"/>
+          <w:noProof/>
           <w:sz w:val="20"/>
           <w:szCs w:val="20"/>
           <w:lang w:eastAsia="pt-BR"/>
@@ -15105,7 +16216,7 @@
                     <pic:cNvPicPr/>
                   </pic:nvPicPr>
                   <pic:blipFill>
-                    <a:blip r:embed="rId30"/>
+                    <a:blip r:embed="rId35"/>
                     <a:stretch>
                       <a:fillRect/>
                     </a:stretch>
@@ -15180,6 +16291,7 @@
       <w:r>
         <w:rPr>
           <w:rFonts w:eastAsia="Times New Roman" w:cstheme="minorHAnsi"/>
+          <w:noProof/>
           <w:sz w:val="20"/>
           <w:szCs w:val="20"/>
           <w:lang w:eastAsia="pt-BR"/>
@@ -15200,7 +16312,7 @@
                     <pic:cNvPicPr/>
                   </pic:nvPicPr>
                   <pic:blipFill>
-                    <a:blip r:embed="rId31"/>
+                    <a:blip r:embed="rId36"/>
                     <a:stretch>
                       <a:fillRect/>
                     </a:stretch>
@@ -15275,6 +16387,7 @@
       <w:r>
         <w:rPr>
           <w:rFonts w:eastAsia="Times New Roman" w:cstheme="minorHAnsi"/>
+          <w:noProof/>
           <w:sz w:val="20"/>
           <w:szCs w:val="20"/>
           <w:lang w:eastAsia="pt-BR"/>
@@ -15295,7 +16408,7 @@
                     <pic:cNvPicPr/>
                   </pic:nvPicPr>
                   <pic:blipFill>
-                    <a:blip r:embed="rId32"/>
+                    <a:blip r:embed="rId37"/>
                     <a:stretch>
                       <a:fillRect/>
                     </a:stretch>
@@ -15404,7 +16517,7 @@
                     <pic:cNvPicPr/>
                   </pic:nvPicPr>
                   <pic:blipFill rotWithShape="1">
-                    <a:blip r:embed="rId33"/>
+                    <a:blip r:embed="rId38"/>
                     <a:srcRect t="15713"/>
                     <a:stretch/>
                   </pic:blipFill>
@@ -15604,7 +16717,7 @@
                     <pic:cNvPicPr/>
                   </pic:nvPicPr>
                   <pic:blipFill rotWithShape="1">
-                    <a:blip r:embed="rId34"/>
+                    <a:blip r:embed="rId39"/>
                     <a:srcRect t="5428"/>
                     <a:stretch/>
                   </pic:blipFill>
@@ -15674,7 +16787,7 @@
                     <pic:cNvPicPr/>
                   </pic:nvPicPr>
                   <pic:blipFill rotWithShape="1">
-                    <a:blip r:embed="rId35"/>
+                    <a:blip r:embed="rId40"/>
                     <a:srcRect t="5504"/>
                     <a:stretch/>
                   </pic:blipFill>
@@ -15885,7 +16998,7 @@
                     <pic:cNvPicPr/>
                   </pic:nvPicPr>
                   <pic:blipFill>
-                    <a:blip r:embed="rId36"/>
+                    <a:blip r:embed="rId41"/>
                     <a:stretch>
                       <a:fillRect/>
                     </a:stretch>
@@ -16004,7 +17117,7 @@
                     <pic:cNvPicPr/>
                   </pic:nvPicPr>
                   <pic:blipFill>
-                    <a:blip r:embed="rId37"/>
+                    <a:blip r:embed="rId42"/>
                     <a:stretch>
                       <a:fillRect/>
                     </a:stretch>
@@ -16601,7 +17714,7 @@
                     <pic:cNvPicPr/>
                   </pic:nvPicPr>
                   <pic:blipFill>
-                    <a:blip r:embed="rId38"/>
+                    <a:blip r:embed="rId43"/>
                     <a:stretch>
                       <a:fillRect/>
                     </a:stretch>
@@ -16721,7 +17834,7 @@
                     <pic:cNvPicPr/>
                   </pic:nvPicPr>
                   <pic:blipFill>
-                    <a:blip r:embed="rId39"/>
+                    <a:blip r:embed="rId44"/>
                     <a:stretch>
                       <a:fillRect/>
                     </a:stretch>
@@ -16985,7 +18098,7 @@
                     <pic:cNvPicPr/>
                   </pic:nvPicPr>
                   <pic:blipFill>
-                    <a:blip r:embed="rId40"/>
+                    <a:blip r:embed="rId45"/>
                     <a:stretch>
                       <a:fillRect/>
                     </a:stretch>
@@ -17047,7 +18160,7 @@
                     <pic:cNvPicPr/>
                   </pic:nvPicPr>
                   <pic:blipFill>
-                    <a:blip r:embed="rId41"/>
+                    <a:blip r:embed="rId46"/>
                     <a:stretch>
                       <a:fillRect/>
                     </a:stretch>
@@ -17295,7 +18408,7 @@
                     <pic:cNvPicPr/>
                   </pic:nvPicPr>
                   <pic:blipFill rotWithShape="1">
-                    <a:blip r:embed="rId42"/>
+                    <a:blip r:embed="rId47"/>
                     <a:srcRect b="39776"/>
                     <a:stretch/>
                   </pic:blipFill>
@@ -17366,7 +18479,7 @@
                     <pic:cNvPicPr/>
                   </pic:nvPicPr>
                   <pic:blipFill>
-                    <a:blip r:embed="rId43"/>
+                    <a:blip r:embed="rId48"/>
                     <a:stretch>
                       <a:fillRect/>
                     </a:stretch>
@@ -17614,547 +18727,6 @@
             <wp:extent cx="4767580" cy="3788144"/>
             <wp:effectExtent l="0" t="0" r="0" b="3175"/>
             <wp:docPr id="48" name="Imagem 48"/>
-            <wp:cNvGraphicFramePr>
-              <a:graphicFrameLocks xmlns:a="http://schemas.openxmlformats.org/drawingml/2006/main" noChangeAspect="1"/>
-            </wp:cNvGraphicFramePr>
-            <a:graphic xmlns:a="http://schemas.openxmlformats.org/drawingml/2006/main">
-              <a:graphicData uri="http://schemas.openxmlformats.org/drawingml/2006/picture">
-                <pic:pic xmlns:pic="http://schemas.openxmlformats.org/drawingml/2006/picture">
-                  <pic:nvPicPr>
-                    <pic:cNvPr id="1" name=""/>
-                    <pic:cNvPicPr/>
-                  </pic:nvPicPr>
-                  <pic:blipFill>
-                    <a:blip r:embed="rId44"/>
-                    <a:stretch>
-                      <a:fillRect/>
-                    </a:stretch>
-                  </pic:blipFill>
-                  <pic:spPr>
-                    <a:xfrm>
-                      <a:off x="0" y="0"/>
-                      <a:ext cx="4772968" cy="3792425"/>
-                    </a:xfrm>
-                    <a:prstGeom prst="rect">
-                      <a:avLst/>
-                    </a:prstGeom>
-                  </pic:spPr>
-                </pic:pic>
-              </a:graphicData>
-            </a:graphic>
-          </wp:inline>
-        </w:drawing>
-      </w:r>
-    </w:p>
-    <w:p>
-      <w:pPr>
-        <w:spacing w:before="360" w:after="120" w:line="240" w:lineRule="auto"/>
-        <w:outlineLvl w:val="2"/>
-        <w:rPr>
-          <w:rFonts w:eastAsia="Times New Roman" w:cstheme="minorHAnsi"/>
-          <w:b/>
-          <w:bCs/>
-          <w:sz w:val="27"/>
-          <w:szCs w:val="27"/>
-          <w:lang w:eastAsia="pt-BR"/>
-        </w:rPr>
-      </w:pPr>
-      <w:r>
-        <w:rPr>
-          <w:rFonts w:eastAsia="Times New Roman" w:cstheme="minorHAnsi"/>
-          <w:b/>
-          <w:bCs/>
-          <w:sz w:val="27"/>
-          <w:szCs w:val="27"/>
-          <w:lang w:eastAsia="pt-BR"/>
-        </w:rPr>
-        <w:tab/>
-      </w:r>
-      <w:r>
-        <w:rPr>
-          <w:rFonts w:eastAsia="Times New Roman" w:cstheme="minorHAnsi"/>
-          <w:b/>
-          <w:bCs/>
-          <w:noProof/>
-          <w:sz w:val="27"/>
-          <w:szCs w:val="27"/>
-          <w:lang w:eastAsia="pt-BR"/>
-        </w:rPr>
-        <w:drawing>
-          <wp:inline distT="0" distB="0" distL="0" distR="0" wp14:anchorId="292A4A59" wp14:editId="675B02EC">
-            <wp:extent cx="4757882" cy="3781425"/>
-            <wp:effectExtent l="0" t="0" r="5080" b="0"/>
-            <wp:docPr id="49" name="Imagem 49"/>
-            <wp:cNvGraphicFramePr>
-              <a:graphicFrameLocks xmlns:a="http://schemas.openxmlformats.org/drawingml/2006/main" noChangeAspect="1"/>
-            </wp:cNvGraphicFramePr>
-            <a:graphic xmlns:a="http://schemas.openxmlformats.org/drawingml/2006/main">
-              <a:graphicData uri="http://schemas.openxmlformats.org/drawingml/2006/picture">
-                <pic:pic xmlns:pic="http://schemas.openxmlformats.org/drawingml/2006/picture">
-                  <pic:nvPicPr>
-                    <pic:cNvPr id="1" name=""/>
-                    <pic:cNvPicPr/>
-                  </pic:nvPicPr>
-                  <pic:blipFill>
-                    <a:blip r:embed="rId45"/>
-                    <a:stretch>
-                      <a:fillRect/>
-                    </a:stretch>
-                  </pic:blipFill>
-                  <pic:spPr>
-                    <a:xfrm>
-                      <a:off x="0" y="0"/>
-                      <a:ext cx="4764333" cy="3786552"/>
-                    </a:xfrm>
-                    <a:prstGeom prst="rect">
-                      <a:avLst/>
-                    </a:prstGeom>
-                  </pic:spPr>
-                </pic:pic>
-              </a:graphicData>
-            </a:graphic>
-          </wp:inline>
-        </w:drawing>
-      </w:r>
-    </w:p>
-    <w:p>
-      <w:pPr>
-        <w:spacing w:before="360" w:after="120" w:line="240" w:lineRule="auto"/>
-        <w:outlineLvl w:val="2"/>
-        <w:rPr>
-          <w:rFonts w:eastAsia="Times New Roman" w:cstheme="minorHAnsi"/>
-          <w:b/>
-          <w:bCs/>
-          <w:sz w:val="27"/>
-          <w:szCs w:val="27"/>
-          <w:lang w:eastAsia="pt-BR"/>
-        </w:rPr>
-      </w:pPr>
-      <w:r>
-        <w:rPr>
-          <w:rFonts w:eastAsia="Times New Roman" w:cstheme="minorHAnsi"/>
-          <w:b/>
-          <w:bCs/>
-          <w:sz w:val="27"/>
-          <w:szCs w:val="27"/>
-          <w:lang w:eastAsia="pt-BR"/>
-        </w:rPr>
-        <w:lastRenderedPageBreak/>
-        <w:tab/>
-      </w:r>
-      <w:r>
-        <w:rPr>
-          <w:rFonts w:eastAsia="Times New Roman" w:cstheme="minorHAnsi"/>
-          <w:b/>
-          <w:bCs/>
-          <w:noProof/>
-          <w:sz w:val="27"/>
-          <w:szCs w:val="27"/>
-          <w:lang w:eastAsia="pt-BR"/>
-        </w:rPr>
-        <w:drawing>
-          <wp:inline distT="0" distB="0" distL="0" distR="0" wp14:anchorId="7CCC2CAA" wp14:editId="1CCDB32C">
-            <wp:extent cx="4800600" cy="2585590"/>
-            <wp:effectExtent l="0" t="0" r="0" b="5715"/>
-            <wp:docPr id="50" name="Imagem 50"/>
-            <wp:cNvGraphicFramePr>
-              <a:graphicFrameLocks xmlns:a="http://schemas.openxmlformats.org/drawingml/2006/main" noChangeAspect="1"/>
-            </wp:cNvGraphicFramePr>
-            <a:graphic xmlns:a="http://schemas.openxmlformats.org/drawingml/2006/main">
-              <a:graphicData uri="http://schemas.openxmlformats.org/drawingml/2006/picture">
-                <pic:pic xmlns:pic="http://schemas.openxmlformats.org/drawingml/2006/picture">
-                  <pic:nvPicPr>
-                    <pic:cNvPr id="1" name=""/>
-                    <pic:cNvPicPr/>
-                  </pic:nvPicPr>
-                  <pic:blipFill>
-                    <a:blip r:embed="rId46"/>
-                    <a:stretch>
-                      <a:fillRect/>
-                    </a:stretch>
-                  </pic:blipFill>
-                  <pic:spPr>
-                    <a:xfrm>
-                      <a:off x="0" y="0"/>
-                      <a:ext cx="4808823" cy="2590019"/>
-                    </a:xfrm>
-                    <a:prstGeom prst="rect">
-                      <a:avLst/>
-                    </a:prstGeom>
-                  </pic:spPr>
-                </pic:pic>
-              </a:graphicData>
-            </a:graphic>
-          </wp:inline>
-        </w:drawing>
-      </w:r>
-    </w:p>
-    <w:p>
-      <w:pPr>
-        <w:spacing w:before="360" w:after="120" w:line="240" w:lineRule="auto"/>
-        <w:outlineLvl w:val="2"/>
-        <w:rPr>
-          <w:rFonts w:eastAsia="Times New Roman" w:cstheme="minorHAnsi"/>
-          <w:b/>
-          <w:bCs/>
-          <w:sz w:val="27"/>
-          <w:szCs w:val="27"/>
-          <w:lang w:eastAsia="pt-BR"/>
-        </w:rPr>
-      </w:pPr>
-      <w:r>
-        <w:rPr>
-          <w:rFonts w:eastAsia="Times New Roman" w:cstheme="minorHAnsi"/>
-          <w:b/>
-          <w:bCs/>
-          <w:sz w:val="27"/>
-          <w:szCs w:val="27"/>
-          <w:lang w:eastAsia="pt-BR"/>
-        </w:rPr>
-        <w:tab/>
-      </w:r>
-      <w:r>
-        <w:rPr>
-          <w:rFonts w:eastAsia="Times New Roman" w:cstheme="minorHAnsi"/>
-          <w:b/>
-          <w:bCs/>
-          <w:noProof/>
-          <w:sz w:val="27"/>
-          <w:szCs w:val="27"/>
-          <w:lang w:eastAsia="pt-BR"/>
-        </w:rPr>
-        <w:drawing>
-          <wp:inline distT="0" distB="0" distL="0" distR="0" wp14:anchorId="364B3180" wp14:editId="237C40B6">
-            <wp:extent cx="4810125" cy="3276954"/>
-            <wp:effectExtent l="0" t="0" r="0" b="0"/>
-            <wp:docPr id="51" name="Imagem 51"/>
-            <wp:cNvGraphicFramePr>
-              <a:graphicFrameLocks xmlns:a="http://schemas.openxmlformats.org/drawingml/2006/main" noChangeAspect="1"/>
-            </wp:cNvGraphicFramePr>
-            <a:graphic xmlns:a="http://schemas.openxmlformats.org/drawingml/2006/main">
-              <a:graphicData uri="http://schemas.openxmlformats.org/drawingml/2006/picture">
-                <pic:pic xmlns:pic="http://schemas.openxmlformats.org/drawingml/2006/picture">
-                  <pic:nvPicPr>
-                    <pic:cNvPr id="1" name=""/>
-                    <pic:cNvPicPr/>
-                  </pic:nvPicPr>
-                  <pic:blipFill>
-                    <a:blip r:embed="rId47"/>
-                    <a:stretch>
-                      <a:fillRect/>
-                    </a:stretch>
-                  </pic:blipFill>
-                  <pic:spPr>
-                    <a:xfrm>
-                      <a:off x="0" y="0"/>
-                      <a:ext cx="4821697" cy="3284838"/>
-                    </a:xfrm>
-                    <a:prstGeom prst="rect">
-                      <a:avLst/>
-                    </a:prstGeom>
-                  </pic:spPr>
-                </pic:pic>
-              </a:graphicData>
-            </a:graphic>
-          </wp:inline>
-        </w:drawing>
-      </w:r>
-    </w:p>
-    <w:p>
-      <w:pPr>
-        <w:spacing w:before="360" w:after="120" w:line="240" w:lineRule="auto"/>
-        <w:outlineLvl w:val="2"/>
-        <w:rPr>
-          <w:rFonts w:eastAsia="Times New Roman" w:cstheme="minorHAnsi"/>
-          <w:b/>
-          <w:bCs/>
-          <w:sz w:val="27"/>
-          <w:szCs w:val="27"/>
-          <w:lang w:eastAsia="pt-BR"/>
-        </w:rPr>
-      </w:pPr>
-      <w:r>
-        <w:rPr>
-          <w:rFonts w:eastAsia="Times New Roman" w:cstheme="minorHAnsi"/>
-          <w:b/>
-          <w:bCs/>
-          <w:sz w:val="27"/>
-          <w:szCs w:val="27"/>
-          <w:lang w:eastAsia="pt-BR"/>
-        </w:rPr>
-        <w:tab/>
-      </w:r>
-      <w:r>
-        <w:rPr>
-          <w:rFonts w:eastAsia="Times New Roman" w:cstheme="minorHAnsi"/>
-          <w:b/>
-          <w:bCs/>
-          <w:noProof/>
-          <w:sz w:val="27"/>
-          <w:szCs w:val="27"/>
-          <w:lang w:eastAsia="pt-BR"/>
-        </w:rPr>
-        <w:drawing>
-          <wp:inline distT="0" distB="0" distL="0" distR="0" wp14:anchorId="088AFFCB" wp14:editId="767285DD">
-            <wp:extent cx="3608890" cy="2828925"/>
-            <wp:effectExtent l="0" t="0" r="0" b="0"/>
-            <wp:docPr id="52" name="Imagem 52"/>
-            <wp:cNvGraphicFramePr>
-              <a:graphicFrameLocks xmlns:a="http://schemas.openxmlformats.org/drawingml/2006/main" noChangeAspect="1"/>
-            </wp:cNvGraphicFramePr>
-            <a:graphic xmlns:a="http://schemas.openxmlformats.org/drawingml/2006/main">
-              <a:graphicData uri="http://schemas.openxmlformats.org/drawingml/2006/picture">
-                <pic:pic xmlns:pic="http://schemas.openxmlformats.org/drawingml/2006/picture">
-                  <pic:nvPicPr>
-                    <pic:cNvPr id="1" name=""/>
-                    <pic:cNvPicPr/>
-                  </pic:nvPicPr>
-                  <pic:blipFill>
-                    <a:blip r:embed="rId48"/>
-                    <a:stretch>
-                      <a:fillRect/>
-                    </a:stretch>
-                  </pic:blipFill>
-                  <pic:spPr>
-                    <a:xfrm>
-                      <a:off x="0" y="0"/>
-                      <a:ext cx="3620556" cy="2838069"/>
-                    </a:xfrm>
-                    <a:prstGeom prst="rect">
-                      <a:avLst/>
-                    </a:prstGeom>
-                  </pic:spPr>
-                </pic:pic>
-              </a:graphicData>
-            </a:graphic>
-          </wp:inline>
-        </w:drawing>
-      </w:r>
-    </w:p>
-    <w:p>
-      <w:pPr>
-        <w:pStyle w:val="PargrafodaLista"/>
-        <w:numPr>
-          <w:ilvl w:val="0"/>
-          <w:numId w:val="15"/>
-        </w:numPr>
-        <w:spacing w:before="360" w:after="120" w:line="240" w:lineRule="auto"/>
-        <w:outlineLvl w:val="2"/>
-        <w:rPr>
-          <w:rFonts w:eastAsia="Times New Roman" w:cstheme="minorHAnsi"/>
-          <w:b/>
-          <w:bCs/>
-          <w:sz w:val="27"/>
-          <w:szCs w:val="27"/>
-          <w:lang w:eastAsia="pt-BR"/>
-        </w:rPr>
-      </w:pPr>
-      <w:r>
-        <w:rPr>
-          <w:rFonts w:eastAsia="Times New Roman" w:cstheme="minorHAnsi"/>
-          <w:b/>
-          <w:bCs/>
-          <w:sz w:val="27"/>
-          <w:szCs w:val="27"/>
-          <w:lang w:eastAsia="pt-BR"/>
-        </w:rPr>
-        <w:lastRenderedPageBreak/>
-        <w:t xml:space="preserve">Relatório </w:t>
-      </w:r>
-      <w:r>
-        <w:rPr>
-          <w:rFonts w:eastAsia="Times New Roman" w:cstheme="minorHAnsi"/>
-          <w:b/>
-          <w:bCs/>
-          <w:sz w:val="27"/>
-          <w:szCs w:val="27"/>
-          <w:lang w:eastAsia="pt-BR"/>
-        </w:rPr>
-        <w:t>de</w:t>
-      </w:r>
-      <w:r>
-        <w:rPr>
-          <w:rFonts w:eastAsia="Times New Roman" w:cstheme="minorHAnsi"/>
-          <w:b/>
-          <w:bCs/>
-          <w:sz w:val="27"/>
-          <w:szCs w:val="27"/>
-          <w:lang w:eastAsia="pt-BR"/>
-        </w:rPr>
-        <w:t xml:space="preserve"> </w:t>
-      </w:r>
-      <w:r>
-        <w:rPr>
-          <w:rFonts w:eastAsia="Times New Roman" w:cstheme="minorHAnsi"/>
-          <w:b/>
-          <w:bCs/>
-          <w:sz w:val="27"/>
-          <w:szCs w:val="27"/>
-          <w:lang w:eastAsia="pt-BR"/>
-        </w:rPr>
-        <w:t>Principais Fornecedores</w:t>
-      </w:r>
-    </w:p>
-    <w:p>
-      <w:pPr>
-        <w:pStyle w:val="PargrafodaLista"/>
-        <w:numPr>
-          <w:ilvl w:val="1"/>
-          <w:numId w:val="18"/>
-        </w:numPr>
-        <w:spacing w:before="100" w:beforeAutospacing="1" w:after="100" w:afterAutospacing="1" w:line="240" w:lineRule="auto"/>
-        <w:rPr>
-          <w:rFonts w:eastAsia="Times New Roman" w:cstheme="minorHAnsi"/>
-          <w:sz w:val="24"/>
-          <w:szCs w:val="24"/>
-          <w:lang w:eastAsia="pt-BR"/>
-        </w:rPr>
-      </w:pPr>
-      <w:r>
-        <w:rPr>
-          <w:rFonts w:eastAsia="Times New Roman" w:cstheme="minorHAnsi"/>
-          <w:sz w:val="24"/>
-          <w:szCs w:val="24"/>
-          <w:lang w:eastAsia="pt-BR"/>
-        </w:rPr>
-        <w:t xml:space="preserve">Escolha da Data </w:t>
-      </w:r>
-      <w:r>
-        <w:rPr>
-          <w:rFonts w:eastAsia="Times New Roman" w:cstheme="minorHAnsi"/>
-          <w:sz w:val="24"/>
-          <w:szCs w:val="24"/>
-          <w:lang w:eastAsia="pt-BR"/>
-        </w:rPr>
-        <w:t>de Referência, mas permite estabelecer Período de Análise</w:t>
-      </w:r>
-    </w:p>
-    <w:p>
-      <w:pPr>
-        <w:pStyle w:val="PargrafodaLista"/>
-        <w:numPr>
-          <w:ilvl w:val="1"/>
-          <w:numId w:val="18"/>
-        </w:numPr>
-        <w:spacing w:before="100" w:beforeAutospacing="1" w:after="100" w:afterAutospacing="1" w:line="240" w:lineRule="auto"/>
-        <w:rPr>
-          <w:rFonts w:eastAsia="Times New Roman" w:cstheme="minorHAnsi"/>
-          <w:sz w:val="24"/>
-          <w:szCs w:val="24"/>
-          <w:lang w:eastAsia="pt-BR"/>
-        </w:rPr>
-      </w:pPr>
-      <w:r>
-        <w:rPr>
-          <w:rFonts w:eastAsia="Times New Roman" w:cstheme="minorHAnsi"/>
-          <w:sz w:val="24"/>
-          <w:szCs w:val="24"/>
-          <w:lang w:eastAsia="pt-BR"/>
-        </w:rPr>
-        <w:t xml:space="preserve">Selecione </w:t>
-      </w:r>
-      <w:r>
-        <w:rPr>
-          <w:rFonts w:eastAsia="Times New Roman" w:cstheme="minorHAnsi"/>
-          <w:sz w:val="24"/>
-          <w:szCs w:val="24"/>
-          <w:lang w:eastAsia="pt-BR"/>
-        </w:rPr>
-        <w:t>o cliente ou todos os clientes</w:t>
-      </w:r>
-    </w:p>
-    <w:p>
-      <w:pPr>
-        <w:pStyle w:val="PargrafodaLista"/>
-        <w:numPr>
-          <w:ilvl w:val="1"/>
-          <w:numId w:val="18"/>
-        </w:numPr>
-        <w:spacing w:before="100" w:beforeAutospacing="1" w:after="100" w:afterAutospacing="1" w:line="240" w:lineRule="auto"/>
-        <w:rPr>
-          <w:rFonts w:eastAsia="Times New Roman" w:cstheme="minorHAnsi"/>
-          <w:sz w:val="24"/>
-          <w:szCs w:val="24"/>
-          <w:lang w:eastAsia="pt-BR"/>
-        </w:rPr>
-      </w:pPr>
-      <w:r>
-        <w:rPr>
-          <w:rFonts w:eastAsia="Times New Roman" w:cstheme="minorHAnsi"/>
-          <w:sz w:val="24"/>
-          <w:szCs w:val="24"/>
-          <w:lang w:eastAsia="pt-BR"/>
-        </w:rPr>
-        <w:t>Selecione as Opções de Visualização</w:t>
-      </w:r>
-    </w:p>
-    <w:p>
-      <w:pPr>
-        <w:pStyle w:val="PargrafodaLista"/>
-        <w:numPr>
-          <w:ilvl w:val="1"/>
-          <w:numId w:val="18"/>
-        </w:numPr>
-        <w:spacing w:before="360" w:after="120" w:line="240" w:lineRule="auto"/>
-        <w:outlineLvl w:val="2"/>
-        <w:rPr>
-          <w:rFonts w:eastAsia="Times New Roman" w:cstheme="minorHAnsi"/>
-          <w:b/>
-          <w:bCs/>
-          <w:sz w:val="27"/>
-          <w:szCs w:val="27"/>
-          <w:lang w:eastAsia="pt-BR"/>
-        </w:rPr>
-      </w:pPr>
-      <w:r>
-        <w:rPr>
-          <w:rFonts w:eastAsia="Times New Roman" w:cstheme="minorHAnsi"/>
-          <w:sz w:val="24"/>
-          <w:szCs w:val="24"/>
-          <w:lang w:eastAsia="pt-BR"/>
-        </w:rPr>
-        <w:t>Gere o relatório</w:t>
-      </w:r>
-    </w:p>
-    <w:p>
-      <w:pPr>
-        <w:spacing w:before="360" w:after="120" w:line="240" w:lineRule="auto"/>
-        <w:outlineLvl w:val="2"/>
-        <w:rPr>
-          <w:rFonts w:eastAsia="Times New Roman" w:cstheme="minorHAnsi"/>
-          <w:b/>
-          <w:bCs/>
-          <w:sz w:val="27"/>
-          <w:szCs w:val="27"/>
-          <w:lang w:eastAsia="pt-BR"/>
-        </w:rPr>
-      </w:pPr>
-      <w:r>
-        <w:rPr>
-          <w:rFonts w:eastAsia="Times New Roman" w:cstheme="minorHAnsi"/>
-          <w:b/>
-          <w:bCs/>
-          <w:sz w:val="27"/>
-          <w:szCs w:val="27"/>
-          <w:lang w:eastAsia="pt-BR"/>
-        </w:rPr>
-        <w:tab/>
-      </w:r>
-      <w:r>
-        <w:rPr>
-          <w:rFonts w:eastAsia="Times New Roman" w:cstheme="minorHAnsi"/>
-          <w:b/>
-          <w:bCs/>
-          <w:noProof/>
-          <w:sz w:val="27"/>
-          <w:szCs w:val="27"/>
-          <w:lang w:eastAsia="pt-BR"/>
-        </w:rPr>
-        <w:drawing>
-          <wp:inline distT="0" distB="0" distL="0" distR="0" wp14:anchorId="2252EEFA" wp14:editId="45E7A39E">
-            <wp:extent cx="5095875" cy="2899541"/>
-            <wp:effectExtent l="0" t="0" r="0" b="0"/>
-            <wp:docPr id="53" name="Imagem 53"/>
             <wp:cNvGraphicFramePr>
               <a:graphicFrameLocks xmlns:a="http://schemas.openxmlformats.org/drawingml/2006/main" noChangeAspect="1"/>
             </wp:cNvGraphicFramePr>
@@ -18174,7 +18746,7 @@
                   <pic:spPr>
                     <a:xfrm>
                       <a:off x="0" y="0"/>
-                      <a:ext cx="5102401" cy="2903254"/>
+                      <a:ext cx="4772968" cy="3792425"/>
                     </a:xfrm>
                     <a:prstGeom prst="rect">
                       <a:avLst/>
@@ -18209,7 +18781,6 @@
           <w:szCs w:val="27"/>
           <w:lang w:eastAsia="pt-BR"/>
         </w:rPr>
-        <w:lastRenderedPageBreak/>
         <w:tab/>
       </w:r>
       <w:r>
@@ -18223,10 +18794,10 @@
           <w:lang w:eastAsia="pt-BR"/>
         </w:rPr>
         <w:drawing>
-          <wp:inline distT="0" distB="0" distL="0" distR="0" wp14:anchorId="6E1730D5" wp14:editId="7541B602">
-            <wp:extent cx="4829175" cy="5032604"/>
-            <wp:effectExtent l="0" t="0" r="0" b="0"/>
-            <wp:docPr id="54" name="Imagem 54"/>
+          <wp:inline distT="0" distB="0" distL="0" distR="0" wp14:anchorId="292A4A59" wp14:editId="675B02EC">
+            <wp:extent cx="4757882" cy="3781425"/>
+            <wp:effectExtent l="0" t="0" r="5080" b="0"/>
+            <wp:docPr id="49" name="Imagem 49"/>
             <wp:cNvGraphicFramePr>
               <a:graphicFrameLocks xmlns:a="http://schemas.openxmlformats.org/drawingml/2006/main" noChangeAspect="1"/>
             </wp:cNvGraphicFramePr>
@@ -18246,7 +18817,7 @@
                   <pic:spPr>
                     <a:xfrm>
                       <a:off x="0" y="0"/>
-                      <a:ext cx="4837514" cy="5041294"/>
+                      <a:ext cx="4764333" cy="3786552"/>
                     </a:xfrm>
                     <a:prstGeom prst="rect">
                       <a:avLst/>
@@ -18281,6 +18852,7 @@
           <w:szCs w:val="27"/>
           <w:lang w:eastAsia="pt-BR"/>
         </w:rPr>
+        <w:lastRenderedPageBreak/>
         <w:tab/>
       </w:r>
       <w:r>
@@ -18294,10 +18866,10 @@
           <w:lang w:eastAsia="pt-BR"/>
         </w:rPr>
         <w:drawing>
-          <wp:inline distT="0" distB="0" distL="0" distR="0" wp14:anchorId="2DED6187" wp14:editId="1DB0282D">
-            <wp:extent cx="4505325" cy="2323248"/>
-            <wp:effectExtent l="0" t="0" r="0" b="1270"/>
-            <wp:docPr id="55" name="Imagem 55"/>
+          <wp:inline distT="0" distB="0" distL="0" distR="0" wp14:anchorId="7CCC2CAA" wp14:editId="1CCDB32C">
+            <wp:extent cx="4800600" cy="2585590"/>
+            <wp:effectExtent l="0" t="0" r="0" b="5715"/>
+            <wp:docPr id="50" name="Imagem 50"/>
             <wp:cNvGraphicFramePr>
               <a:graphicFrameLocks xmlns:a="http://schemas.openxmlformats.org/drawingml/2006/main" noChangeAspect="1"/>
             </wp:cNvGraphicFramePr>
@@ -18317,7 +18889,7 @@
                   <pic:spPr>
                     <a:xfrm>
                       <a:off x="0" y="0"/>
-                      <a:ext cx="4515215" cy="2328348"/>
+                      <a:ext cx="4808823" cy="2590019"/>
                     </a:xfrm>
                     <a:prstGeom prst="rect">
                       <a:avLst/>
@@ -18352,7 +18924,6 @@
           <w:szCs w:val="27"/>
           <w:lang w:eastAsia="pt-BR"/>
         </w:rPr>
-        <w:lastRenderedPageBreak/>
         <w:tab/>
       </w:r>
       <w:r>
@@ -18366,10 +18937,10 @@
           <w:lang w:eastAsia="pt-BR"/>
         </w:rPr>
         <w:drawing>
-          <wp:inline distT="0" distB="0" distL="0" distR="0" wp14:anchorId="7FF388D2" wp14:editId="4E368EDA">
-            <wp:extent cx="6120130" cy="4787900"/>
+          <wp:inline distT="0" distB="0" distL="0" distR="0" wp14:anchorId="364B3180" wp14:editId="237C40B6">
+            <wp:extent cx="4810125" cy="3276954"/>
             <wp:effectExtent l="0" t="0" r="0" b="0"/>
-            <wp:docPr id="56" name="Imagem 56"/>
+            <wp:docPr id="51" name="Imagem 51"/>
             <wp:cNvGraphicFramePr>
               <a:graphicFrameLocks xmlns:a="http://schemas.openxmlformats.org/drawingml/2006/main" noChangeAspect="1"/>
             </wp:cNvGraphicFramePr>
@@ -18389,7 +18960,7 @@
                   <pic:spPr>
                     <a:xfrm>
                       <a:off x="0" y="0"/>
-                      <a:ext cx="6120130" cy="4787900"/>
+                      <a:ext cx="4821697" cy="3284838"/>
                     </a:xfrm>
                     <a:prstGeom prst="rect">
                       <a:avLst/>
@@ -18404,11 +18975,6 @@
     </w:p>
     <w:p>
       <w:pPr>
-        <w:pStyle w:val="PargrafodaLista"/>
-        <w:numPr>
-          <w:ilvl w:val="0"/>
-          <w:numId w:val="15"/>
-        </w:numPr>
         <w:spacing w:before="360" w:after="120" w:line="240" w:lineRule="auto"/>
         <w:outlineLvl w:val="2"/>
         <w:rPr>
@@ -18429,136 +18995,23 @@
           <w:szCs w:val="27"/>
           <w:lang w:eastAsia="pt-BR"/>
         </w:rPr>
-        <w:t>Relatório de Lançamentos Pendentes</w:t>
-      </w:r>
-    </w:p>
-    <w:p>
-      <w:pPr>
-        <w:pStyle w:val="PargrafodaLista"/>
-        <w:numPr>
-          <w:ilvl w:val="0"/>
-          <w:numId w:val="17"/>
-        </w:numPr>
-        <w:spacing w:before="100" w:beforeAutospacing="1" w:after="100" w:afterAutospacing="1" w:line="240" w:lineRule="auto"/>
-        <w:rPr>
-          <w:rFonts w:eastAsia="Times New Roman" w:cstheme="minorHAnsi"/>
-          <w:sz w:val="24"/>
-          <w:szCs w:val="24"/>
-          <w:lang w:eastAsia="pt-BR"/>
-        </w:rPr>
-      </w:pPr>
-      <w:r>
-        <w:rPr>
-          <w:rFonts w:eastAsia="Times New Roman" w:cstheme="minorHAnsi"/>
-          <w:sz w:val="24"/>
-          <w:szCs w:val="24"/>
-          <w:lang w:eastAsia="pt-BR"/>
-        </w:rPr>
-        <w:t>O objetivo é ver tudo o que está lançado após o último relatório</w:t>
-      </w:r>
-    </w:p>
-    <w:p>
-      <w:pPr>
-        <w:pStyle w:val="PargrafodaLista"/>
-        <w:numPr>
-          <w:ilvl w:val="0"/>
-          <w:numId w:val="17"/>
-        </w:numPr>
-        <w:spacing w:before="100" w:beforeAutospacing="1" w:after="100" w:afterAutospacing="1" w:line="240" w:lineRule="auto"/>
-        <w:rPr>
-          <w:rFonts w:eastAsia="Times New Roman" w:cstheme="minorHAnsi"/>
-          <w:sz w:val="24"/>
-          <w:szCs w:val="24"/>
-          <w:lang w:eastAsia="pt-BR"/>
-        </w:rPr>
-      </w:pPr>
-      <w:r>
-        <w:rPr>
-          <w:rFonts w:eastAsia="Times New Roman" w:cstheme="minorHAnsi"/>
-          <w:sz w:val="24"/>
-          <w:szCs w:val="24"/>
-          <w:lang w:eastAsia="pt-BR"/>
-        </w:rPr>
-        <w:t>Selecionar a pasta Clientes</w:t>
-      </w:r>
-    </w:p>
-    <w:p>
-      <w:pPr>
-        <w:pStyle w:val="PargrafodaLista"/>
-        <w:numPr>
-          <w:ilvl w:val="0"/>
-          <w:numId w:val="17"/>
-        </w:numPr>
-        <w:spacing w:before="100" w:beforeAutospacing="1" w:after="100" w:afterAutospacing="1" w:line="240" w:lineRule="auto"/>
-        <w:rPr>
-          <w:rFonts w:eastAsia="Times New Roman" w:cstheme="minorHAnsi"/>
-          <w:sz w:val="24"/>
-          <w:szCs w:val="24"/>
-          <w:lang w:eastAsia="pt-BR"/>
-        </w:rPr>
-      </w:pPr>
-      <w:r>
-        <w:rPr>
-          <w:rFonts w:eastAsia="Times New Roman" w:cstheme="minorHAnsi"/>
-          <w:sz w:val="24"/>
-          <w:szCs w:val="24"/>
-          <w:lang w:eastAsia="pt-BR"/>
-        </w:rPr>
-        <w:t>O relatório é gerado na WEB para todos os clientes que tiverem lançamentos</w:t>
-      </w:r>
-    </w:p>
-    <w:p>
-      <w:pPr>
-        <w:spacing w:before="100" w:beforeAutospacing="1" w:after="100" w:afterAutospacing="1" w:line="240" w:lineRule="auto"/>
-        <w:rPr>
-          <w:rFonts w:eastAsia="Times New Roman" w:cstheme="minorHAnsi"/>
-          <w:sz w:val="24"/>
-          <w:szCs w:val="24"/>
-          <w:lang w:eastAsia="pt-BR"/>
-        </w:rPr>
-      </w:pPr>
-      <w:r>
-        <w:rPr>
-          <w:rFonts w:eastAsia="Times New Roman" w:cstheme="minorHAnsi"/>
-          <w:sz w:val="24"/>
-          <w:szCs w:val="24"/>
-          <w:lang w:eastAsia="pt-BR"/>
-        </w:rPr>
         <w:tab/>
       </w:r>
-    </w:p>
-    <w:p>
-      <w:pPr>
-        <w:spacing w:before="100" w:beforeAutospacing="1" w:after="100" w:afterAutospacing="1" w:line="240" w:lineRule="auto"/>
-        <w:rPr>
-          <w:rFonts w:eastAsia="Times New Roman" w:cstheme="minorHAnsi"/>
-          <w:sz w:val="24"/>
-          <w:szCs w:val="24"/>
-          <w:lang w:eastAsia="pt-BR"/>
-        </w:rPr>
-      </w:pPr>
-      <w:r>
-        <w:rPr>
-          <w:rFonts w:eastAsia="Times New Roman" w:cstheme="minorHAnsi"/>
-          <w:sz w:val="24"/>
-          <w:szCs w:val="24"/>
-          <w:lang w:eastAsia="pt-BR"/>
-        </w:rPr>
-        <w:tab/>
-      </w:r>
-      <w:r>
-        <w:rPr>
-          <w:rFonts w:eastAsia="Times New Roman" w:cstheme="minorHAnsi"/>
+      <w:r>
+        <w:rPr>
+          <w:rFonts w:eastAsia="Times New Roman" w:cstheme="minorHAnsi"/>
+          <w:b/>
+          <w:bCs/>
           <w:noProof/>
-          <w:sz w:val="24"/>
-          <w:szCs w:val="24"/>
+          <w:sz w:val="27"/>
+          <w:szCs w:val="27"/>
           <w:lang w:eastAsia="pt-BR"/>
         </w:rPr>
         <w:drawing>
-          <wp:inline distT="0" distB="0" distL="0" distR="0" wp14:anchorId="7A241BE5" wp14:editId="238685E4">
-            <wp:extent cx="5086350" cy="2352661"/>
+          <wp:inline distT="0" distB="0" distL="0" distR="0" wp14:anchorId="088AFFCB" wp14:editId="767285DD">
+            <wp:extent cx="3608890" cy="2828925"/>
             <wp:effectExtent l="0" t="0" r="0" b="0"/>
-            <wp:docPr id="57" name="Imagem 57"/>
+            <wp:docPr id="52" name="Imagem 52"/>
             <wp:cNvGraphicFramePr>
               <a:graphicFrameLocks xmlns:a="http://schemas.openxmlformats.org/drawingml/2006/main" noChangeAspect="1"/>
             </wp:cNvGraphicFramePr>
@@ -18578,7 +19031,7 @@
                   <pic:spPr>
                     <a:xfrm>
                       <a:off x="0" y="0"/>
-                      <a:ext cx="5100114" cy="2359028"/>
+                      <a:ext cx="3620556" cy="2838069"/>
                     </a:xfrm>
                     <a:prstGeom prst="rect">
                       <a:avLst/>
@@ -18593,29 +19046,228 @@
     </w:p>
     <w:p>
       <w:pPr>
+        <w:pStyle w:val="PargrafodaLista"/>
+        <w:numPr>
+          <w:ilvl w:val="0"/>
+          <w:numId w:val="15"/>
+        </w:numPr>
+        <w:spacing w:before="360" w:after="120" w:line="240" w:lineRule="auto"/>
+        <w:outlineLvl w:val="2"/>
+        <w:rPr>
+          <w:rFonts w:eastAsia="Times New Roman" w:cstheme="minorHAnsi"/>
+          <w:b/>
+          <w:bCs/>
+          <w:sz w:val="27"/>
+          <w:szCs w:val="27"/>
+          <w:lang w:eastAsia="pt-BR"/>
+        </w:rPr>
+      </w:pPr>
+      <w:r>
+        <w:rPr>
+          <w:rFonts w:eastAsia="Times New Roman" w:cstheme="minorHAnsi"/>
+          <w:b/>
+          <w:bCs/>
+          <w:sz w:val="27"/>
+          <w:szCs w:val="27"/>
+          <w:lang w:eastAsia="pt-BR"/>
+        </w:rPr>
+        <w:lastRenderedPageBreak/>
+        <w:t xml:space="preserve">Relatório </w:t>
+      </w:r>
+      <w:r>
+        <w:rPr>
+          <w:rFonts w:eastAsia="Times New Roman" w:cstheme="minorHAnsi"/>
+          <w:b/>
+          <w:bCs/>
+          <w:sz w:val="27"/>
+          <w:szCs w:val="27"/>
+          <w:lang w:eastAsia="pt-BR"/>
+        </w:rPr>
+        <w:t>de</w:t>
+      </w:r>
+      <w:r>
+        <w:rPr>
+          <w:rFonts w:eastAsia="Times New Roman" w:cstheme="minorHAnsi"/>
+          <w:b/>
+          <w:bCs/>
+          <w:sz w:val="27"/>
+          <w:szCs w:val="27"/>
+          <w:lang w:eastAsia="pt-BR"/>
+        </w:rPr>
+        <w:t xml:space="preserve"> </w:t>
+      </w:r>
+      <w:r>
+        <w:rPr>
+          <w:rFonts w:eastAsia="Times New Roman" w:cstheme="minorHAnsi"/>
+          <w:b/>
+          <w:bCs/>
+          <w:sz w:val="27"/>
+          <w:szCs w:val="27"/>
+          <w:lang w:eastAsia="pt-BR"/>
+        </w:rPr>
+        <w:t>Principais Fornecedores</w:t>
+      </w:r>
+    </w:p>
+    <w:p>
+      <w:pPr>
+        <w:pStyle w:val="PargrafodaLista"/>
+        <w:numPr>
+          <w:ilvl w:val="1"/>
+          <w:numId w:val="18"/>
+        </w:numPr>
         <w:spacing w:before="100" w:beforeAutospacing="1" w:after="100" w:afterAutospacing="1" w:line="240" w:lineRule="auto"/>
-        <w:jc w:val="center"/>
-        <w:rPr>
-          <w:rFonts w:eastAsia="Times New Roman" w:cstheme="minorHAnsi"/>
-          <w:sz w:val="24"/>
-          <w:szCs w:val="24"/>
-          <w:lang w:eastAsia="pt-BR"/>
-        </w:rPr>
-      </w:pPr>
-      <w:r>
-        <w:rPr>
-          <w:rFonts w:eastAsia="Times New Roman" w:cstheme="minorHAnsi"/>
+        <w:rPr>
+          <w:rFonts w:eastAsia="Times New Roman" w:cstheme="minorHAnsi"/>
+          <w:sz w:val="24"/>
+          <w:szCs w:val="24"/>
+          <w:lang w:eastAsia="pt-BR"/>
+        </w:rPr>
+      </w:pPr>
+      <w:r>
+        <w:rPr>
+          <w:rFonts w:eastAsia="Times New Roman" w:cstheme="minorHAnsi"/>
+          <w:sz w:val="24"/>
+          <w:szCs w:val="24"/>
+          <w:lang w:eastAsia="pt-BR"/>
+        </w:rPr>
+        <w:t xml:space="preserve">Escolha da Data </w:t>
+      </w:r>
+      <w:r>
+        <w:rPr>
+          <w:rFonts w:eastAsia="Times New Roman" w:cstheme="minorHAnsi"/>
+          <w:sz w:val="24"/>
+          <w:szCs w:val="24"/>
+          <w:lang w:eastAsia="pt-BR"/>
+        </w:rPr>
+        <w:t>de Referência, mas permite estabelecer Período de Análise</w:t>
+      </w:r>
+    </w:p>
+    <w:p>
+      <w:pPr>
+        <w:pStyle w:val="PargrafodaLista"/>
+        <w:numPr>
+          <w:ilvl w:val="1"/>
+          <w:numId w:val="18"/>
+        </w:numPr>
+        <w:spacing w:before="100" w:beforeAutospacing="1" w:after="100" w:afterAutospacing="1" w:line="240" w:lineRule="auto"/>
+        <w:rPr>
+          <w:rFonts w:eastAsia="Times New Roman" w:cstheme="minorHAnsi"/>
+          <w:sz w:val="24"/>
+          <w:szCs w:val="24"/>
+          <w:lang w:eastAsia="pt-BR"/>
+        </w:rPr>
+      </w:pPr>
+      <w:r>
+        <w:rPr>
+          <w:rFonts w:eastAsia="Times New Roman" w:cstheme="minorHAnsi"/>
+          <w:sz w:val="24"/>
+          <w:szCs w:val="24"/>
+          <w:lang w:eastAsia="pt-BR"/>
+        </w:rPr>
+        <w:t xml:space="preserve">Selecione </w:t>
+      </w:r>
+      <w:r>
+        <w:rPr>
+          <w:rFonts w:eastAsia="Times New Roman" w:cstheme="minorHAnsi"/>
+          <w:sz w:val="24"/>
+          <w:szCs w:val="24"/>
+          <w:lang w:eastAsia="pt-BR"/>
+        </w:rPr>
+        <w:t>o cliente ou todos os clientes</w:t>
+      </w:r>
+    </w:p>
+    <w:p>
+      <w:pPr>
+        <w:pStyle w:val="PargrafodaLista"/>
+        <w:numPr>
+          <w:ilvl w:val="1"/>
+          <w:numId w:val="18"/>
+        </w:numPr>
+        <w:spacing w:before="100" w:beforeAutospacing="1" w:after="100" w:afterAutospacing="1" w:line="240" w:lineRule="auto"/>
+        <w:rPr>
+          <w:rFonts w:eastAsia="Times New Roman" w:cstheme="minorHAnsi"/>
+          <w:sz w:val="24"/>
+          <w:szCs w:val="24"/>
+          <w:lang w:eastAsia="pt-BR"/>
+        </w:rPr>
+      </w:pPr>
+      <w:r>
+        <w:rPr>
+          <w:rFonts w:eastAsia="Times New Roman" w:cstheme="minorHAnsi"/>
+          <w:sz w:val="24"/>
+          <w:szCs w:val="24"/>
+          <w:lang w:eastAsia="pt-BR"/>
+        </w:rPr>
+        <w:t>Selecione as Opções de Visualização</w:t>
+      </w:r>
+    </w:p>
+    <w:p>
+      <w:pPr>
+        <w:pStyle w:val="PargrafodaLista"/>
+        <w:numPr>
+          <w:ilvl w:val="1"/>
+          <w:numId w:val="18"/>
+        </w:numPr>
+        <w:spacing w:before="360" w:after="120" w:line="240" w:lineRule="auto"/>
+        <w:outlineLvl w:val="2"/>
+        <w:rPr>
+          <w:rFonts w:eastAsia="Times New Roman" w:cstheme="minorHAnsi"/>
+          <w:b/>
+          <w:bCs/>
+          <w:sz w:val="27"/>
+          <w:szCs w:val="27"/>
+          <w:lang w:eastAsia="pt-BR"/>
+        </w:rPr>
+      </w:pPr>
+      <w:r>
+        <w:rPr>
+          <w:rFonts w:eastAsia="Times New Roman" w:cstheme="minorHAnsi"/>
+          <w:sz w:val="24"/>
+          <w:szCs w:val="24"/>
+          <w:lang w:eastAsia="pt-BR"/>
+        </w:rPr>
+        <w:t>Gere o relatório</w:t>
+      </w:r>
+    </w:p>
+    <w:p>
+      <w:pPr>
+        <w:spacing w:before="360" w:after="120" w:line="240" w:lineRule="auto"/>
+        <w:outlineLvl w:val="2"/>
+        <w:rPr>
+          <w:rFonts w:eastAsia="Times New Roman" w:cstheme="minorHAnsi"/>
+          <w:b/>
+          <w:bCs/>
+          <w:sz w:val="27"/>
+          <w:szCs w:val="27"/>
+          <w:lang w:eastAsia="pt-BR"/>
+        </w:rPr>
+      </w:pPr>
+      <w:r>
+        <w:rPr>
+          <w:rFonts w:eastAsia="Times New Roman" w:cstheme="minorHAnsi"/>
+          <w:b/>
+          <w:bCs/>
+          <w:sz w:val="27"/>
+          <w:szCs w:val="27"/>
+          <w:lang w:eastAsia="pt-BR"/>
+        </w:rPr>
+        <w:tab/>
+      </w:r>
+      <w:r>
+        <w:rPr>
+          <w:rFonts w:eastAsia="Times New Roman" w:cstheme="minorHAnsi"/>
+          <w:b/>
+          <w:bCs/>
           <w:noProof/>
-          <w:sz w:val="24"/>
-          <w:szCs w:val="24"/>
-          <w:lang w:eastAsia="pt-BR"/>
-        </w:rPr>
-        <w:lastRenderedPageBreak/>
+          <w:sz w:val="27"/>
+          <w:szCs w:val="27"/>
+          <w:lang w:eastAsia="pt-BR"/>
+        </w:rPr>
         <w:drawing>
-          <wp:inline distT="0" distB="0" distL="0" distR="0" wp14:anchorId="1C615347" wp14:editId="5CC48ED4">
-            <wp:extent cx="2638425" cy="1171202"/>
+          <wp:inline distT="0" distB="0" distL="0" distR="0" wp14:anchorId="2252EEFA" wp14:editId="45E7A39E">
+            <wp:extent cx="5095875" cy="2899541"/>
             <wp:effectExtent l="0" t="0" r="0" b="0"/>
-            <wp:docPr id="25" name="Imagem 25"/>
+            <wp:docPr id="53" name="Imagem 53"/>
             <wp:cNvGraphicFramePr>
               <a:graphicFrameLocks xmlns:a="http://schemas.openxmlformats.org/drawingml/2006/main" noChangeAspect="1"/>
             </wp:cNvGraphicFramePr>
@@ -18635,7 +19287,7 @@
                   <pic:spPr>
                     <a:xfrm>
                       <a:off x="0" y="0"/>
-                      <a:ext cx="2667855" cy="1184266"/>
+                      <a:ext cx="5102401" cy="2903254"/>
                     </a:xfrm>
                     <a:prstGeom prst="rect">
                       <a:avLst/>
@@ -18650,28 +19302,44 @@
     </w:p>
     <w:p>
       <w:pPr>
-        <w:spacing w:before="100" w:beforeAutospacing="1" w:after="100" w:afterAutospacing="1" w:line="240" w:lineRule="auto"/>
-        <w:jc w:val="center"/>
-        <w:rPr>
-          <w:rFonts w:eastAsia="Times New Roman" w:cstheme="minorHAnsi"/>
-          <w:sz w:val="20"/>
-          <w:szCs w:val="20"/>
-          <w:lang w:eastAsia="pt-BR"/>
-        </w:rPr>
-      </w:pPr>
-      <w:r>
-        <w:rPr>
-          <w:rFonts w:eastAsia="Times New Roman" w:cstheme="minorHAnsi"/>
+        <w:spacing w:before="360" w:after="120" w:line="240" w:lineRule="auto"/>
+        <w:outlineLvl w:val="2"/>
+        <w:rPr>
+          <w:rFonts w:eastAsia="Times New Roman" w:cstheme="minorHAnsi"/>
+          <w:b/>
+          <w:bCs/>
+          <w:sz w:val="27"/>
+          <w:szCs w:val="27"/>
+          <w:lang w:eastAsia="pt-BR"/>
+        </w:rPr>
+      </w:pPr>
+      <w:r>
+        <w:rPr>
+          <w:rFonts w:eastAsia="Times New Roman" w:cstheme="minorHAnsi"/>
+          <w:b/>
+          <w:bCs/>
+          <w:sz w:val="27"/>
+          <w:szCs w:val="27"/>
+          <w:lang w:eastAsia="pt-BR"/>
+        </w:rPr>
+        <w:lastRenderedPageBreak/>
+        <w:tab/>
+      </w:r>
+      <w:r>
+        <w:rPr>
+          <w:rFonts w:eastAsia="Times New Roman" w:cstheme="minorHAnsi"/>
+          <w:b/>
+          <w:bCs/>
           <w:noProof/>
-          <w:sz w:val="20"/>
-          <w:szCs w:val="20"/>
+          <w:sz w:val="27"/>
+          <w:szCs w:val="27"/>
           <w:lang w:eastAsia="pt-BR"/>
         </w:rPr>
         <w:drawing>
-          <wp:inline distT="0" distB="0" distL="0" distR="0" wp14:anchorId="3144C34E" wp14:editId="4DEA6809">
-            <wp:extent cx="4691299" cy="4724400"/>
+          <wp:inline distT="0" distB="0" distL="0" distR="0" wp14:anchorId="6E1730D5" wp14:editId="7541B602">
+            <wp:extent cx="4829175" cy="5032604"/>
             <wp:effectExtent l="0" t="0" r="0" b="0"/>
-            <wp:docPr id="26" name="Imagem 26"/>
+            <wp:docPr id="54" name="Imagem 54"/>
             <wp:cNvGraphicFramePr>
               <a:graphicFrameLocks xmlns:a="http://schemas.openxmlformats.org/drawingml/2006/main" noChangeAspect="1"/>
             </wp:cNvGraphicFramePr>
@@ -18691,7 +19359,7 @@
                   <pic:spPr>
                     <a:xfrm>
                       <a:off x="0" y="0"/>
-                      <a:ext cx="4774983" cy="4808674"/>
+                      <a:ext cx="4837514" cy="5041294"/>
                     </a:xfrm>
                     <a:prstGeom prst="rect">
                       <a:avLst/>
@@ -18706,12 +19374,14 @@
     </w:p>
     <w:p>
       <w:pPr>
+        <w:spacing w:before="360" w:after="120" w:line="240" w:lineRule="auto"/>
+        <w:outlineLvl w:val="2"/>
         <w:rPr>
           <w:rFonts w:eastAsia="Times New Roman" w:cstheme="minorHAnsi"/>
           <w:b/>
           <w:bCs/>
-          <w:sz w:val="36"/>
-          <w:szCs w:val="36"/>
+          <w:sz w:val="27"/>
+          <w:szCs w:val="27"/>
           <w:lang w:eastAsia="pt-BR"/>
         </w:rPr>
       </w:pPr>
@@ -18720,237 +19390,27 @@
           <w:rFonts w:eastAsia="Times New Roman" w:cstheme="minorHAnsi"/>
           <w:b/>
           <w:bCs/>
-          <w:sz w:val="36"/>
-          <w:szCs w:val="36"/>
-          <w:lang w:eastAsia="pt-BR"/>
-        </w:rPr>
-        <w:br w:type="page"/>
-      </w:r>
-    </w:p>
-    <w:p>
-      <w:pPr>
-        <w:spacing w:before="100" w:beforeAutospacing="1" w:after="100" w:afterAutospacing="1" w:line="240" w:lineRule="auto"/>
-        <w:outlineLvl w:val="1"/>
+          <w:sz w:val="27"/>
+          <w:szCs w:val="27"/>
+          <w:lang w:eastAsia="pt-BR"/>
+        </w:rPr>
+        <w:tab/>
+      </w:r>
+      <w:r>
         <w:rPr>
           <w:rFonts w:eastAsia="Times New Roman" w:cstheme="minorHAnsi"/>
           <w:b/>
           <w:bCs/>
-          <w:sz w:val="36"/>
-          <w:szCs w:val="36"/>
-          <w:lang w:eastAsia="pt-BR"/>
-        </w:rPr>
-      </w:pPr>
-      <w:r>
-        <w:rPr>
-          <w:rFonts w:eastAsia="Times New Roman" w:cstheme="minorHAnsi"/>
-          <w:b/>
-          <w:bCs/>
-          <w:sz w:val="36"/>
-          <w:szCs w:val="36"/>
-          <w:lang w:eastAsia="pt-BR"/>
-        </w:rPr>
-        <w:lastRenderedPageBreak/>
-        <w:t>Gestão de Medição</w:t>
-      </w:r>
-    </w:p>
-    <w:p>
-      <w:pPr>
-        <w:rPr>
-          <w:rFonts w:eastAsia="Times New Roman" w:cstheme="minorHAnsi"/>
-          <w:sz w:val="24"/>
-          <w:szCs w:val="24"/>
-          <w:lang w:eastAsia="pt-BR"/>
-        </w:rPr>
-      </w:pPr>
-      <w:r>
-        <w:rPr>
-          <w:rFonts w:eastAsia="Times New Roman" w:cstheme="minorHAnsi"/>
-          <w:sz w:val="24"/>
-          <w:szCs w:val="24"/>
-          <w:lang w:eastAsia="pt-BR"/>
-        </w:rPr>
-        <w:t xml:space="preserve">Este </w:t>
-      </w:r>
-      <w:r>
-        <w:rPr>
-          <w:rFonts w:eastAsia="Times New Roman" w:cstheme="minorHAnsi"/>
-          <w:sz w:val="24"/>
-          <w:szCs w:val="24"/>
-          <w:lang w:eastAsia="pt-BR"/>
-        </w:rPr>
-        <w:t>módulo permite acompanhar contratos de medição ou fornecimento de material individualmente, após selecionar o cliente</w:t>
-      </w:r>
-      <w:r>
-        <w:rPr>
-          <w:rFonts w:eastAsia="Times New Roman" w:cstheme="minorHAnsi"/>
-          <w:sz w:val="24"/>
-          <w:szCs w:val="24"/>
-          <w:lang w:eastAsia="pt-BR"/>
-        </w:rPr>
-        <w:t>. As funcionalidades são</w:t>
-      </w:r>
-      <w:r>
-        <w:rPr>
-          <w:rFonts w:eastAsia="Times New Roman" w:cstheme="minorHAnsi"/>
-          <w:sz w:val="24"/>
-          <w:szCs w:val="24"/>
-          <w:lang w:eastAsia="pt-BR"/>
-        </w:rPr>
-        <w:t>:</w:t>
-      </w:r>
-    </w:p>
-    <w:p>
-      <w:pPr>
-        <w:pStyle w:val="PargrafodaLista"/>
-        <w:numPr>
-          <w:ilvl w:val="0"/>
-          <w:numId w:val="18"/>
-        </w:numPr>
-        <w:rPr>
-          <w:rFonts w:eastAsia="Times New Roman" w:cstheme="minorHAnsi"/>
-          <w:sz w:val="24"/>
-          <w:szCs w:val="24"/>
-          <w:lang w:eastAsia="pt-BR"/>
-        </w:rPr>
-      </w:pPr>
-      <w:r>
-        <w:rPr>
-          <w:rFonts w:eastAsia="Times New Roman" w:cstheme="minorHAnsi"/>
-          <w:sz w:val="24"/>
-          <w:szCs w:val="24"/>
-          <w:lang w:eastAsia="pt-BR"/>
-        </w:rPr>
-        <w:t>Criar e editar contratos</w:t>
-      </w:r>
-    </w:p>
-    <w:p>
-      <w:pPr>
-        <w:pStyle w:val="PargrafodaLista"/>
-        <w:numPr>
-          <w:ilvl w:val="0"/>
-          <w:numId w:val="18"/>
-        </w:numPr>
-        <w:rPr>
-          <w:rFonts w:eastAsia="Times New Roman" w:cstheme="minorHAnsi"/>
-          <w:sz w:val="24"/>
-          <w:szCs w:val="24"/>
-          <w:lang w:eastAsia="pt-BR"/>
-        </w:rPr>
-      </w:pPr>
-      <w:r>
-        <w:rPr>
-          <w:rFonts w:eastAsia="Times New Roman" w:cstheme="minorHAnsi"/>
-          <w:sz w:val="24"/>
-          <w:szCs w:val="24"/>
-          <w:lang w:eastAsia="pt-BR"/>
-        </w:rPr>
-        <w:t>Inserir novas medições</w:t>
-      </w:r>
-    </w:p>
-    <w:p>
-      <w:pPr>
-        <w:pStyle w:val="PargrafodaLista"/>
-        <w:numPr>
-          <w:ilvl w:val="0"/>
-          <w:numId w:val="18"/>
-        </w:numPr>
-        <w:rPr>
-          <w:rFonts w:eastAsia="Times New Roman" w:cstheme="minorHAnsi"/>
-          <w:sz w:val="24"/>
-          <w:szCs w:val="24"/>
-          <w:lang w:eastAsia="pt-BR"/>
-        </w:rPr>
-      </w:pPr>
-      <w:r>
-        <w:rPr>
-          <w:rFonts w:eastAsia="Times New Roman" w:cstheme="minorHAnsi"/>
-          <w:sz w:val="24"/>
-          <w:szCs w:val="24"/>
-          <w:lang w:eastAsia="pt-BR"/>
-        </w:rPr>
-        <w:t>Editar medição antes de lançar no cliente</w:t>
-      </w:r>
-    </w:p>
-    <w:p>
-      <w:pPr>
-        <w:pStyle w:val="PargrafodaLista"/>
-        <w:numPr>
-          <w:ilvl w:val="0"/>
-          <w:numId w:val="18"/>
-        </w:numPr>
-        <w:rPr>
-          <w:rFonts w:eastAsia="Times New Roman" w:cstheme="minorHAnsi"/>
-          <w:sz w:val="24"/>
-          <w:szCs w:val="24"/>
-          <w:lang w:eastAsia="pt-BR"/>
-        </w:rPr>
-      </w:pPr>
-      <w:r>
-        <w:rPr>
-          <w:rFonts w:eastAsia="Times New Roman" w:cstheme="minorHAnsi"/>
-          <w:sz w:val="24"/>
-          <w:szCs w:val="24"/>
-          <w:lang w:eastAsia="pt-BR"/>
-        </w:rPr>
-        <w:t>Lançar medição no cliente</w:t>
-      </w:r>
-    </w:p>
-    <w:p>
-      <w:pPr>
-        <w:pStyle w:val="PargrafodaLista"/>
-        <w:numPr>
-          <w:ilvl w:val="0"/>
-          <w:numId w:val="18"/>
-        </w:numPr>
-        <w:rPr>
-          <w:rFonts w:eastAsia="Times New Roman" w:cstheme="minorHAnsi"/>
-          <w:sz w:val="24"/>
-          <w:szCs w:val="24"/>
-          <w:lang w:eastAsia="pt-BR"/>
-        </w:rPr>
-      </w:pPr>
-      <w:r>
-        <w:rPr>
-          <w:rFonts w:eastAsia="Times New Roman" w:cstheme="minorHAnsi"/>
-          <w:sz w:val="24"/>
-          <w:szCs w:val="24"/>
-          <w:lang w:eastAsia="pt-BR"/>
-        </w:rPr>
-        <w:t>Controle de saldo de contrato</w:t>
-      </w:r>
-    </w:p>
-    <w:p>
-      <w:pPr>
-        <w:rPr>
-          <w:rFonts w:eastAsia="Times New Roman" w:cstheme="minorHAnsi"/>
-          <w:sz w:val="24"/>
-          <w:szCs w:val="24"/>
-          <w:lang w:eastAsia="pt-BR"/>
-        </w:rPr>
-      </w:pPr>
-    </w:p>
-    <w:p>
-      <w:pPr>
-        <w:rPr>
-          <w:rFonts w:eastAsia="Times New Roman" w:cstheme="minorHAnsi"/>
-          <w:sz w:val="24"/>
-          <w:szCs w:val="24"/>
-          <w:lang w:eastAsia="pt-BR"/>
-        </w:rPr>
-      </w:pPr>
-      <w:r>
-        <w:rPr>
-          <w:rFonts w:eastAsia="Times New Roman" w:cstheme="minorHAnsi"/>
           <w:noProof/>
-          <w:sz w:val="24"/>
-          <w:szCs w:val="24"/>
+          <w:sz w:val="27"/>
+          <w:szCs w:val="27"/>
           <w:lang w:eastAsia="pt-BR"/>
         </w:rPr>
         <w:drawing>
-          <wp:inline distT="0" distB="0" distL="0" distR="0" wp14:anchorId="5C8B17BE" wp14:editId="0DC69EC8">
-            <wp:extent cx="6120130" cy="2682240"/>
-            <wp:effectExtent l="0" t="0" r="0" b="3810"/>
-            <wp:docPr id="67" name="Imagem 67"/>
+          <wp:inline distT="0" distB="0" distL="0" distR="0" wp14:anchorId="2DED6187" wp14:editId="1DB0282D">
+            <wp:extent cx="4505325" cy="2323248"/>
+            <wp:effectExtent l="0" t="0" r="0" b="1270"/>
+            <wp:docPr id="55" name="Imagem 55"/>
             <wp:cNvGraphicFramePr>
               <a:graphicFrameLocks xmlns:a="http://schemas.openxmlformats.org/drawingml/2006/main" noChangeAspect="1"/>
             </wp:cNvGraphicFramePr>
@@ -18970,7 +19430,7 @@
                   <pic:spPr>
                     <a:xfrm>
                       <a:off x="0" y="0"/>
-                      <a:ext cx="6120130" cy="2682240"/>
+                      <a:ext cx="4515215" cy="2328348"/>
                     </a:xfrm>
                     <a:prstGeom prst="rect">
                       <a:avLst/>
@@ -18985,36 +19445,44 @@
     </w:p>
     <w:p>
       <w:pPr>
-        <w:rPr>
-          <w:rFonts w:eastAsia="Times New Roman" w:cstheme="minorHAnsi"/>
-          <w:sz w:val="24"/>
-          <w:szCs w:val="24"/>
-          <w:lang w:eastAsia="pt-BR"/>
-        </w:rPr>
-      </w:pPr>
-    </w:p>
-    <w:p>
-      <w:pPr>
-        <w:rPr>
-          <w:rFonts w:eastAsia="Times New Roman" w:cstheme="minorHAnsi"/>
-          <w:sz w:val="24"/>
-          <w:szCs w:val="24"/>
-          <w:lang w:eastAsia="pt-BR"/>
-        </w:rPr>
-      </w:pPr>
-      <w:r>
-        <w:rPr>
-          <w:rFonts w:eastAsia="Times New Roman" w:cstheme="minorHAnsi"/>
+        <w:spacing w:before="360" w:after="120" w:line="240" w:lineRule="auto"/>
+        <w:outlineLvl w:val="2"/>
+        <w:rPr>
+          <w:rFonts w:eastAsia="Times New Roman" w:cstheme="minorHAnsi"/>
+          <w:b/>
+          <w:bCs/>
+          <w:sz w:val="27"/>
+          <w:szCs w:val="27"/>
+          <w:lang w:eastAsia="pt-BR"/>
+        </w:rPr>
+      </w:pPr>
+      <w:r>
+        <w:rPr>
+          <w:rFonts w:eastAsia="Times New Roman" w:cstheme="minorHAnsi"/>
+          <w:b/>
+          <w:bCs/>
+          <w:sz w:val="27"/>
+          <w:szCs w:val="27"/>
+          <w:lang w:eastAsia="pt-BR"/>
+        </w:rPr>
+        <w:lastRenderedPageBreak/>
+        <w:tab/>
+      </w:r>
+      <w:r>
+        <w:rPr>
+          <w:rFonts w:eastAsia="Times New Roman" w:cstheme="minorHAnsi"/>
+          <w:b/>
+          <w:bCs/>
           <w:noProof/>
-          <w:sz w:val="24"/>
-          <w:szCs w:val="24"/>
+          <w:sz w:val="27"/>
+          <w:szCs w:val="27"/>
           <w:lang w:eastAsia="pt-BR"/>
         </w:rPr>
         <w:drawing>
-          <wp:inline distT="0" distB="0" distL="0" distR="0" wp14:anchorId="7FB4C191" wp14:editId="6686C202">
-            <wp:extent cx="6120130" cy="2774315"/>
-            <wp:effectExtent l="0" t="0" r="0" b="6985"/>
-            <wp:docPr id="68" name="Imagem 68"/>
+          <wp:inline distT="0" distB="0" distL="0" distR="0" wp14:anchorId="7FF388D2" wp14:editId="4E368EDA">
+            <wp:extent cx="6120130" cy="4787900"/>
+            <wp:effectExtent l="0" t="0" r="0" b="0"/>
+            <wp:docPr id="56" name="Imagem 56"/>
             <wp:cNvGraphicFramePr>
               <a:graphicFrameLocks xmlns:a="http://schemas.openxmlformats.org/drawingml/2006/main" noChangeAspect="1"/>
             </wp:cNvGraphicFramePr>
@@ -19034,7 +19502,7 @@
                   <pic:spPr>
                     <a:xfrm>
                       <a:off x="0" y="0"/>
-                      <a:ext cx="6120130" cy="2774315"/>
+                      <a:ext cx="6120130" cy="4787900"/>
                     </a:xfrm>
                     <a:prstGeom prst="rect">
                       <a:avLst/>
@@ -19049,13 +19517,148 @@
     </w:p>
     <w:p>
       <w:pPr>
-        <w:rPr>
-          <w:rFonts w:eastAsia="Times New Roman" w:cstheme="minorHAnsi"/>
-          <w:sz w:val="24"/>
-          <w:szCs w:val="24"/>
-          <w:lang w:eastAsia="pt-BR"/>
-        </w:rPr>
-      </w:pPr>
+        <w:pStyle w:val="PargrafodaLista"/>
+        <w:numPr>
+          <w:ilvl w:val="0"/>
+          <w:numId w:val="15"/>
+        </w:numPr>
+        <w:spacing w:before="360" w:after="120" w:line="240" w:lineRule="auto"/>
+        <w:outlineLvl w:val="2"/>
+        <w:rPr>
+          <w:rFonts w:eastAsia="Times New Roman" w:cstheme="minorHAnsi"/>
+          <w:b/>
+          <w:bCs/>
+          <w:sz w:val="27"/>
+          <w:szCs w:val="27"/>
+          <w:lang w:eastAsia="pt-BR"/>
+        </w:rPr>
+      </w:pPr>
+      <w:r>
+        <w:rPr>
+          <w:rFonts w:eastAsia="Times New Roman" w:cstheme="minorHAnsi"/>
+          <w:b/>
+          <w:bCs/>
+          <w:sz w:val="27"/>
+          <w:szCs w:val="27"/>
+          <w:lang w:eastAsia="pt-BR"/>
+        </w:rPr>
+        <w:t>Relatório de Lançamentos Pendentes</w:t>
+      </w:r>
+    </w:p>
+    <w:p>
+      <w:pPr>
+        <w:pStyle w:val="PargrafodaLista"/>
+        <w:numPr>
+          <w:ilvl w:val="0"/>
+          <w:numId w:val="17"/>
+        </w:numPr>
+        <w:spacing w:before="100" w:beforeAutospacing="1" w:after="100" w:afterAutospacing="1" w:line="240" w:lineRule="auto"/>
+        <w:rPr>
+          <w:rFonts w:eastAsia="Times New Roman" w:cstheme="minorHAnsi"/>
+          <w:sz w:val="24"/>
+          <w:szCs w:val="24"/>
+          <w:lang w:eastAsia="pt-BR"/>
+        </w:rPr>
+      </w:pPr>
+      <w:r>
+        <w:rPr>
+          <w:rFonts w:eastAsia="Times New Roman" w:cstheme="minorHAnsi"/>
+          <w:sz w:val="24"/>
+          <w:szCs w:val="24"/>
+          <w:lang w:eastAsia="pt-BR"/>
+        </w:rPr>
+        <w:t>O objetivo é ver tudo o que está lançado após o último relatório</w:t>
+      </w:r>
+    </w:p>
+    <w:p>
+      <w:pPr>
+        <w:pStyle w:val="PargrafodaLista"/>
+        <w:numPr>
+          <w:ilvl w:val="0"/>
+          <w:numId w:val="17"/>
+        </w:numPr>
+        <w:spacing w:before="100" w:beforeAutospacing="1" w:after="100" w:afterAutospacing="1" w:line="240" w:lineRule="auto"/>
+        <w:rPr>
+          <w:rFonts w:eastAsia="Times New Roman" w:cstheme="minorHAnsi"/>
+          <w:sz w:val="24"/>
+          <w:szCs w:val="24"/>
+          <w:lang w:eastAsia="pt-BR"/>
+        </w:rPr>
+      </w:pPr>
+      <w:r>
+        <w:rPr>
+          <w:rFonts w:eastAsia="Times New Roman" w:cstheme="minorHAnsi"/>
+          <w:sz w:val="24"/>
+          <w:szCs w:val="24"/>
+          <w:lang w:eastAsia="pt-BR"/>
+        </w:rPr>
+        <w:t>Selecionar a pasta Clientes</w:t>
+      </w:r>
+    </w:p>
+    <w:p>
+      <w:pPr>
+        <w:pStyle w:val="PargrafodaLista"/>
+        <w:numPr>
+          <w:ilvl w:val="0"/>
+          <w:numId w:val="17"/>
+        </w:numPr>
+        <w:spacing w:before="100" w:beforeAutospacing="1" w:after="100" w:afterAutospacing="1" w:line="240" w:lineRule="auto"/>
+        <w:rPr>
+          <w:rFonts w:eastAsia="Times New Roman" w:cstheme="minorHAnsi"/>
+          <w:sz w:val="24"/>
+          <w:szCs w:val="24"/>
+          <w:lang w:eastAsia="pt-BR"/>
+        </w:rPr>
+      </w:pPr>
+      <w:r>
+        <w:rPr>
+          <w:rFonts w:eastAsia="Times New Roman" w:cstheme="minorHAnsi"/>
+          <w:sz w:val="24"/>
+          <w:szCs w:val="24"/>
+          <w:lang w:eastAsia="pt-BR"/>
+        </w:rPr>
+        <w:t>O relatório é gerado na WEB para todos os clientes que tiverem lançamentos</w:t>
+      </w:r>
+    </w:p>
+    <w:p>
+      <w:pPr>
+        <w:spacing w:before="100" w:beforeAutospacing="1" w:after="100" w:afterAutospacing="1" w:line="240" w:lineRule="auto"/>
+        <w:rPr>
+          <w:rFonts w:eastAsia="Times New Roman" w:cstheme="minorHAnsi"/>
+          <w:sz w:val="24"/>
+          <w:szCs w:val="24"/>
+          <w:lang w:eastAsia="pt-BR"/>
+        </w:rPr>
+      </w:pPr>
+      <w:r>
+        <w:rPr>
+          <w:rFonts w:eastAsia="Times New Roman" w:cstheme="minorHAnsi"/>
+          <w:sz w:val="24"/>
+          <w:szCs w:val="24"/>
+          <w:lang w:eastAsia="pt-BR"/>
+        </w:rPr>
+        <w:tab/>
+      </w:r>
+    </w:p>
+    <w:p>
+      <w:pPr>
+        <w:spacing w:before="100" w:beforeAutospacing="1" w:after="100" w:afterAutospacing="1" w:line="240" w:lineRule="auto"/>
+        <w:rPr>
+          <w:rFonts w:eastAsia="Times New Roman" w:cstheme="minorHAnsi"/>
+          <w:sz w:val="24"/>
+          <w:szCs w:val="24"/>
+          <w:lang w:eastAsia="pt-BR"/>
+        </w:rPr>
+      </w:pPr>
+      <w:r>
+        <w:rPr>
+          <w:rFonts w:eastAsia="Times New Roman" w:cstheme="minorHAnsi"/>
+          <w:sz w:val="24"/>
+          <w:szCs w:val="24"/>
+          <w:lang w:eastAsia="pt-BR"/>
+        </w:rPr>
+        <w:tab/>
+      </w:r>
       <w:r>
         <w:rPr>
           <w:rFonts w:eastAsia="Times New Roman" w:cstheme="minorHAnsi"/>
@@ -19064,12 +19667,11 @@
           <w:szCs w:val="24"/>
           <w:lang w:eastAsia="pt-BR"/>
         </w:rPr>
-        <w:lastRenderedPageBreak/>
         <w:drawing>
-          <wp:inline distT="0" distB="0" distL="0" distR="0" wp14:anchorId="28A06B67" wp14:editId="61D452A2">
-            <wp:extent cx="2828925" cy="2558595"/>
+          <wp:inline distT="0" distB="0" distL="0" distR="0" wp14:anchorId="7A241BE5" wp14:editId="238685E4">
+            <wp:extent cx="5086350" cy="2352661"/>
             <wp:effectExtent l="0" t="0" r="0" b="0"/>
-            <wp:docPr id="65" name="Imagem 65"/>
+            <wp:docPr id="57" name="Imagem 57"/>
             <wp:cNvGraphicFramePr>
               <a:graphicFrameLocks xmlns:a="http://schemas.openxmlformats.org/drawingml/2006/main" noChangeAspect="1"/>
             </wp:cNvGraphicFramePr>
@@ -19089,7 +19691,7 @@
                   <pic:spPr>
                     <a:xfrm>
                       <a:off x="0" y="0"/>
-                      <a:ext cx="2837646" cy="2566483"/>
+                      <a:ext cx="5100114" cy="2359028"/>
                     </a:xfrm>
                     <a:prstGeom prst="rect">
                       <a:avLst/>
@@ -19104,12 +19706,12 @@
     </w:p>
     <w:p>
       <w:pPr>
-        <w:rPr>
-          <w:rFonts w:eastAsia="Times New Roman" w:cstheme="minorHAnsi"/>
-          <w:b/>
-          <w:bCs/>
-          <w:sz w:val="36"/>
-          <w:szCs w:val="36"/>
+        <w:spacing w:before="100" w:beforeAutospacing="1" w:after="100" w:afterAutospacing="1" w:line="240" w:lineRule="auto"/>
+        <w:jc w:val="center"/>
+        <w:rPr>
+          <w:rFonts w:eastAsia="Times New Roman" w:cstheme="minorHAnsi"/>
+          <w:sz w:val="24"/>
+          <w:szCs w:val="24"/>
           <w:lang w:eastAsia="pt-BR"/>
         </w:rPr>
       </w:pPr>
@@ -19121,11 +19723,12 @@
           <w:szCs w:val="24"/>
           <w:lang w:eastAsia="pt-BR"/>
         </w:rPr>
+        <w:lastRenderedPageBreak/>
         <w:drawing>
-          <wp:inline distT="0" distB="0" distL="0" distR="0" wp14:anchorId="1ECF9FBE" wp14:editId="48DD803F">
-            <wp:extent cx="5703006" cy="6276975"/>
+          <wp:inline distT="0" distB="0" distL="0" distR="0" wp14:anchorId="1C615347" wp14:editId="5CC48ED4">
+            <wp:extent cx="2638425" cy="1171202"/>
             <wp:effectExtent l="0" t="0" r="0" b="0"/>
-            <wp:docPr id="69" name="Imagem 69"/>
+            <wp:docPr id="25" name="Imagem 25"/>
             <wp:cNvGraphicFramePr>
               <a:graphicFrameLocks xmlns:a="http://schemas.openxmlformats.org/drawingml/2006/main" noChangeAspect="1"/>
             </wp:cNvGraphicFramePr>
@@ -19145,7 +19748,7 @@
                   <pic:spPr>
                     <a:xfrm>
                       <a:off x="0" y="0"/>
-                      <a:ext cx="5705800" cy="6280050"/>
+                      <a:ext cx="2667855" cy="1184266"/>
                     </a:xfrm>
                     <a:prstGeom prst="rect">
                       <a:avLst/>
@@ -19157,376 +19760,15 @@
           </wp:inline>
         </w:drawing>
       </w:r>
-      <w:r>
-        <w:rPr>
-          <w:rFonts w:eastAsia="Times New Roman" w:cstheme="minorHAnsi"/>
-          <w:sz w:val="24"/>
-          <w:szCs w:val="24"/>
-          <w:lang w:eastAsia="pt-BR"/>
-        </w:rPr>
-        <w:t xml:space="preserve"> </w:t>
-      </w:r>
-      <w:r>
-        <w:rPr>
-          <w:rFonts w:eastAsia="Times New Roman" w:cstheme="minorHAnsi"/>
-          <w:b/>
-          <w:bCs/>
-          <w:sz w:val="36"/>
-          <w:szCs w:val="36"/>
-          <w:lang w:eastAsia="pt-BR"/>
-        </w:rPr>
-        <w:br w:type="page"/>
-      </w:r>
     </w:p>
     <w:p>
       <w:pPr>
         <w:spacing w:before="100" w:beforeAutospacing="1" w:after="100" w:afterAutospacing="1" w:line="240" w:lineRule="auto"/>
-        <w:outlineLvl w:val="1"/>
-        <w:rPr>
-          <w:rFonts w:eastAsia="Times New Roman" w:cstheme="minorHAnsi"/>
-          <w:b/>
-          <w:bCs/>
-          <w:sz w:val="36"/>
-          <w:szCs w:val="36"/>
-          <w:lang w:eastAsia="pt-BR"/>
-        </w:rPr>
-      </w:pPr>
-      <w:r>
-        <w:rPr>
-          <w:rFonts w:eastAsia="Times New Roman" w:cstheme="minorHAnsi"/>
-          <w:b/>
-          <w:bCs/>
-          <w:sz w:val="36"/>
-          <w:szCs w:val="36"/>
-          <w:lang w:eastAsia="pt-BR"/>
-        </w:rPr>
-        <w:lastRenderedPageBreak/>
-        <w:t>Configuração do Sistema</w:t>
-      </w:r>
-    </w:p>
-    <w:p>
-      <w:pPr>
-        <w:pStyle w:val="PargrafodaLista"/>
-        <w:numPr>
-          <w:ilvl w:val="0"/>
-          <w:numId w:val="14"/>
-        </w:numPr>
-        <w:spacing w:before="360" w:after="120" w:line="240" w:lineRule="auto"/>
-        <w:outlineLvl w:val="2"/>
-        <w:rPr>
-          <w:rFonts w:eastAsia="Times New Roman" w:cstheme="minorHAnsi"/>
-          <w:b/>
-          <w:bCs/>
-          <w:sz w:val="27"/>
-          <w:szCs w:val="27"/>
-          <w:lang w:eastAsia="pt-BR"/>
-        </w:rPr>
-      </w:pPr>
-      <w:r>
-        <w:rPr>
-          <w:rFonts w:eastAsia="Times New Roman" w:cstheme="minorHAnsi"/>
-          <w:b/>
-          <w:bCs/>
-          <w:sz w:val="27"/>
-          <w:szCs w:val="27"/>
-          <w:lang w:eastAsia="pt-BR"/>
-        </w:rPr>
-        <w:t>Valor do Café</w:t>
-      </w:r>
-    </w:p>
-    <w:p>
-      <w:pPr>
-        <w:pStyle w:val="PargrafodaLista"/>
-        <w:numPr>
-          <w:ilvl w:val="1"/>
-          <w:numId w:val="14"/>
-        </w:numPr>
-        <w:spacing w:before="100" w:beforeAutospacing="1" w:after="100" w:afterAutospacing="1" w:line="240" w:lineRule="auto"/>
-        <w:rPr>
-          <w:rFonts w:eastAsia="Times New Roman" w:cstheme="minorHAnsi"/>
-          <w:sz w:val="24"/>
-          <w:szCs w:val="24"/>
-          <w:lang w:eastAsia="pt-BR"/>
-        </w:rPr>
-      </w:pPr>
-      <w:r>
-        <w:rPr>
-          <w:rFonts w:eastAsia="Times New Roman" w:cstheme="minorHAnsi"/>
-          <w:sz w:val="24"/>
-          <w:szCs w:val="24"/>
-          <w:lang w:eastAsia="pt-BR"/>
-        </w:rPr>
-        <w:t>Informe o novo valor</w:t>
-      </w:r>
-    </w:p>
-    <w:p>
-      <w:pPr>
-        <w:pStyle w:val="PargrafodaLista"/>
-        <w:numPr>
-          <w:ilvl w:val="1"/>
-          <w:numId w:val="14"/>
-        </w:numPr>
-        <w:spacing w:before="100" w:beforeAutospacing="1" w:after="100" w:afterAutospacing="1" w:line="240" w:lineRule="auto"/>
-        <w:rPr>
-          <w:rFonts w:eastAsia="Times New Roman" w:cstheme="minorHAnsi"/>
-          <w:sz w:val="24"/>
-          <w:szCs w:val="24"/>
-          <w:lang w:eastAsia="pt-BR"/>
-        </w:rPr>
-      </w:pPr>
-      <w:r>
-        <w:rPr>
-          <w:rFonts w:eastAsia="Times New Roman" w:cstheme="minorHAnsi"/>
-          <w:sz w:val="24"/>
-          <w:szCs w:val="24"/>
-          <w:lang w:eastAsia="pt-BR"/>
-        </w:rPr>
-        <w:t>Escolha a Data início</w:t>
-      </w:r>
-    </w:p>
-    <w:p>
-      <w:pPr>
-        <w:pStyle w:val="PargrafodaLista"/>
-        <w:numPr>
-          <w:ilvl w:val="1"/>
-          <w:numId w:val="14"/>
-        </w:numPr>
-        <w:spacing w:before="100" w:beforeAutospacing="1" w:after="100" w:afterAutospacing="1" w:line="240" w:lineRule="auto"/>
-        <w:rPr>
-          <w:rFonts w:eastAsia="Times New Roman" w:cstheme="minorHAnsi"/>
-          <w:sz w:val="24"/>
-          <w:szCs w:val="24"/>
-          <w:lang w:eastAsia="pt-BR"/>
-        </w:rPr>
-      </w:pPr>
-      <w:r>
-        <w:rPr>
-          <w:rFonts w:eastAsia="Times New Roman" w:cstheme="minorHAnsi"/>
-          <w:sz w:val="24"/>
-          <w:szCs w:val="24"/>
-          <w:lang w:eastAsia="pt-BR"/>
-        </w:rPr>
-        <w:t>Adicione</w:t>
-      </w:r>
-    </w:p>
-    <w:p>
-      <w:pPr>
-        <w:pStyle w:val="PargrafodaLista"/>
-        <w:numPr>
-          <w:ilvl w:val="0"/>
-          <w:numId w:val="14"/>
-        </w:numPr>
-        <w:spacing w:before="360" w:after="120" w:line="240" w:lineRule="auto"/>
-        <w:outlineLvl w:val="2"/>
-        <w:rPr>
-          <w:rFonts w:eastAsia="Times New Roman" w:cstheme="minorHAnsi"/>
-          <w:b/>
-          <w:bCs/>
-          <w:sz w:val="27"/>
-          <w:szCs w:val="27"/>
-          <w:lang w:eastAsia="pt-BR"/>
-        </w:rPr>
-      </w:pPr>
-      <w:r>
-        <w:rPr>
-          <w:rFonts w:eastAsia="Times New Roman" w:cstheme="minorHAnsi"/>
-          <w:b/>
-          <w:bCs/>
-          <w:sz w:val="27"/>
-          <w:szCs w:val="27"/>
-          <w:lang w:eastAsia="pt-BR"/>
-        </w:rPr>
-        <w:t>Bancos</w:t>
-      </w:r>
-    </w:p>
-    <w:p>
-      <w:pPr>
-        <w:pStyle w:val="PargrafodaLista"/>
-        <w:numPr>
-          <w:ilvl w:val="1"/>
-          <w:numId w:val="14"/>
-        </w:numPr>
-        <w:spacing w:before="100" w:beforeAutospacing="1" w:after="100" w:afterAutospacing="1" w:line="240" w:lineRule="auto"/>
-        <w:rPr>
-          <w:rFonts w:eastAsia="Times New Roman" w:cstheme="minorHAnsi"/>
-          <w:sz w:val="24"/>
-          <w:szCs w:val="24"/>
-          <w:lang w:eastAsia="pt-BR"/>
-        </w:rPr>
-      </w:pPr>
-      <w:r>
-        <w:rPr>
-          <w:rFonts w:eastAsia="Times New Roman" w:cstheme="minorHAnsi"/>
-          <w:sz w:val="24"/>
-          <w:szCs w:val="24"/>
-          <w:lang w:eastAsia="pt-BR"/>
-        </w:rPr>
-        <w:t>Informe o nome do banco</w:t>
-      </w:r>
-    </w:p>
-    <w:p>
-      <w:pPr>
-        <w:pStyle w:val="PargrafodaLista"/>
-        <w:numPr>
-          <w:ilvl w:val="1"/>
-          <w:numId w:val="14"/>
-        </w:numPr>
-        <w:spacing w:before="100" w:beforeAutospacing="1" w:after="100" w:afterAutospacing="1" w:line="240" w:lineRule="auto"/>
-        <w:rPr>
-          <w:rFonts w:eastAsia="Times New Roman" w:cstheme="minorHAnsi"/>
-          <w:sz w:val="24"/>
-          <w:szCs w:val="24"/>
-          <w:lang w:eastAsia="pt-BR"/>
-        </w:rPr>
-      </w:pPr>
-      <w:r>
-        <w:rPr>
-          <w:rFonts w:eastAsia="Times New Roman" w:cstheme="minorHAnsi"/>
-          <w:sz w:val="24"/>
-          <w:szCs w:val="24"/>
-          <w:lang w:eastAsia="pt-BR"/>
-        </w:rPr>
-        <w:t>Adicione</w:t>
-      </w:r>
-    </w:p>
-    <w:p>
-      <w:pPr>
-        <w:pStyle w:val="PargrafodaLista"/>
-        <w:numPr>
-          <w:ilvl w:val="1"/>
-          <w:numId w:val="14"/>
-        </w:numPr>
-        <w:spacing w:before="100" w:beforeAutospacing="1" w:after="100" w:afterAutospacing="1" w:line="240" w:lineRule="auto"/>
-        <w:rPr>
-          <w:rFonts w:eastAsia="Times New Roman" w:cstheme="minorHAnsi"/>
-          <w:sz w:val="24"/>
-          <w:szCs w:val="24"/>
-          <w:lang w:eastAsia="pt-BR"/>
-        </w:rPr>
-      </w:pPr>
-      <w:r>
-        <w:rPr>
-          <w:rFonts w:eastAsia="Times New Roman" w:cstheme="minorHAnsi"/>
-          <w:sz w:val="24"/>
-          <w:szCs w:val="24"/>
-          <w:lang w:eastAsia="pt-BR"/>
-        </w:rPr>
-        <w:t>Permite exclusão</w:t>
-      </w:r>
-    </w:p>
-    <w:p>
-      <w:pPr>
-        <w:pStyle w:val="PargrafodaLista"/>
-        <w:numPr>
-          <w:ilvl w:val="0"/>
-          <w:numId w:val="14"/>
-        </w:numPr>
-        <w:spacing w:before="360" w:after="120" w:line="240" w:lineRule="auto"/>
-        <w:outlineLvl w:val="2"/>
-        <w:rPr>
-          <w:rFonts w:eastAsia="Times New Roman" w:cstheme="minorHAnsi"/>
-          <w:b/>
-          <w:bCs/>
-          <w:sz w:val="27"/>
-          <w:szCs w:val="27"/>
-          <w:lang w:eastAsia="pt-BR"/>
-        </w:rPr>
-      </w:pPr>
-      <w:r>
-        <w:rPr>
-          <w:rFonts w:eastAsia="Times New Roman" w:cstheme="minorHAnsi"/>
-          <w:b/>
-          <w:bCs/>
-          <w:sz w:val="27"/>
-          <w:szCs w:val="27"/>
-          <w:lang w:eastAsia="pt-BR"/>
-        </w:rPr>
-        <w:t>Categorias</w:t>
-      </w:r>
-    </w:p>
-    <w:p>
-      <w:pPr>
-        <w:pStyle w:val="PargrafodaLista"/>
-        <w:numPr>
-          <w:ilvl w:val="1"/>
-          <w:numId w:val="14"/>
-        </w:numPr>
-        <w:spacing w:before="100" w:beforeAutospacing="1" w:after="100" w:afterAutospacing="1" w:line="240" w:lineRule="auto"/>
-        <w:rPr>
-          <w:rFonts w:eastAsia="Times New Roman" w:cstheme="minorHAnsi"/>
-          <w:sz w:val="24"/>
-          <w:szCs w:val="24"/>
-          <w:lang w:eastAsia="pt-BR"/>
-        </w:rPr>
-      </w:pPr>
-      <w:r>
-        <w:rPr>
-          <w:rFonts w:eastAsia="Times New Roman" w:cstheme="minorHAnsi"/>
-          <w:sz w:val="24"/>
-          <w:szCs w:val="24"/>
-          <w:lang w:eastAsia="pt-BR"/>
-        </w:rPr>
-        <w:t>Informe o nome da nova categoria</w:t>
-      </w:r>
-    </w:p>
-    <w:p>
-      <w:pPr>
-        <w:pStyle w:val="PargrafodaLista"/>
-        <w:numPr>
-          <w:ilvl w:val="1"/>
-          <w:numId w:val="14"/>
-        </w:numPr>
-        <w:spacing w:before="100" w:beforeAutospacing="1" w:after="100" w:afterAutospacing="1" w:line="240" w:lineRule="auto"/>
-        <w:rPr>
-          <w:rFonts w:eastAsia="Times New Roman" w:cstheme="minorHAnsi"/>
-          <w:sz w:val="24"/>
-          <w:szCs w:val="24"/>
-          <w:lang w:eastAsia="pt-BR"/>
-        </w:rPr>
-      </w:pPr>
-      <w:r>
-        <w:rPr>
-          <w:rFonts w:eastAsia="Times New Roman" w:cstheme="minorHAnsi"/>
-          <w:sz w:val="24"/>
-          <w:szCs w:val="24"/>
-          <w:lang w:eastAsia="pt-BR"/>
-        </w:rPr>
-        <w:t>Adicione</w:t>
-      </w:r>
-    </w:p>
-    <w:p>
-      <w:pPr>
-        <w:pStyle w:val="PargrafodaLista"/>
-        <w:numPr>
-          <w:ilvl w:val="1"/>
-          <w:numId w:val="14"/>
-        </w:numPr>
-        <w:spacing w:before="100" w:beforeAutospacing="1" w:after="100" w:afterAutospacing="1" w:line="240" w:lineRule="auto"/>
-        <w:rPr>
-          <w:rFonts w:eastAsia="Times New Roman" w:cstheme="minorHAnsi"/>
-          <w:sz w:val="24"/>
-          <w:szCs w:val="24"/>
-          <w:lang w:eastAsia="pt-BR"/>
-        </w:rPr>
-      </w:pPr>
-      <w:r>
-        <w:rPr>
-          <w:rFonts w:eastAsia="Times New Roman" w:cstheme="minorHAnsi"/>
-          <w:sz w:val="24"/>
-          <w:szCs w:val="24"/>
-          <w:lang w:eastAsia="pt-BR"/>
-        </w:rPr>
-        <w:t>Permite exclusão</w:t>
-      </w:r>
-    </w:p>
-    <w:p>
-      <w:pPr>
-        <w:spacing w:before="100" w:beforeAutospacing="1" w:after="100" w:afterAutospacing="1" w:line="240" w:lineRule="auto"/>
         <w:jc w:val="center"/>
         <w:rPr>
           <w:rFonts w:eastAsia="Times New Roman" w:cstheme="minorHAnsi"/>
-          <w:sz w:val="24"/>
-          <w:szCs w:val="24"/>
+          <w:sz w:val="20"/>
+          <w:szCs w:val="20"/>
           <w:lang w:eastAsia="pt-BR"/>
         </w:rPr>
       </w:pPr>
@@ -19534,15 +19776,15 @@
         <w:rPr>
           <w:rFonts w:eastAsia="Times New Roman" w:cstheme="minorHAnsi"/>
           <w:noProof/>
-          <w:sz w:val="24"/>
-          <w:szCs w:val="24"/>
+          <w:sz w:val="20"/>
+          <w:szCs w:val="20"/>
           <w:lang w:eastAsia="pt-BR"/>
         </w:rPr>
         <w:drawing>
-          <wp:inline distT="0" distB="0" distL="0" distR="0" wp14:anchorId="77945CA7" wp14:editId="4D1AB35A">
-            <wp:extent cx="3525110" cy="2771775"/>
+          <wp:inline distT="0" distB="0" distL="0" distR="0" wp14:anchorId="3144C34E" wp14:editId="4DEA6809">
+            <wp:extent cx="4691299" cy="4724400"/>
             <wp:effectExtent l="0" t="0" r="0" b="0"/>
-            <wp:docPr id="27" name="Imagem 27"/>
+            <wp:docPr id="26" name="Imagem 26"/>
             <wp:cNvGraphicFramePr>
               <a:graphicFrameLocks xmlns:a="http://schemas.openxmlformats.org/drawingml/2006/main" noChangeAspect="1"/>
             </wp:cNvGraphicFramePr>
@@ -19562,7 +19804,7 @@
                   <pic:spPr>
                     <a:xfrm>
                       <a:off x="0" y="0"/>
-                      <a:ext cx="3539047" cy="2782734"/>
+                      <a:ext cx="4774983" cy="4808674"/>
                     </a:xfrm>
                     <a:prstGeom prst="rect">
                       <a:avLst/>
@@ -19577,11 +19819,235 @@
     </w:p>
     <w:p>
       <w:pPr>
-        <w:jc w:val="center"/>
-        <w:rPr>
-          <w:rFonts w:eastAsia="Times New Roman" w:cstheme="minorHAnsi"/>
-          <w:sz w:val="20"/>
-          <w:szCs w:val="20"/>
+        <w:rPr>
+          <w:rFonts w:eastAsia="Times New Roman" w:cstheme="minorHAnsi"/>
+          <w:b/>
+          <w:bCs/>
+          <w:sz w:val="36"/>
+          <w:szCs w:val="36"/>
+          <w:lang w:eastAsia="pt-BR"/>
+        </w:rPr>
+      </w:pPr>
+      <w:r>
+        <w:rPr>
+          <w:rFonts w:eastAsia="Times New Roman" w:cstheme="minorHAnsi"/>
+          <w:b/>
+          <w:bCs/>
+          <w:sz w:val="36"/>
+          <w:szCs w:val="36"/>
+          <w:lang w:eastAsia="pt-BR"/>
+        </w:rPr>
+        <w:br w:type="page"/>
+      </w:r>
+    </w:p>
+    <w:p>
+      <w:pPr>
+        <w:spacing w:before="100" w:beforeAutospacing="1" w:after="100" w:afterAutospacing="1" w:line="240" w:lineRule="auto"/>
+        <w:outlineLvl w:val="1"/>
+        <w:rPr>
+          <w:rFonts w:eastAsia="Times New Roman" w:cstheme="minorHAnsi"/>
+          <w:b/>
+          <w:bCs/>
+          <w:sz w:val="36"/>
+          <w:szCs w:val="36"/>
+          <w:lang w:eastAsia="pt-BR"/>
+        </w:rPr>
+      </w:pPr>
+      <w:r>
+        <w:rPr>
+          <w:rFonts w:eastAsia="Times New Roman" w:cstheme="minorHAnsi"/>
+          <w:b/>
+          <w:bCs/>
+          <w:sz w:val="36"/>
+          <w:szCs w:val="36"/>
+          <w:lang w:eastAsia="pt-BR"/>
+        </w:rPr>
+        <w:lastRenderedPageBreak/>
+        <w:t>Gestão de Medição</w:t>
+      </w:r>
+    </w:p>
+    <w:p>
+      <w:pPr>
+        <w:rPr>
+          <w:rFonts w:eastAsia="Times New Roman" w:cstheme="minorHAnsi"/>
+          <w:sz w:val="24"/>
+          <w:szCs w:val="24"/>
+          <w:lang w:eastAsia="pt-BR"/>
+        </w:rPr>
+      </w:pPr>
+      <w:r>
+        <w:rPr>
+          <w:rFonts w:eastAsia="Times New Roman" w:cstheme="minorHAnsi"/>
+          <w:sz w:val="24"/>
+          <w:szCs w:val="24"/>
+          <w:lang w:eastAsia="pt-BR"/>
+        </w:rPr>
+        <w:t xml:space="preserve">Este </w:t>
+      </w:r>
+      <w:r>
+        <w:rPr>
+          <w:rFonts w:eastAsia="Times New Roman" w:cstheme="minorHAnsi"/>
+          <w:sz w:val="24"/>
+          <w:szCs w:val="24"/>
+          <w:lang w:eastAsia="pt-BR"/>
+        </w:rPr>
+        <w:t>módulo permite acompanhar contratos de medição ou fornecimento de material individualmente, após selecionar o cliente</w:t>
+      </w:r>
+      <w:r>
+        <w:rPr>
+          <w:rFonts w:eastAsia="Times New Roman" w:cstheme="minorHAnsi"/>
+          <w:sz w:val="24"/>
+          <w:szCs w:val="24"/>
+          <w:lang w:eastAsia="pt-BR"/>
+        </w:rPr>
+        <w:t>. As funcionalidades são</w:t>
+      </w:r>
+      <w:r>
+        <w:rPr>
+          <w:rFonts w:eastAsia="Times New Roman" w:cstheme="minorHAnsi"/>
+          <w:sz w:val="24"/>
+          <w:szCs w:val="24"/>
+          <w:lang w:eastAsia="pt-BR"/>
+        </w:rPr>
+        <w:t>:</w:t>
+      </w:r>
+    </w:p>
+    <w:p>
+      <w:pPr>
+        <w:pStyle w:val="PargrafodaLista"/>
+        <w:numPr>
+          <w:ilvl w:val="0"/>
+          <w:numId w:val="18"/>
+        </w:numPr>
+        <w:rPr>
+          <w:rFonts w:eastAsia="Times New Roman" w:cstheme="minorHAnsi"/>
+          <w:sz w:val="24"/>
+          <w:szCs w:val="24"/>
+          <w:lang w:eastAsia="pt-BR"/>
+        </w:rPr>
+      </w:pPr>
+      <w:r>
+        <w:rPr>
+          <w:rFonts w:eastAsia="Times New Roman" w:cstheme="minorHAnsi"/>
+          <w:sz w:val="24"/>
+          <w:szCs w:val="24"/>
+          <w:lang w:eastAsia="pt-BR"/>
+        </w:rPr>
+        <w:t>Criar e editar contratos</w:t>
+      </w:r>
+    </w:p>
+    <w:p>
+      <w:pPr>
+        <w:pStyle w:val="PargrafodaLista"/>
+        <w:numPr>
+          <w:ilvl w:val="0"/>
+          <w:numId w:val="18"/>
+        </w:numPr>
+        <w:rPr>
+          <w:rFonts w:eastAsia="Times New Roman" w:cstheme="minorHAnsi"/>
+          <w:sz w:val="24"/>
+          <w:szCs w:val="24"/>
+          <w:lang w:eastAsia="pt-BR"/>
+        </w:rPr>
+      </w:pPr>
+      <w:r>
+        <w:rPr>
+          <w:rFonts w:eastAsia="Times New Roman" w:cstheme="minorHAnsi"/>
+          <w:sz w:val="24"/>
+          <w:szCs w:val="24"/>
+          <w:lang w:eastAsia="pt-BR"/>
+        </w:rPr>
+        <w:t>Inserir novas medições</w:t>
+      </w:r>
+    </w:p>
+    <w:p>
+      <w:pPr>
+        <w:pStyle w:val="PargrafodaLista"/>
+        <w:numPr>
+          <w:ilvl w:val="0"/>
+          <w:numId w:val="18"/>
+        </w:numPr>
+        <w:rPr>
+          <w:rFonts w:eastAsia="Times New Roman" w:cstheme="minorHAnsi"/>
+          <w:sz w:val="24"/>
+          <w:szCs w:val="24"/>
+          <w:lang w:eastAsia="pt-BR"/>
+        </w:rPr>
+      </w:pPr>
+      <w:r>
+        <w:rPr>
+          <w:rFonts w:eastAsia="Times New Roman" w:cstheme="minorHAnsi"/>
+          <w:sz w:val="24"/>
+          <w:szCs w:val="24"/>
+          <w:lang w:eastAsia="pt-BR"/>
+        </w:rPr>
+        <w:t>Editar medição antes de lançar no cliente</w:t>
+      </w:r>
+    </w:p>
+    <w:p>
+      <w:pPr>
+        <w:pStyle w:val="PargrafodaLista"/>
+        <w:numPr>
+          <w:ilvl w:val="0"/>
+          <w:numId w:val="18"/>
+        </w:numPr>
+        <w:rPr>
+          <w:rFonts w:eastAsia="Times New Roman" w:cstheme="minorHAnsi"/>
+          <w:sz w:val="24"/>
+          <w:szCs w:val="24"/>
+          <w:lang w:eastAsia="pt-BR"/>
+        </w:rPr>
+      </w:pPr>
+      <w:r>
+        <w:rPr>
+          <w:rFonts w:eastAsia="Times New Roman" w:cstheme="minorHAnsi"/>
+          <w:sz w:val="24"/>
+          <w:szCs w:val="24"/>
+          <w:lang w:eastAsia="pt-BR"/>
+        </w:rPr>
+        <w:t>Lançar medição no cliente</w:t>
+      </w:r>
+    </w:p>
+    <w:p>
+      <w:pPr>
+        <w:pStyle w:val="PargrafodaLista"/>
+        <w:numPr>
+          <w:ilvl w:val="0"/>
+          <w:numId w:val="18"/>
+        </w:numPr>
+        <w:rPr>
+          <w:rFonts w:eastAsia="Times New Roman" w:cstheme="minorHAnsi"/>
+          <w:sz w:val="24"/>
+          <w:szCs w:val="24"/>
+          <w:lang w:eastAsia="pt-BR"/>
+        </w:rPr>
+      </w:pPr>
+      <w:r>
+        <w:rPr>
+          <w:rFonts w:eastAsia="Times New Roman" w:cstheme="minorHAnsi"/>
+          <w:sz w:val="24"/>
+          <w:szCs w:val="24"/>
+          <w:lang w:eastAsia="pt-BR"/>
+        </w:rPr>
+        <w:t>Controle de saldo de contrato</w:t>
+      </w:r>
+    </w:p>
+    <w:p>
+      <w:pPr>
+        <w:rPr>
+          <w:rFonts w:eastAsia="Times New Roman" w:cstheme="minorHAnsi"/>
+          <w:sz w:val="24"/>
+          <w:szCs w:val="24"/>
+          <w:lang w:eastAsia="pt-BR"/>
+        </w:rPr>
+      </w:pPr>
+    </w:p>
+    <w:p>
+      <w:pPr>
+        <w:rPr>
+          <w:rFonts w:eastAsia="Times New Roman" w:cstheme="minorHAnsi"/>
+          <w:sz w:val="24"/>
+          <w:szCs w:val="24"/>
           <w:lang w:eastAsia="pt-BR"/>
         </w:rPr>
       </w:pPr>
@@ -19589,15 +20055,15 @@
         <w:rPr>
           <w:rFonts w:eastAsia="Times New Roman" w:cstheme="minorHAnsi"/>
           <w:noProof/>
-          <w:sz w:val="20"/>
-          <w:szCs w:val="20"/>
+          <w:sz w:val="24"/>
+          <w:szCs w:val="24"/>
           <w:lang w:eastAsia="pt-BR"/>
         </w:rPr>
         <w:drawing>
-          <wp:inline distT="0" distB="0" distL="0" distR="0" wp14:anchorId="7A6DC7D7" wp14:editId="7D7C0391">
-            <wp:extent cx="3509657" cy="2762250"/>
-            <wp:effectExtent l="0" t="0" r="0" b="0"/>
-            <wp:docPr id="28" name="Imagem 28"/>
+          <wp:inline distT="0" distB="0" distL="0" distR="0" wp14:anchorId="5C8B17BE" wp14:editId="0DC69EC8">
+            <wp:extent cx="6120130" cy="2682240"/>
+            <wp:effectExtent l="0" t="0" r="0" b="3810"/>
+            <wp:docPr id="67" name="Imagem 67"/>
             <wp:cNvGraphicFramePr>
               <a:graphicFrameLocks xmlns:a="http://schemas.openxmlformats.org/drawingml/2006/main" noChangeAspect="1"/>
             </wp:cNvGraphicFramePr>
@@ -19617,7 +20083,7 @@
                   <pic:spPr>
                     <a:xfrm>
                       <a:off x="0" y="0"/>
-                      <a:ext cx="3527162" cy="2776027"/>
+                      <a:ext cx="6120130" cy="2682240"/>
                     </a:xfrm>
                     <a:prstGeom prst="rect">
                       <a:avLst/>
@@ -19632,22 +20098,20 @@
     </w:p>
     <w:p>
       <w:pPr>
-        <w:jc w:val="center"/>
-        <w:rPr>
-          <w:rFonts w:eastAsia="Times New Roman" w:cstheme="minorHAnsi"/>
-          <w:sz w:val="20"/>
-          <w:szCs w:val="20"/>
+        <w:rPr>
+          <w:rFonts w:eastAsia="Times New Roman" w:cstheme="minorHAnsi"/>
+          <w:sz w:val="24"/>
+          <w:szCs w:val="24"/>
           <w:lang w:eastAsia="pt-BR"/>
         </w:rPr>
       </w:pPr>
     </w:p>
     <w:p>
       <w:pPr>
-        <w:jc w:val="center"/>
-        <w:rPr>
-          <w:rFonts w:eastAsia="Times New Roman" w:cstheme="minorHAnsi"/>
-          <w:sz w:val="20"/>
-          <w:szCs w:val="20"/>
+        <w:rPr>
+          <w:rFonts w:eastAsia="Times New Roman" w:cstheme="minorHAnsi"/>
+          <w:sz w:val="24"/>
+          <w:szCs w:val="24"/>
           <w:lang w:eastAsia="pt-BR"/>
         </w:rPr>
       </w:pPr>
@@ -19655,16 +20119,15 @@
         <w:rPr>
           <w:rFonts w:eastAsia="Times New Roman" w:cstheme="minorHAnsi"/>
           <w:noProof/>
-          <w:sz w:val="20"/>
-          <w:szCs w:val="20"/>
-          <w:lang w:eastAsia="pt-BR"/>
-        </w:rPr>
-        <w:lastRenderedPageBreak/>
+          <w:sz w:val="24"/>
+          <w:szCs w:val="24"/>
+          <w:lang w:eastAsia="pt-BR"/>
+        </w:rPr>
         <w:drawing>
-          <wp:inline distT="0" distB="0" distL="0" distR="0" wp14:anchorId="350E5132" wp14:editId="6263DCB0">
-            <wp:extent cx="3590925" cy="2830819"/>
-            <wp:effectExtent l="0" t="0" r="0" b="8255"/>
-            <wp:docPr id="29" name="Imagem 29"/>
+          <wp:inline distT="0" distB="0" distL="0" distR="0" wp14:anchorId="7FB4C191" wp14:editId="6686C202">
+            <wp:extent cx="6120130" cy="2774315"/>
+            <wp:effectExtent l="0" t="0" r="0" b="6985"/>
+            <wp:docPr id="68" name="Imagem 68"/>
             <wp:cNvGraphicFramePr>
               <a:graphicFrameLocks xmlns:a="http://schemas.openxmlformats.org/drawingml/2006/main" noChangeAspect="1"/>
             </wp:cNvGraphicFramePr>
@@ -19684,7 +20147,7 @@
                   <pic:spPr>
                     <a:xfrm>
                       <a:off x="0" y="0"/>
-                      <a:ext cx="3600314" cy="2838221"/>
+                      <a:ext cx="6120130" cy="2774315"/>
                     </a:xfrm>
                     <a:prstGeom prst="rect">
                       <a:avLst/>
@@ -19701,16 +20164,59 @@
       <w:pPr>
         <w:rPr>
           <w:rFonts w:eastAsia="Times New Roman" w:cstheme="minorHAnsi"/>
-          <w:sz w:val="20"/>
-          <w:szCs w:val="20"/>
-          <w:lang w:eastAsia="pt-BR"/>
-        </w:rPr>
-      </w:pPr>
+          <w:sz w:val="24"/>
+          <w:szCs w:val="24"/>
+          <w:lang w:eastAsia="pt-BR"/>
+        </w:rPr>
+      </w:pPr>
+      <w:r>
+        <w:rPr>
+          <w:rFonts w:eastAsia="Times New Roman" w:cstheme="minorHAnsi"/>
+          <w:noProof/>
+          <w:sz w:val="24"/>
+          <w:szCs w:val="24"/>
+          <w:lang w:eastAsia="pt-BR"/>
+        </w:rPr>
+        <w:lastRenderedPageBreak/>
+        <w:drawing>
+          <wp:inline distT="0" distB="0" distL="0" distR="0" wp14:anchorId="28A06B67" wp14:editId="61D452A2">
+            <wp:extent cx="2828925" cy="2558595"/>
+            <wp:effectExtent l="0" t="0" r="0" b="0"/>
+            <wp:docPr id="65" name="Imagem 65"/>
+            <wp:cNvGraphicFramePr>
+              <a:graphicFrameLocks xmlns:a="http://schemas.openxmlformats.org/drawingml/2006/main" noChangeAspect="1"/>
+            </wp:cNvGraphicFramePr>
+            <a:graphic xmlns:a="http://schemas.openxmlformats.org/drawingml/2006/main">
+              <a:graphicData uri="http://schemas.openxmlformats.org/drawingml/2006/picture">
+                <pic:pic xmlns:pic="http://schemas.openxmlformats.org/drawingml/2006/picture">
+                  <pic:nvPicPr>
+                    <pic:cNvPr id="1" name=""/>
+                    <pic:cNvPicPr/>
+                  </pic:nvPicPr>
+                  <pic:blipFill>
+                    <a:blip r:embed="rId63"/>
+                    <a:stretch>
+                      <a:fillRect/>
+                    </a:stretch>
+                  </pic:blipFill>
+                  <pic:spPr>
+                    <a:xfrm>
+                      <a:off x="0" y="0"/>
+                      <a:ext cx="2837646" cy="2566483"/>
+                    </a:xfrm>
+                    <a:prstGeom prst="rect">
+                      <a:avLst/>
+                    </a:prstGeom>
+                  </pic:spPr>
+                </pic:pic>
+              </a:graphicData>
+            </a:graphic>
+          </wp:inline>
+        </w:drawing>
+      </w:r>
     </w:p>
     <w:p>
       <w:pPr>
-        <w:spacing w:before="100" w:beforeAutospacing="1" w:after="100" w:afterAutospacing="1" w:line="240" w:lineRule="auto"/>
-        <w:outlineLvl w:val="1"/>
         <w:rPr>
           <w:rFonts w:eastAsia="Times New Roman" w:cstheme="minorHAnsi"/>
           <w:b/>
@@ -19723,259 +20229,16 @@
       <w:r>
         <w:rPr>
           <w:rFonts w:eastAsia="Times New Roman" w:cstheme="minorHAnsi"/>
-          <w:b/>
-          <w:bCs/>
-          <w:sz w:val="36"/>
-          <w:szCs w:val="36"/>
-          <w:lang w:eastAsia="pt-BR"/>
-        </w:rPr>
-        <w:t>Notas Adicionais</w:t>
-      </w:r>
-    </w:p>
-    <w:p>
-      <w:pPr>
-        <w:numPr>
-          <w:ilvl w:val="0"/>
-          <w:numId w:val="8"/>
-        </w:numPr>
-        <w:spacing w:before="100" w:beforeAutospacing="1" w:after="100" w:afterAutospacing="1" w:line="240" w:lineRule="auto"/>
-        <w:rPr>
-          <w:rFonts w:eastAsia="Times New Roman" w:cstheme="minorHAnsi"/>
-          <w:sz w:val="24"/>
-          <w:szCs w:val="24"/>
-          <w:lang w:eastAsia="pt-BR"/>
-        </w:rPr>
-      </w:pPr>
-      <w:r>
-        <w:rPr>
-          <w:rFonts w:eastAsia="Times New Roman" w:cstheme="minorHAnsi"/>
-          <w:sz w:val="24"/>
-          <w:szCs w:val="24"/>
-          <w:lang w:eastAsia="pt-BR"/>
-        </w:rPr>
-        <w:t>Esta atualização é compatível com as versões anteriores de dados</w:t>
-      </w:r>
-    </w:p>
-    <w:p>
-      <w:pPr>
-        <w:numPr>
-          <w:ilvl w:val="0"/>
-          <w:numId w:val="8"/>
-        </w:numPr>
-        <w:spacing w:before="100" w:beforeAutospacing="1" w:after="100" w:afterAutospacing="1" w:line="240" w:lineRule="auto"/>
-        <w:rPr>
-          <w:rFonts w:eastAsia="Times New Roman" w:cstheme="minorHAnsi"/>
-          <w:sz w:val="24"/>
-          <w:szCs w:val="24"/>
-          <w:lang w:eastAsia="pt-BR"/>
-        </w:rPr>
-      </w:pPr>
-      <w:r>
-        <w:rPr>
-          <w:rFonts w:eastAsia="Times New Roman" w:cstheme="minorHAnsi"/>
-          <w:sz w:val="24"/>
-          <w:szCs w:val="24"/>
-          <w:lang w:eastAsia="pt-BR"/>
-        </w:rPr>
-        <w:t>Não são necessárias alterações no banco de dados ou arquivos de configuração</w:t>
-      </w:r>
-    </w:p>
-    <w:p>
-      <w:pPr>
-        <w:numPr>
-          <w:ilvl w:val="0"/>
-          <w:numId w:val="8"/>
-        </w:numPr>
-        <w:spacing w:before="100" w:beforeAutospacing="1" w:after="100" w:afterAutospacing="1" w:line="240" w:lineRule="auto"/>
-        <w:rPr>
-          <w:rFonts w:eastAsia="Times New Roman" w:cstheme="minorHAnsi"/>
-          <w:sz w:val="24"/>
-          <w:szCs w:val="24"/>
-          <w:lang w:eastAsia="pt-BR"/>
-        </w:rPr>
-      </w:pPr>
-      <w:r>
-        <w:rPr>
-          <w:rFonts w:eastAsia="Times New Roman" w:cstheme="minorHAnsi"/>
-          <w:sz w:val="24"/>
-          <w:szCs w:val="24"/>
-          <w:lang w:eastAsia="pt-BR"/>
-        </w:rPr>
-        <w:t>Os usuários não precisarão de novo treinamento, pois as melhorias são intuitivas</w:t>
-      </w:r>
-    </w:p>
-    <w:p>
-      <w:pPr>
-        <w:spacing w:after="0" w:line="240" w:lineRule="auto"/>
-        <w:rPr>
-          <w:rFonts w:eastAsia="Times New Roman" w:cstheme="minorHAnsi"/>
-          <w:sz w:val="24"/>
-          <w:szCs w:val="24"/>
-          <w:lang w:eastAsia="pt-BR"/>
-        </w:rPr>
-      </w:pPr>
-      <w:r>
-        <w:rPr>
-          <w:rFonts w:eastAsia="Times New Roman" w:cstheme="minorHAnsi"/>
-          <w:sz w:val="24"/>
-          <w:szCs w:val="24"/>
-          <w:lang w:eastAsia="pt-BR"/>
-        </w:rPr>
-        <w:pict w14:anchorId="3002709F">
-          <v:rect id="_x0000_i1025" style="width:0;height:1.5pt" o:hralign="center" o:hrstd="t" o:hr="t" fillcolor="#a0a0a0" stroked="f"/>
-        </w:pict>
-      </w:r>
-    </w:p>
-    <w:p>
-      <w:pPr>
-        <w:spacing w:before="100" w:beforeAutospacing="1" w:after="100" w:afterAutospacing="1" w:line="240" w:lineRule="auto"/>
-        <w:rPr>
-          <w:rFonts w:eastAsia="Times New Roman" w:cstheme="minorHAnsi"/>
-          <w:sz w:val="24"/>
-          <w:szCs w:val="24"/>
-          <w:lang w:eastAsia="pt-BR"/>
-        </w:rPr>
-      </w:pPr>
-      <w:r>
-        <w:rPr>
-          <w:rFonts w:eastAsia="Times New Roman" w:cstheme="minorHAnsi"/>
-          <w:sz w:val="24"/>
-          <w:szCs w:val="24"/>
-          <w:lang w:eastAsia="pt-BR"/>
-        </w:rPr>
-        <w:t>Em caso de dúvidas ou problemas durante a atualização, entre em contato com o suporte técnico.</w:t>
-      </w:r>
-    </w:p>
-    <w:p>
-      <w:pPr>
-        <w:spacing w:after="0" w:line="240" w:lineRule="auto"/>
-        <w:rPr>
-          <w:rFonts w:eastAsia="Times New Roman" w:cstheme="minorHAnsi"/>
-          <w:b/>
-          <w:bCs/>
-          <w:sz w:val="28"/>
-          <w:szCs w:val="28"/>
-          <w:lang w:eastAsia="pt-BR"/>
-        </w:rPr>
-      </w:pPr>
-      <w:r>
-        <w:rPr>
-          <w:rFonts w:eastAsia="Times New Roman" w:cstheme="minorHAnsi"/>
-          <w:b/>
-          <w:bCs/>
-          <w:sz w:val="28"/>
-          <w:szCs w:val="28"/>
-          <w:lang w:eastAsia="pt-BR"/>
-        </w:rPr>
-        <w:t>Emília Margareth Gonzaga Alves</w:t>
-      </w:r>
-    </w:p>
-    <w:p>
-      <w:pPr>
-        <w:spacing w:after="0" w:line="240" w:lineRule="auto"/>
-        <w:rPr>
-          <w:rFonts w:eastAsia="Times New Roman" w:cstheme="minorHAnsi"/>
-          <w:sz w:val="24"/>
-          <w:szCs w:val="24"/>
-          <w:lang w:eastAsia="pt-BR"/>
-        </w:rPr>
-      </w:pPr>
-      <w:hyperlink r:id="rId63" w:history="1">
-        <w:r>
-          <w:rPr>
-            <w:rStyle w:val="Hyperlink"/>
-            <w:rFonts w:eastAsia="Times New Roman" w:cstheme="minorHAnsi"/>
-            <w:sz w:val="24"/>
-            <w:szCs w:val="24"/>
-            <w:lang w:eastAsia="pt-BR"/>
-          </w:rPr>
-          <w:t>emilia.mga@gmail.com</w:t>
-        </w:r>
-      </w:hyperlink>
-    </w:p>
-    <w:p>
-      <w:pPr>
-        <w:spacing w:after="0" w:line="240" w:lineRule="auto"/>
-        <w:rPr>
-          <w:rFonts w:eastAsia="Times New Roman" w:cstheme="minorHAnsi"/>
-          <w:sz w:val="24"/>
-          <w:szCs w:val="24"/>
-          <w:lang w:eastAsia="pt-BR"/>
-        </w:rPr>
-      </w:pPr>
-      <w:r>
-        <w:rPr>
-          <w:rFonts w:eastAsia="Times New Roman" w:cstheme="minorHAnsi"/>
-          <w:sz w:val="24"/>
-          <w:szCs w:val="24"/>
-          <w:lang w:eastAsia="pt-BR"/>
-        </w:rPr>
-        <w:t>(31) 98764-0939</w:t>
-      </w:r>
-    </w:p>
-    <w:p>
-      <w:pPr>
-        <w:rPr>
-          <w:rFonts w:eastAsia="Times New Roman" w:cstheme="minorHAnsi"/>
-          <w:sz w:val="24"/>
-          <w:szCs w:val="24"/>
-          <w:lang w:eastAsia="pt-BR"/>
-        </w:rPr>
-      </w:pPr>
-      <w:r>
-        <w:rPr>
-          <w:rFonts w:eastAsia="Times New Roman" w:cstheme="minorHAnsi"/>
-          <w:sz w:val="24"/>
-          <w:szCs w:val="24"/>
-          <w:lang w:eastAsia="pt-BR"/>
-        </w:rPr>
-        <w:br w:type="page"/>
-      </w:r>
-    </w:p>
-    <w:p>
-      <w:pPr>
-        <w:spacing w:before="100" w:beforeAutospacing="1" w:after="100" w:afterAutospacing="1" w:line="240" w:lineRule="auto"/>
-        <w:rPr>
-          <w:rFonts w:eastAsia="Times New Roman" w:cstheme="minorHAnsi"/>
-          <w:sz w:val="24"/>
-          <w:szCs w:val="24"/>
-          <w:lang w:eastAsia="pt-BR"/>
-        </w:rPr>
-      </w:pPr>
-      <w:r>
-        <w:rPr>
-          <w:rFonts w:eastAsia="Times New Roman" w:cstheme="minorHAnsi"/>
-          <w:sz w:val="24"/>
-          <w:szCs w:val="24"/>
-          <w:lang w:eastAsia="pt-BR"/>
-        </w:rPr>
-        <w:lastRenderedPageBreak/>
-        <w:t>ANEXO: RELATÓRIO QUINZENAL DE DESPESAS (com LANÇAMENTOS FUTUROS)</w:t>
-      </w:r>
-    </w:p>
-    <w:p>
-      <w:pPr>
-        <w:spacing w:before="100" w:beforeAutospacing="1" w:after="100" w:afterAutospacing="1" w:line="240" w:lineRule="auto"/>
-        <w:rPr>
-          <w:rFonts w:eastAsia="Times New Roman" w:cstheme="minorHAnsi"/>
-          <w:sz w:val="24"/>
-          <w:szCs w:val="24"/>
-          <w:lang w:eastAsia="pt-BR"/>
-        </w:rPr>
-      </w:pPr>
-      <w:r>
-        <w:rPr>
-          <w:rFonts w:eastAsia="Times New Roman" w:cstheme="minorHAnsi"/>
           <w:noProof/>
           <w:sz w:val="24"/>
           <w:szCs w:val="24"/>
           <w:lang w:eastAsia="pt-BR"/>
         </w:rPr>
         <w:drawing>
-          <wp:inline distT="0" distB="0" distL="0" distR="0" wp14:anchorId="7BB5C7D4" wp14:editId="2EA6CE1E">
-            <wp:extent cx="5957457" cy="4371975"/>
-            <wp:effectExtent l="0" t="0" r="5715" b="0"/>
-            <wp:docPr id="59" name="Imagem 59"/>
+          <wp:inline distT="0" distB="0" distL="0" distR="0" wp14:anchorId="1ECF9FBE" wp14:editId="48DD803F">
+            <wp:extent cx="5703006" cy="6276975"/>
+            <wp:effectExtent l="0" t="0" r="0" b="0"/>
+            <wp:docPr id="69" name="Imagem 69"/>
             <wp:cNvGraphicFramePr>
               <a:graphicFrameLocks xmlns:a="http://schemas.openxmlformats.org/drawingml/2006/main" noChangeAspect="1"/>
             </wp:cNvGraphicFramePr>
@@ -19995,7 +20258,7 @@
                   <pic:spPr>
                     <a:xfrm>
                       <a:off x="0" y="0"/>
-                      <a:ext cx="5968270" cy="4379910"/>
+                      <a:ext cx="5705800" cy="6280050"/>
                     </a:xfrm>
                     <a:prstGeom prst="rect">
                       <a:avLst/>
@@ -20007,10 +20270,372 @@
           </wp:inline>
         </w:drawing>
       </w:r>
+      <w:r>
+        <w:rPr>
+          <w:rFonts w:eastAsia="Times New Roman" w:cstheme="minorHAnsi"/>
+          <w:sz w:val="24"/>
+          <w:szCs w:val="24"/>
+          <w:lang w:eastAsia="pt-BR"/>
+        </w:rPr>
+        <w:t xml:space="preserve"> </w:t>
+      </w:r>
+      <w:r>
+        <w:rPr>
+          <w:rFonts w:eastAsia="Times New Roman" w:cstheme="minorHAnsi"/>
+          <w:b/>
+          <w:bCs/>
+          <w:sz w:val="36"/>
+          <w:szCs w:val="36"/>
+          <w:lang w:eastAsia="pt-BR"/>
+        </w:rPr>
+        <w:br w:type="page"/>
+      </w:r>
     </w:p>
     <w:p>
       <w:pPr>
         <w:spacing w:before="100" w:beforeAutospacing="1" w:after="100" w:afterAutospacing="1" w:line="240" w:lineRule="auto"/>
+        <w:outlineLvl w:val="1"/>
+        <w:rPr>
+          <w:rFonts w:eastAsia="Times New Roman" w:cstheme="minorHAnsi"/>
+          <w:b/>
+          <w:bCs/>
+          <w:sz w:val="36"/>
+          <w:szCs w:val="36"/>
+          <w:lang w:eastAsia="pt-BR"/>
+        </w:rPr>
+      </w:pPr>
+      <w:r>
+        <w:rPr>
+          <w:rFonts w:eastAsia="Times New Roman" w:cstheme="minorHAnsi"/>
+          <w:b/>
+          <w:bCs/>
+          <w:sz w:val="36"/>
+          <w:szCs w:val="36"/>
+          <w:lang w:eastAsia="pt-BR"/>
+        </w:rPr>
+        <w:lastRenderedPageBreak/>
+        <w:t>Configuração do Sistema</w:t>
+      </w:r>
+    </w:p>
+    <w:p>
+      <w:pPr>
+        <w:pStyle w:val="PargrafodaLista"/>
+        <w:numPr>
+          <w:ilvl w:val="0"/>
+          <w:numId w:val="14"/>
+        </w:numPr>
+        <w:spacing w:before="360" w:after="120" w:line="240" w:lineRule="auto"/>
+        <w:outlineLvl w:val="2"/>
+        <w:rPr>
+          <w:rFonts w:eastAsia="Times New Roman" w:cstheme="minorHAnsi"/>
+          <w:b/>
+          <w:bCs/>
+          <w:sz w:val="27"/>
+          <w:szCs w:val="27"/>
+          <w:lang w:eastAsia="pt-BR"/>
+        </w:rPr>
+      </w:pPr>
+      <w:r>
+        <w:rPr>
+          <w:rFonts w:eastAsia="Times New Roman" w:cstheme="minorHAnsi"/>
+          <w:b/>
+          <w:bCs/>
+          <w:sz w:val="27"/>
+          <w:szCs w:val="27"/>
+          <w:lang w:eastAsia="pt-BR"/>
+        </w:rPr>
+        <w:t>Valor do Café</w:t>
+      </w:r>
+    </w:p>
+    <w:p>
+      <w:pPr>
+        <w:pStyle w:val="PargrafodaLista"/>
+        <w:numPr>
+          <w:ilvl w:val="1"/>
+          <w:numId w:val="14"/>
+        </w:numPr>
+        <w:spacing w:before="100" w:beforeAutospacing="1" w:after="100" w:afterAutospacing="1" w:line="240" w:lineRule="auto"/>
+        <w:rPr>
+          <w:rFonts w:eastAsia="Times New Roman" w:cstheme="minorHAnsi"/>
+          <w:sz w:val="24"/>
+          <w:szCs w:val="24"/>
+          <w:lang w:eastAsia="pt-BR"/>
+        </w:rPr>
+      </w:pPr>
+      <w:r>
+        <w:rPr>
+          <w:rFonts w:eastAsia="Times New Roman" w:cstheme="minorHAnsi"/>
+          <w:sz w:val="24"/>
+          <w:szCs w:val="24"/>
+          <w:lang w:eastAsia="pt-BR"/>
+        </w:rPr>
+        <w:t>Informe o novo valor</w:t>
+      </w:r>
+    </w:p>
+    <w:p>
+      <w:pPr>
+        <w:pStyle w:val="PargrafodaLista"/>
+        <w:numPr>
+          <w:ilvl w:val="1"/>
+          <w:numId w:val="14"/>
+        </w:numPr>
+        <w:spacing w:before="100" w:beforeAutospacing="1" w:after="100" w:afterAutospacing="1" w:line="240" w:lineRule="auto"/>
+        <w:rPr>
+          <w:rFonts w:eastAsia="Times New Roman" w:cstheme="minorHAnsi"/>
+          <w:sz w:val="24"/>
+          <w:szCs w:val="24"/>
+          <w:lang w:eastAsia="pt-BR"/>
+        </w:rPr>
+      </w:pPr>
+      <w:r>
+        <w:rPr>
+          <w:rFonts w:eastAsia="Times New Roman" w:cstheme="minorHAnsi"/>
+          <w:sz w:val="24"/>
+          <w:szCs w:val="24"/>
+          <w:lang w:eastAsia="pt-BR"/>
+        </w:rPr>
+        <w:t>Escolha a Data início</w:t>
+      </w:r>
+    </w:p>
+    <w:p>
+      <w:pPr>
+        <w:pStyle w:val="PargrafodaLista"/>
+        <w:numPr>
+          <w:ilvl w:val="1"/>
+          <w:numId w:val="14"/>
+        </w:numPr>
+        <w:spacing w:before="100" w:beforeAutospacing="1" w:after="100" w:afterAutospacing="1" w:line="240" w:lineRule="auto"/>
+        <w:rPr>
+          <w:rFonts w:eastAsia="Times New Roman" w:cstheme="minorHAnsi"/>
+          <w:sz w:val="24"/>
+          <w:szCs w:val="24"/>
+          <w:lang w:eastAsia="pt-BR"/>
+        </w:rPr>
+      </w:pPr>
+      <w:r>
+        <w:rPr>
+          <w:rFonts w:eastAsia="Times New Roman" w:cstheme="minorHAnsi"/>
+          <w:sz w:val="24"/>
+          <w:szCs w:val="24"/>
+          <w:lang w:eastAsia="pt-BR"/>
+        </w:rPr>
+        <w:t>Adicione</w:t>
+      </w:r>
+    </w:p>
+    <w:p>
+      <w:pPr>
+        <w:pStyle w:val="PargrafodaLista"/>
+        <w:numPr>
+          <w:ilvl w:val="0"/>
+          <w:numId w:val="14"/>
+        </w:numPr>
+        <w:spacing w:before="360" w:after="120" w:line="240" w:lineRule="auto"/>
+        <w:outlineLvl w:val="2"/>
+        <w:rPr>
+          <w:rFonts w:eastAsia="Times New Roman" w:cstheme="minorHAnsi"/>
+          <w:b/>
+          <w:bCs/>
+          <w:sz w:val="27"/>
+          <w:szCs w:val="27"/>
+          <w:lang w:eastAsia="pt-BR"/>
+        </w:rPr>
+      </w:pPr>
+      <w:r>
+        <w:rPr>
+          <w:rFonts w:eastAsia="Times New Roman" w:cstheme="minorHAnsi"/>
+          <w:b/>
+          <w:bCs/>
+          <w:sz w:val="27"/>
+          <w:szCs w:val="27"/>
+          <w:lang w:eastAsia="pt-BR"/>
+        </w:rPr>
+        <w:t>Bancos</w:t>
+      </w:r>
+    </w:p>
+    <w:p>
+      <w:pPr>
+        <w:pStyle w:val="PargrafodaLista"/>
+        <w:numPr>
+          <w:ilvl w:val="1"/>
+          <w:numId w:val="14"/>
+        </w:numPr>
+        <w:spacing w:before="100" w:beforeAutospacing="1" w:after="100" w:afterAutospacing="1" w:line="240" w:lineRule="auto"/>
+        <w:rPr>
+          <w:rFonts w:eastAsia="Times New Roman" w:cstheme="minorHAnsi"/>
+          <w:sz w:val="24"/>
+          <w:szCs w:val="24"/>
+          <w:lang w:eastAsia="pt-BR"/>
+        </w:rPr>
+      </w:pPr>
+      <w:r>
+        <w:rPr>
+          <w:rFonts w:eastAsia="Times New Roman" w:cstheme="minorHAnsi"/>
+          <w:sz w:val="24"/>
+          <w:szCs w:val="24"/>
+          <w:lang w:eastAsia="pt-BR"/>
+        </w:rPr>
+        <w:t>Informe o nome do banco</w:t>
+      </w:r>
+    </w:p>
+    <w:p>
+      <w:pPr>
+        <w:pStyle w:val="PargrafodaLista"/>
+        <w:numPr>
+          <w:ilvl w:val="1"/>
+          <w:numId w:val="14"/>
+        </w:numPr>
+        <w:spacing w:before="100" w:beforeAutospacing="1" w:after="100" w:afterAutospacing="1" w:line="240" w:lineRule="auto"/>
+        <w:rPr>
+          <w:rFonts w:eastAsia="Times New Roman" w:cstheme="minorHAnsi"/>
+          <w:sz w:val="24"/>
+          <w:szCs w:val="24"/>
+          <w:lang w:eastAsia="pt-BR"/>
+        </w:rPr>
+      </w:pPr>
+      <w:r>
+        <w:rPr>
+          <w:rFonts w:eastAsia="Times New Roman" w:cstheme="minorHAnsi"/>
+          <w:sz w:val="24"/>
+          <w:szCs w:val="24"/>
+          <w:lang w:eastAsia="pt-BR"/>
+        </w:rPr>
+        <w:t>Adicione</w:t>
+      </w:r>
+    </w:p>
+    <w:p>
+      <w:pPr>
+        <w:pStyle w:val="PargrafodaLista"/>
+        <w:numPr>
+          <w:ilvl w:val="1"/>
+          <w:numId w:val="14"/>
+        </w:numPr>
+        <w:spacing w:before="100" w:beforeAutospacing="1" w:after="100" w:afterAutospacing="1" w:line="240" w:lineRule="auto"/>
+        <w:rPr>
+          <w:rFonts w:eastAsia="Times New Roman" w:cstheme="minorHAnsi"/>
+          <w:sz w:val="24"/>
+          <w:szCs w:val="24"/>
+          <w:lang w:eastAsia="pt-BR"/>
+        </w:rPr>
+      </w:pPr>
+      <w:r>
+        <w:rPr>
+          <w:rFonts w:eastAsia="Times New Roman" w:cstheme="minorHAnsi"/>
+          <w:sz w:val="24"/>
+          <w:szCs w:val="24"/>
+          <w:lang w:eastAsia="pt-BR"/>
+        </w:rPr>
+        <w:t>Permite exclusão</w:t>
+      </w:r>
+    </w:p>
+    <w:p>
+      <w:pPr>
+        <w:pStyle w:val="PargrafodaLista"/>
+        <w:numPr>
+          <w:ilvl w:val="0"/>
+          <w:numId w:val="14"/>
+        </w:numPr>
+        <w:spacing w:before="360" w:after="120" w:line="240" w:lineRule="auto"/>
+        <w:outlineLvl w:val="2"/>
+        <w:rPr>
+          <w:rFonts w:eastAsia="Times New Roman" w:cstheme="minorHAnsi"/>
+          <w:b/>
+          <w:bCs/>
+          <w:sz w:val="27"/>
+          <w:szCs w:val="27"/>
+          <w:lang w:eastAsia="pt-BR"/>
+        </w:rPr>
+      </w:pPr>
+      <w:r>
+        <w:rPr>
+          <w:rFonts w:eastAsia="Times New Roman" w:cstheme="minorHAnsi"/>
+          <w:b/>
+          <w:bCs/>
+          <w:sz w:val="27"/>
+          <w:szCs w:val="27"/>
+          <w:lang w:eastAsia="pt-BR"/>
+        </w:rPr>
+        <w:t>Categorias</w:t>
+      </w:r>
+    </w:p>
+    <w:p>
+      <w:pPr>
+        <w:pStyle w:val="PargrafodaLista"/>
+        <w:numPr>
+          <w:ilvl w:val="1"/>
+          <w:numId w:val="14"/>
+        </w:numPr>
+        <w:spacing w:before="100" w:beforeAutospacing="1" w:after="100" w:afterAutospacing="1" w:line="240" w:lineRule="auto"/>
+        <w:rPr>
+          <w:rFonts w:eastAsia="Times New Roman" w:cstheme="minorHAnsi"/>
+          <w:sz w:val="24"/>
+          <w:szCs w:val="24"/>
+          <w:lang w:eastAsia="pt-BR"/>
+        </w:rPr>
+      </w:pPr>
+      <w:r>
+        <w:rPr>
+          <w:rFonts w:eastAsia="Times New Roman" w:cstheme="minorHAnsi"/>
+          <w:sz w:val="24"/>
+          <w:szCs w:val="24"/>
+          <w:lang w:eastAsia="pt-BR"/>
+        </w:rPr>
+        <w:t>Informe o nome da nova categoria</w:t>
+      </w:r>
+    </w:p>
+    <w:p>
+      <w:pPr>
+        <w:pStyle w:val="PargrafodaLista"/>
+        <w:numPr>
+          <w:ilvl w:val="1"/>
+          <w:numId w:val="14"/>
+        </w:numPr>
+        <w:spacing w:before="100" w:beforeAutospacing="1" w:after="100" w:afterAutospacing="1" w:line="240" w:lineRule="auto"/>
+        <w:rPr>
+          <w:rFonts w:eastAsia="Times New Roman" w:cstheme="minorHAnsi"/>
+          <w:sz w:val="24"/>
+          <w:szCs w:val="24"/>
+          <w:lang w:eastAsia="pt-BR"/>
+        </w:rPr>
+      </w:pPr>
+      <w:r>
+        <w:rPr>
+          <w:rFonts w:eastAsia="Times New Roman" w:cstheme="minorHAnsi"/>
+          <w:sz w:val="24"/>
+          <w:szCs w:val="24"/>
+          <w:lang w:eastAsia="pt-BR"/>
+        </w:rPr>
+        <w:t>Adicione</w:t>
+      </w:r>
+    </w:p>
+    <w:p>
+      <w:pPr>
+        <w:pStyle w:val="PargrafodaLista"/>
+        <w:numPr>
+          <w:ilvl w:val="1"/>
+          <w:numId w:val="14"/>
+        </w:numPr>
+        <w:spacing w:before="100" w:beforeAutospacing="1" w:after="100" w:afterAutospacing="1" w:line="240" w:lineRule="auto"/>
+        <w:rPr>
+          <w:rFonts w:eastAsia="Times New Roman" w:cstheme="minorHAnsi"/>
+          <w:sz w:val="24"/>
+          <w:szCs w:val="24"/>
+          <w:lang w:eastAsia="pt-BR"/>
+        </w:rPr>
+      </w:pPr>
+      <w:r>
+        <w:rPr>
+          <w:rFonts w:eastAsia="Times New Roman" w:cstheme="minorHAnsi"/>
+          <w:sz w:val="24"/>
+          <w:szCs w:val="24"/>
+          <w:lang w:eastAsia="pt-BR"/>
+        </w:rPr>
+        <w:t>Permite exclusão</w:t>
+      </w:r>
+    </w:p>
+    <w:p>
+      <w:pPr>
+        <w:spacing w:before="100" w:beforeAutospacing="1" w:after="100" w:afterAutospacing="1" w:line="240" w:lineRule="auto"/>
+        <w:jc w:val="center"/>
         <w:rPr>
           <w:rFonts w:eastAsia="Times New Roman" w:cstheme="minorHAnsi"/>
           <w:sz w:val="24"/>
@@ -20027,10 +20652,10 @@
           <w:lang w:eastAsia="pt-BR"/>
         </w:rPr>
         <w:drawing>
-          <wp:inline distT="0" distB="0" distL="0" distR="0" wp14:anchorId="5ECFC229" wp14:editId="79A4753E">
-            <wp:extent cx="5966925" cy="4229100"/>
+          <wp:inline distT="0" distB="0" distL="0" distR="0" wp14:anchorId="77945CA7" wp14:editId="4D1AB35A">
+            <wp:extent cx="3525110" cy="2771775"/>
             <wp:effectExtent l="0" t="0" r="0" b="0"/>
-            <wp:docPr id="60" name="Imagem 60"/>
+            <wp:docPr id="27" name="Imagem 27"/>
             <wp:cNvGraphicFramePr>
               <a:graphicFrameLocks xmlns:a="http://schemas.openxmlformats.org/drawingml/2006/main" noChangeAspect="1"/>
             </wp:cNvGraphicFramePr>
@@ -20050,7 +20675,7 @@
                   <pic:spPr>
                     <a:xfrm>
                       <a:off x="0" y="0"/>
-                      <a:ext cx="5985736" cy="4242433"/>
+                      <a:ext cx="3539047" cy="2782734"/>
                     </a:xfrm>
                     <a:prstGeom prst="rect">
                       <a:avLst/>
@@ -20065,21 +20690,27 @@
     </w:p>
     <w:p>
       <w:pPr>
-        <w:rPr>
-          <w:rFonts w:cstheme="minorHAnsi"/>
-        </w:rPr>
-      </w:pPr>
-      <w:r>
-        <w:rPr>
-          <w:rFonts w:cstheme="minorHAnsi"/>
+        <w:jc w:val="center"/>
+        <w:rPr>
+          <w:rFonts w:eastAsia="Times New Roman" w:cstheme="minorHAnsi"/>
+          <w:sz w:val="20"/>
+          <w:szCs w:val="20"/>
+          <w:lang w:eastAsia="pt-BR"/>
+        </w:rPr>
+      </w:pPr>
+      <w:r>
+        <w:rPr>
+          <w:rFonts w:eastAsia="Times New Roman" w:cstheme="minorHAnsi"/>
           <w:noProof/>
-        </w:rPr>
-        <w:lastRenderedPageBreak/>
+          <w:sz w:val="20"/>
+          <w:szCs w:val="20"/>
+          <w:lang w:eastAsia="pt-BR"/>
+        </w:rPr>
         <w:drawing>
-          <wp:inline distT="0" distB="0" distL="0" distR="0" wp14:anchorId="5D09E1A7" wp14:editId="4A290AF9">
-            <wp:extent cx="6008511" cy="4238625"/>
+          <wp:inline distT="0" distB="0" distL="0" distR="0" wp14:anchorId="7A6DC7D7" wp14:editId="7D7C0391">
+            <wp:extent cx="3509657" cy="2762250"/>
             <wp:effectExtent l="0" t="0" r="0" b="0"/>
-            <wp:docPr id="61" name="Imagem 61"/>
+            <wp:docPr id="28" name="Imagem 28"/>
             <wp:cNvGraphicFramePr>
               <a:graphicFrameLocks xmlns:a="http://schemas.openxmlformats.org/drawingml/2006/main" noChangeAspect="1"/>
             </wp:cNvGraphicFramePr>
@@ -20099,7 +20730,7 @@
                   <pic:spPr>
                     <a:xfrm>
                       <a:off x="0" y="0"/>
-                      <a:ext cx="6016955" cy="4244582"/>
+                      <a:ext cx="3527162" cy="2776027"/>
                     </a:xfrm>
                     <a:prstGeom prst="rect">
                       <a:avLst/>
@@ -20114,20 +20745,39 @@
     </w:p>
     <w:p>
       <w:pPr>
-        <w:rPr>
-          <w:rFonts w:cstheme="minorHAnsi"/>
-        </w:rPr>
-      </w:pPr>
-      <w:r>
-        <w:rPr>
-          <w:rFonts w:cstheme="minorHAnsi"/>
+        <w:jc w:val="center"/>
+        <w:rPr>
+          <w:rFonts w:eastAsia="Times New Roman" w:cstheme="minorHAnsi"/>
+          <w:sz w:val="20"/>
+          <w:szCs w:val="20"/>
+          <w:lang w:eastAsia="pt-BR"/>
+        </w:rPr>
+      </w:pPr>
+    </w:p>
+    <w:p>
+      <w:pPr>
+        <w:jc w:val="center"/>
+        <w:rPr>
+          <w:rFonts w:eastAsia="Times New Roman" w:cstheme="minorHAnsi"/>
+          <w:sz w:val="20"/>
+          <w:szCs w:val="20"/>
+          <w:lang w:eastAsia="pt-BR"/>
+        </w:rPr>
+      </w:pPr>
+      <w:r>
+        <w:rPr>
+          <w:rFonts w:eastAsia="Times New Roman" w:cstheme="minorHAnsi"/>
           <w:noProof/>
-        </w:rPr>
+          <w:sz w:val="20"/>
+          <w:szCs w:val="20"/>
+          <w:lang w:eastAsia="pt-BR"/>
+        </w:rPr>
+        <w:lastRenderedPageBreak/>
         <w:drawing>
-          <wp:inline distT="0" distB="0" distL="0" distR="0" wp14:anchorId="531D1578" wp14:editId="4EDBB120">
-            <wp:extent cx="5992965" cy="4219575"/>
-            <wp:effectExtent l="0" t="0" r="8255" b="0"/>
-            <wp:docPr id="62" name="Imagem 62"/>
+          <wp:inline distT="0" distB="0" distL="0" distR="0" wp14:anchorId="350E5132" wp14:editId="6263DCB0">
+            <wp:extent cx="3590925" cy="2830819"/>
+            <wp:effectExtent l="0" t="0" r="0" b="8255"/>
+            <wp:docPr id="29" name="Imagem 29"/>
             <wp:cNvGraphicFramePr>
               <a:graphicFrameLocks xmlns:a="http://schemas.openxmlformats.org/drawingml/2006/main" noChangeAspect="1"/>
             </wp:cNvGraphicFramePr>
@@ -20147,6 +20797,469 @@
                   <pic:spPr>
                     <a:xfrm>
                       <a:off x="0" y="0"/>
+                      <a:ext cx="3600314" cy="2838221"/>
+                    </a:xfrm>
+                    <a:prstGeom prst="rect">
+                      <a:avLst/>
+                    </a:prstGeom>
+                  </pic:spPr>
+                </pic:pic>
+              </a:graphicData>
+            </a:graphic>
+          </wp:inline>
+        </w:drawing>
+      </w:r>
+    </w:p>
+    <w:p>
+      <w:pPr>
+        <w:rPr>
+          <w:rFonts w:eastAsia="Times New Roman" w:cstheme="minorHAnsi"/>
+          <w:sz w:val="20"/>
+          <w:szCs w:val="20"/>
+          <w:lang w:eastAsia="pt-BR"/>
+        </w:rPr>
+      </w:pPr>
+    </w:p>
+    <w:p>
+      <w:pPr>
+        <w:spacing w:before="100" w:beforeAutospacing="1" w:after="100" w:afterAutospacing="1" w:line="240" w:lineRule="auto"/>
+        <w:outlineLvl w:val="1"/>
+        <w:rPr>
+          <w:rFonts w:eastAsia="Times New Roman" w:cstheme="minorHAnsi"/>
+          <w:b/>
+          <w:bCs/>
+          <w:sz w:val="36"/>
+          <w:szCs w:val="36"/>
+          <w:lang w:eastAsia="pt-BR"/>
+        </w:rPr>
+      </w:pPr>
+      <w:r>
+        <w:rPr>
+          <w:rFonts w:eastAsia="Times New Roman" w:cstheme="minorHAnsi"/>
+          <w:b/>
+          <w:bCs/>
+          <w:sz w:val="36"/>
+          <w:szCs w:val="36"/>
+          <w:lang w:eastAsia="pt-BR"/>
+        </w:rPr>
+        <w:t>Notas Adicionais</w:t>
+      </w:r>
+    </w:p>
+    <w:p>
+      <w:pPr>
+        <w:numPr>
+          <w:ilvl w:val="0"/>
+          <w:numId w:val="8"/>
+        </w:numPr>
+        <w:spacing w:before="100" w:beforeAutospacing="1" w:after="100" w:afterAutospacing="1" w:line="240" w:lineRule="auto"/>
+        <w:rPr>
+          <w:rFonts w:eastAsia="Times New Roman" w:cstheme="minorHAnsi"/>
+          <w:sz w:val="24"/>
+          <w:szCs w:val="24"/>
+          <w:lang w:eastAsia="pt-BR"/>
+        </w:rPr>
+      </w:pPr>
+      <w:r>
+        <w:rPr>
+          <w:rFonts w:eastAsia="Times New Roman" w:cstheme="minorHAnsi"/>
+          <w:sz w:val="24"/>
+          <w:szCs w:val="24"/>
+          <w:lang w:eastAsia="pt-BR"/>
+        </w:rPr>
+        <w:t>Esta atualização é compatível com as versões anteriores de dados</w:t>
+      </w:r>
+    </w:p>
+    <w:p>
+      <w:pPr>
+        <w:numPr>
+          <w:ilvl w:val="0"/>
+          <w:numId w:val="8"/>
+        </w:numPr>
+        <w:spacing w:before="100" w:beforeAutospacing="1" w:after="100" w:afterAutospacing="1" w:line="240" w:lineRule="auto"/>
+        <w:rPr>
+          <w:rFonts w:eastAsia="Times New Roman" w:cstheme="minorHAnsi"/>
+          <w:sz w:val="24"/>
+          <w:szCs w:val="24"/>
+          <w:lang w:eastAsia="pt-BR"/>
+        </w:rPr>
+      </w:pPr>
+      <w:r>
+        <w:rPr>
+          <w:rFonts w:eastAsia="Times New Roman" w:cstheme="minorHAnsi"/>
+          <w:sz w:val="24"/>
+          <w:szCs w:val="24"/>
+          <w:lang w:eastAsia="pt-BR"/>
+        </w:rPr>
+        <w:t>Não são necessárias alterações no banco de dados ou arquivos de configuração</w:t>
+      </w:r>
+    </w:p>
+    <w:p>
+      <w:pPr>
+        <w:numPr>
+          <w:ilvl w:val="0"/>
+          <w:numId w:val="8"/>
+        </w:numPr>
+        <w:spacing w:before="100" w:beforeAutospacing="1" w:after="100" w:afterAutospacing="1" w:line="240" w:lineRule="auto"/>
+        <w:rPr>
+          <w:rFonts w:eastAsia="Times New Roman" w:cstheme="minorHAnsi"/>
+          <w:sz w:val="24"/>
+          <w:szCs w:val="24"/>
+          <w:lang w:eastAsia="pt-BR"/>
+        </w:rPr>
+      </w:pPr>
+      <w:r>
+        <w:rPr>
+          <w:rFonts w:eastAsia="Times New Roman" w:cstheme="minorHAnsi"/>
+          <w:sz w:val="24"/>
+          <w:szCs w:val="24"/>
+          <w:lang w:eastAsia="pt-BR"/>
+        </w:rPr>
+        <w:t>Os usuários não precisarão de novo treinamento, pois as melhorias são intuitivas</w:t>
+      </w:r>
+    </w:p>
+    <w:p>
+      <w:pPr>
+        <w:spacing w:after="0" w:line="240" w:lineRule="auto"/>
+        <w:rPr>
+          <w:rFonts w:eastAsia="Times New Roman" w:cstheme="minorHAnsi"/>
+          <w:sz w:val="24"/>
+          <w:szCs w:val="24"/>
+          <w:lang w:eastAsia="pt-BR"/>
+        </w:rPr>
+      </w:pPr>
+      <w:r>
+        <w:rPr>
+          <w:rFonts w:eastAsia="Times New Roman" w:cstheme="minorHAnsi"/>
+          <w:sz w:val="24"/>
+          <w:szCs w:val="24"/>
+          <w:lang w:eastAsia="pt-BR"/>
+        </w:rPr>
+        <w:pict w14:anchorId="3002709F">
+          <v:rect id="_x0000_i1025" style="width:0;height:1.5pt" o:hralign="center" o:hrstd="t" o:hr="t" fillcolor="#a0a0a0" stroked="f"/>
+        </w:pict>
+      </w:r>
+    </w:p>
+    <w:p>
+      <w:pPr>
+        <w:spacing w:before="100" w:beforeAutospacing="1" w:after="100" w:afterAutospacing="1" w:line="240" w:lineRule="auto"/>
+        <w:rPr>
+          <w:rFonts w:eastAsia="Times New Roman" w:cstheme="minorHAnsi"/>
+          <w:sz w:val="24"/>
+          <w:szCs w:val="24"/>
+          <w:lang w:eastAsia="pt-BR"/>
+        </w:rPr>
+      </w:pPr>
+      <w:r>
+        <w:rPr>
+          <w:rFonts w:eastAsia="Times New Roman" w:cstheme="minorHAnsi"/>
+          <w:sz w:val="24"/>
+          <w:szCs w:val="24"/>
+          <w:lang w:eastAsia="pt-BR"/>
+        </w:rPr>
+        <w:t>Em caso de dúvidas ou problemas durante a atualização, entre em contato com o suporte técnico.</w:t>
+      </w:r>
+    </w:p>
+    <w:p>
+      <w:pPr>
+        <w:spacing w:after="0" w:line="240" w:lineRule="auto"/>
+        <w:rPr>
+          <w:rFonts w:eastAsia="Times New Roman" w:cstheme="minorHAnsi"/>
+          <w:b/>
+          <w:bCs/>
+          <w:sz w:val="28"/>
+          <w:szCs w:val="28"/>
+          <w:lang w:eastAsia="pt-BR"/>
+        </w:rPr>
+      </w:pPr>
+      <w:r>
+        <w:rPr>
+          <w:rFonts w:eastAsia="Times New Roman" w:cstheme="minorHAnsi"/>
+          <w:b/>
+          <w:bCs/>
+          <w:sz w:val="28"/>
+          <w:szCs w:val="28"/>
+          <w:lang w:eastAsia="pt-BR"/>
+        </w:rPr>
+        <w:t>Emília Margareth Gonzaga Alves</w:t>
+      </w:r>
+    </w:p>
+    <w:p>
+      <w:pPr>
+        <w:spacing w:after="0" w:line="240" w:lineRule="auto"/>
+        <w:rPr>
+          <w:rFonts w:eastAsia="Times New Roman" w:cstheme="minorHAnsi"/>
+          <w:sz w:val="24"/>
+          <w:szCs w:val="24"/>
+          <w:lang w:eastAsia="pt-BR"/>
+        </w:rPr>
+      </w:pPr>
+      <w:hyperlink r:id="rId68" w:history="1">
+        <w:r>
+          <w:rPr>
+            <w:rStyle w:val="Hyperlink"/>
+            <w:rFonts w:eastAsia="Times New Roman" w:cstheme="minorHAnsi"/>
+            <w:sz w:val="24"/>
+            <w:szCs w:val="24"/>
+            <w:lang w:eastAsia="pt-BR"/>
+          </w:rPr>
+          <w:t>emilia.mga@gmail.com</w:t>
+        </w:r>
+      </w:hyperlink>
+    </w:p>
+    <w:p>
+      <w:pPr>
+        <w:spacing w:after="0" w:line="240" w:lineRule="auto"/>
+        <w:rPr>
+          <w:rFonts w:eastAsia="Times New Roman" w:cstheme="minorHAnsi"/>
+          <w:sz w:val="24"/>
+          <w:szCs w:val="24"/>
+          <w:lang w:eastAsia="pt-BR"/>
+        </w:rPr>
+      </w:pPr>
+      <w:r>
+        <w:rPr>
+          <w:rFonts w:eastAsia="Times New Roman" w:cstheme="minorHAnsi"/>
+          <w:sz w:val="24"/>
+          <w:szCs w:val="24"/>
+          <w:lang w:eastAsia="pt-BR"/>
+        </w:rPr>
+        <w:t>(31) 98764-0939</w:t>
+      </w:r>
+    </w:p>
+    <w:p>
+      <w:pPr>
+        <w:rPr>
+          <w:rFonts w:eastAsia="Times New Roman" w:cstheme="minorHAnsi"/>
+          <w:sz w:val="24"/>
+          <w:szCs w:val="24"/>
+          <w:lang w:eastAsia="pt-BR"/>
+        </w:rPr>
+      </w:pPr>
+      <w:r>
+        <w:rPr>
+          <w:rFonts w:eastAsia="Times New Roman" w:cstheme="minorHAnsi"/>
+          <w:sz w:val="24"/>
+          <w:szCs w:val="24"/>
+          <w:lang w:eastAsia="pt-BR"/>
+        </w:rPr>
+        <w:br w:type="page"/>
+      </w:r>
+    </w:p>
+    <w:p>
+      <w:pPr>
+        <w:spacing w:before="100" w:beforeAutospacing="1" w:after="100" w:afterAutospacing="1" w:line="240" w:lineRule="auto"/>
+        <w:rPr>
+          <w:rFonts w:eastAsia="Times New Roman" w:cstheme="minorHAnsi"/>
+          <w:sz w:val="24"/>
+          <w:szCs w:val="24"/>
+          <w:lang w:eastAsia="pt-BR"/>
+        </w:rPr>
+      </w:pPr>
+      <w:r>
+        <w:rPr>
+          <w:rFonts w:eastAsia="Times New Roman" w:cstheme="minorHAnsi"/>
+          <w:sz w:val="24"/>
+          <w:szCs w:val="24"/>
+          <w:lang w:eastAsia="pt-BR"/>
+        </w:rPr>
+        <w:lastRenderedPageBreak/>
+        <w:t>ANEXO: RELATÓRIO QUINZENAL DE DESPESAS (com LANÇAMENTOS FUTUROS)</w:t>
+      </w:r>
+    </w:p>
+    <w:p>
+      <w:pPr>
+        <w:spacing w:before="100" w:beforeAutospacing="1" w:after="100" w:afterAutospacing="1" w:line="240" w:lineRule="auto"/>
+        <w:rPr>
+          <w:rFonts w:eastAsia="Times New Roman" w:cstheme="minorHAnsi"/>
+          <w:sz w:val="24"/>
+          <w:szCs w:val="24"/>
+          <w:lang w:eastAsia="pt-BR"/>
+        </w:rPr>
+      </w:pPr>
+      <w:r>
+        <w:rPr>
+          <w:rFonts w:eastAsia="Times New Roman" w:cstheme="minorHAnsi"/>
+          <w:noProof/>
+          <w:sz w:val="24"/>
+          <w:szCs w:val="24"/>
+          <w:lang w:eastAsia="pt-BR"/>
+        </w:rPr>
+        <w:drawing>
+          <wp:inline distT="0" distB="0" distL="0" distR="0" wp14:anchorId="7BB5C7D4" wp14:editId="2EA6CE1E">
+            <wp:extent cx="5957457" cy="4371975"/>
+            <wp:effectExtent l="0" t="0" r="5715" b="0"/>
+            <wp:docPr id="59" name="Imagem 59"/>
+            <wp:cNvGraphicFramePr>
+              <a:graphicFrameLocks xmlns:a="http://schemas.openxmlformats.org/drawingml/2006/main" noChangeAspect="1"/>
+            </wp:cNvGraphicFramePr>
+            <a:graphic xmlns:a="http://schemas.openxmlformats.org/drawingml/2006/main">
+              <a:graphicData uri="http://schemas.openxmlformats.org/drawingml/2006/picture">
+                <pic:pic xmlns:pic="http://schemas.openxmlformats.org/drawingml/2006/picture">
+                  <pic:nvPicPr>
+                    <pic:cNvPr id="1" name=""/>
+                    <pic:cNvPicPr/>
+                  </pic:nvPicPr>
+                  <pic:blipFill>
+                    <a:blip r:embed="rId69"/>
+                    <a:stretch>
+                      <a:fillRect/>
+                    </a:stretch>
+                  </pic:blipFill>
+                  <pic:spPr>
+                    <a:xfrm>
+                      <a:off x="0" y="0"/>
+                      <a:ext cx="5968270" cy="4379910"/>
+                    </a:xfrm>
+                    <a:prstGeom prst="rect">
+                      <a:avLst/>
+                    </a:prstGeom>
+                  </pic:spPr>
+                </pic:pic>
+              </a:graphicData>
+            </a:graphic>
+          </wp:inline>
+        </w:drawing>
+      </w:r>
+    </w:p>
+    <w:p>
+      <w:pPr>
+        <w:spacing w:before="100" w:beforeAutospacing="1" w:after="100" w:afterAutospacing="1" w:line="240" w:lineRule="auto"/>
+        <w:rPr>
+          <w:rFonts w:eastAsia="Times New Roman" w:cstheme="minorHAnsi"/>
+          <w:sz w:val="24"/>
+          <w:szCs w:val="24"/>
+          <w:lang w:eastAsia="pt-BR"/>
+        </w:rPr>
+      </w:pPr>
+      <w:r>
+        <w:rPr>
+          <w:rFonts w:eastAsia="Times New Roman" w:cstheme="minorHAnsi"/>
+          <w:noProof/>
+          <w:sz w:val="24"/>
+          <w:szCs w:val="24"/>
+          <w:lang w:eastAsia="pt-BR"/>
+        </w:rPr>
+        <w:drawing>
+          <wp:inline distT="0" distB="0" distL="0" distR="0" wp14:anchorId="5ECFC229" wp14:editId="79A4753E">
+            <wp:extent cx="5966925" cy="4229100"/>
+            <wp:effectExtent l="0" t="0" r="0" b="0"/>
+            <wp:docPr id="60" name="Imagem 60"/>
+            <wp:cNvGraphicFramePr>
+              <a:graphicFrameLocks xmlns:a="http://schemas.openxmlformats.org/drawingml/2006/main" noChangeAspect="1"/>
+            </wp:cNvGraphicFramePr>
+            <a:graphic xmlns:a="http://schemas.openxmlformats.org/drawingml/2006/main">
+              <a:graphicData uri="http://schemas.openxmlformats.org/drawingml/2006/picture">
+                <pic:pic xmlns:pic="http://schemas.openxmlformats.org/drawingml/2006/picture">
+                  <pic:nvPicPr>
+                    <pic:cNvPr id="1" name=""/>
+                    <pic:cNvPicPr/>
+                  </pic:nvPicPr>
+                  <pic:blipFill>
+                    <a:blip r:embed="rId70"/>
+                    <a:stretch>
+                      <a:fillRect/>
+                    </a:stretch>
+                  </pic:blipFill>
+                  <pic:spPr>
+                    <a:xfrm>
+                      <a:off x="0" y="0"/>
+                      <a:ext cx="5985736" cy="4242433"/>
+                    </a:xfrm>
+                    <a:prstGeom prst="rect">
+                      <a:avLst/>
+                    </a:prstGeom>
+                  </pic:spPr>
+                </pic:pic>
+              </a:graphicData>
+            </a:graphic>
+          </wp:inline>
+        </w:drawing>
+      </w:r>
+    </w:p>
+    <w:p>
+      <w:pPr>
+        <w:rPr>
+          <w:rFonts w:cstheme="minorHAnsi"/>
+        </w:rPr>
+      </w:pPr>
+      <w:r>
+        <w:rPr>
+          <w:rFonts w:cstheme="minorHAnsi"/>
+          <w:noProof/>
+        </w:rPr>
+        <w:lastRenderedPageBreak/>
+        <w:drawing>
+          <wp:inline distT="0" distB="0" distL="0" distR="0" wp14:anchorId="5D09E1A7" wp14:editId="4A290AF9">
+            <wp:extent cx="6008511" cy="4238625"/>
+            <wp:effectExtent l="0" t="0" r="0" b="0"/>
+            <wp:docPr id="61" name="Imagem 61"/>
+            <wp:cNvGraphicFramePr>
+              <a:graphicFrameLocks xmlns:a="http://schemas.openxmlformats.org/drawingml/2006/main" noChangeAspect="1"/>
+            </wp:cNvGraphicFramePr>
+            <a:graphic xmlns:a="http://schemas.openxmlformats.org/drawingml/2006/main">
+              <a:graphicData uri="http://schemas.openxmlformats.org/drawingml/2006/picture">
+                <pic:pic xmlns:pic="http://schemas.openxmlformats.org/drawingml/2006/picture">
+                  <pic:nvPicPr>
+                    <pic:cNvPr id="1" name=""/>
+                    <pic:cNvPicPr/>
+                  </pic:nvPicPr>
+                  <pic:blipFill>
+                    <a:blip r:embed="rId71"/>
+                    <a:stretch>
+                      <a:fillRect/>
+                    </a:stretch>
+                  </pic:blipFill>
+                  <pic:spPr>
+                    <a:xfrm>
+                      <a:off x="0" y="0"/>
+                      <a:ext cx="6016955" cy="4244582"/>
+                    </a:xfrm>
+                    <a:prstGeom prst="rect">
+                      <a:avLst/>
+                    </a:prstGeom>
+                  </pic:spPr>
+                </pic:pic>
+              </a:graphicData>
+            </a:graphic>
+          </wp:inline>
+        </w:drawing>
+      </w:r>
+    </w:p>
+    <w:p>
+      <w:pPr>
+        <w:rPr>
+          <w:rFonts w:cstheme="minorHAnsi"/>
+        </w:rPr>
+      </w:pPr>
+      <w:r>
+        <w:rPr>
+          <w:rFonts w:cstheme="minorHAnsi"/>
+          <w:noProof/>
+        </w:rPr>
+        <w:drawing>
+          <wp:inline distT="0" distB="0" distL="0" distR="0" wp14:anchorId="531D1578" wp14:editId="4EDBB120">
+            <wp:extent cx="5992965" cy="4219575"/>
+            <wp:effectExtent l="0" t="0" r="8255" b="0"/>
+            <wp:docPr id="62" name="Imagem 62"/>
+            <wp:cNvGraphicFramePr>
+              <a:graphicFrameLocks xmlns:a="http://schemas.openxmlformats.org/drawingml/2006/main" noChangeAspect="1"/>
+            </wp:cNvGraphicFramePr>
+            <a:graphic xmlns:a="http://schemas.openxmlformats.org/drawingml/2006/main">
+              <a:graphicData uri="http://schemas.openxmlformats.org/drawingml/2006/picture">
+                <pic:pic xmlns:pic="http://schemas.openxmlformats.org/drawingml/2006/picture">
+                  <pic:nvPicPr>
+                    <pic:cNvPr id="1" name=""/>
+                    <pic:cNvPicPr/>
+                  </pic:nvPicPr>
+                  <pic:blipFill>
+                    <a:blip r:embed="rId72"/>
+                    <a:stretch>
+                      <a:fillRect/>
+                    </a:stretch>
+                  </pic:blipFill>
+                  <pic:spPr>
+                    <a:xfrm>
+                      <a:off x="0" y="0"/>
                       <a:ext cx="6005985" cy="4228742"/>
                     </a:xfrm>
                     <a:prstGeom prst="rect">
@@ -20161,7 +21274,7 @@
       </w:r>
     </w:p>
     <w:sectPr>
-      <w:footerReference w:type="default" r:id="rId68"/>
+      <w:footerReference w:type="default" r:id="rId73"/>
       <w:pgSz w:w="11906" w:h="16838"/>
       <w:pgMar w:top="851" w:right="1134" w:bottom="851" w:left="1134" w:header="709" w:footer="709" w:gutter="0"/>
       <w:pgNumType w:start="0"/>
@@ -23784,7 +24897,7 @@
 
 <file path=customXml/item1.xml><?xml version="1.0" encoding="utf-8"?>
 <CoverPageProperties xmlns="http://schemas.microsoft.com/office/2006/coverPageProps">
-  <PublishDate>2025-06-05T00:00:00</PublishDate>
+  <PublishDate>2025-06-23T00:00:00</PublishDate>
   <Abstract/>
   <CompanyAddress/>
   <CompanyPhone/>
